--- a/docs/imdbDocumentation.docx
+++ b/docs/imdbDocumentation.docx
@@ -27,15 +27,7 @@
           <w:sz w:val="56"/>
           <w:szCs w:val="56"/>
         </w:rPr>
-        <w:t xml:space="preserve"> Data Engineering Project </w:t>
-      </w:r>
-      <w:r>
-        <w:rPr>
-          <w:color w:val="BF8F00" w:themeColor="accent4" w:themeShade="BF"/>
-          <w:sz w:val="56"/>
-          <w:szCs w:val="56"/>
-        </w:rPr>
-        <w:t xml:space="preserve">: </w:t>
+        <w:t xml:space="preserve"> Data Engineering Project : </w:t>
       </w:r>
       <w:proofErr w:type="spellStart"/>
       <w:r>
@@ -16787,19 +16779,7 @@
           <w:lang w:eastAsia="ro-RO"/>
           <w14:ligatures w14:val="none"/>
         </w:rPr>
-        <w:t>imdbProjec</w:t>
-      </w:r>
-      <w:r>
-        <w:rPr>
-          <w:rFonts w:ascii="Times New Roman" w:eastAsia="Times New Roman" w:hAnsi="Times New Roman" w:cs="Times New Roman"/>
-          <w:color w:val="1F1F1F"/>
-          <w:kern w:val="0"/>
-          <w:sz w:val="24"/>
-          <w:szCs w:val="24"/>
-          <w:lang w:eastAsia="ro-RO"/>
-          <w14:ligatures w14:val="none"/>
-        </w:rPr>
-        <w:t>t</w:t>
+        <w:t>imdbProject</w:t>
       </w:r>
       <w:proofErr w:type="spellEnd"/>
     </w:p>
@@ -17428,19 +17408,7 @@
           <w:lang w:eastAsia="ro-RO"/>
           <w14:ligatures w14:val="none"/>
         </w:rPr>
-        <w:t xml:space="preserve"> -d </w:t>
-      </w:r>
-      <w:r>
-        <w:rPr>
-          <w:rFonts w:ascii="Times New Roman" w:eastAsia="Times New Roman" w:hAnsi="Times New Roman" w:cs="Times New Roman"/>
-          <w:color w:val="1F1F1F"/>
-          <w:kern w:val="0"/>
-          <w:sz w:val="24"/>
-          <w:szCs w:val="24"/>
-          <w:lang w:eastAsia="ro-RO"/>
-          <w14:ligatures w14:val="none"/>
-        </w:rPr>
-        <w:t>–</w:t>
+        <w:t xml:space="preserve"> -d –</w:t>
       </w:r>
       <w:proofErr w:type="spellStart"/>
       <w:r>
@@ -20300,6 +20268,9 @@
     </w:p>
     <w:p>
       <w:r>
+        <w:rPr>
+          <w:noProof/>
+        </w:rPr>
         <w:drawing>
           <wp:inline distT="0" distB="0" distL="0" distR="0" wp14:anchorId="0ABE4F0D" wp14:editId="204CAF9D">
             <wp:extent cx="4543425" cy="1608128"/>
@@ -21777,6 +21748,7 @@
       </w:pPr>
       <w:r>
         <w:rPr>
+          <w:noProof/>
           <w:color w:val="5B9BD5" w:themeColor="accent1"/>
           <w14:shadow w14:blurRad="38100" w14:dist="25400" w14:dir="5400000" w14:sx="100000" w14:sy="100000" w14:kx="0" w14:ky="0" w14:algn="ctr">
             <w14:srgbClr w14:val="6E747A">
@@ -21790,7 +21762,7 @@
           </w14:textOutline>
         </w:rPr>
         <w:drawing>
-          <wp:anchor distT="0" distB="0" distL="114300" distR="114300" simplePos="0" relativeHeight="251661312" behindDoc="0" locked="0" layoutInCell="1" allowOverlap="1" wp14:anchorId="2912AE55" wp14:editId="09151D37">
+          <wp:anchor distT="0" distB="0" distL="114300" distR="114300" simplePos="0" relativeHeight="251661312" behindDoc="0" locked="0" layoutInCell="1" allowOverlap="1" wp14:anchorId="2912AE55" wp14:editId="25E11C51">
             <wp:simplePos x="0" y="0"/>
             <wp:positionH relativeFrom="margin">
               <wp:posOffset>-1373</wp:posOffset>
@@ -23456,8 +23428,11 @@
         </w:rPr>
       </w:pPr>
       <w:r>
+        <w:rPr>
+          <w:noProof/>
+        </w:rPr>
         <w:drawing>
-          <wp:anchor distT="0" distB="0" distL="114300" distR="114300" simplePos="0" relativeHeight="251663360" behindDoc="0" locked="0" layoutInCell="1" allowOverlap="1" wp14:anchorId="6B3CF0C2" wp14:editId="057588FE">
+          <wp:anchor distT="0" distB="0" distL="114300" distR="114300" simplePos="0" relativeHeight="251663360" behindDoc="0" locked="0" layoutInCell="1" allowOverlap="1" wp14:anchorId="6B3CF0C2" wp14:editId="1CB6A4E8">
             <wp:simplePos x="0" y="0"/>
             <wp:positionH relativeFrom="column">
               <wp:posOffset>-137777</wp:posOffset>
@@ -23507,8 +23482,11 @@
         </w:drawing>
       </w:r>
       <w:r>
+        <w:rPr>
+          <w:noProof/>
+        </w:rPr>
         <w:drawing>
-          <wp:anchor distT="0" distB="0" distL="114300" distR="114300" simplePos="0" relativeHeight="251662336" behindDoc="0" locked="0" layoutInCell="1" allowOverlap="1" wp14:anchorId="036E2AE7" wp14:editId="4ADC6E05">
+          <wp:anchor distT="0" distB="0" distL="114300" distR="114300" simplePos="0" relativeHeight="251662336" behindDoc="0" locked="0" layoutInCell="1" allowOverlap="1" wp14:anchorId="036E2AE7" wp14:editId="28ECBA5F">
             <wp:simplePos x="0" y="0"/>
             <wp:positionH relativeFrom="column">
               <wp:posOffset>-139065</wp:posOffset>
@@ -25437,227 +25415,7 @@
           <w:sz w:val="24"/>
           <w:szCs w:val="24"/>
         </w:rPr>
-        <w:t xml:space="preserve"> overrated titles (</w:t>
-      </w:r>
-      <w:proofErr w:type="spellStart"/>
-      <w:r>
-        <w:rPr>
-          <w:rFonts w:ascii="Times New Roman" w:hAnsi="Times New Roman" w:cs="Times New Roman"/>
-          <w:b/>
-          <w:bCs/>
-          <w:sz w:val="24"/>
-          <w:szCs w:val="24"/>
-        </w:rPr>
-        <w:t>overrated_count</w:t>
-      </w:r>
-      <w:proofErr w:type="spellEnd"/>
-      <w:r>
-        <w:rPr>
-          <w:rFonts w:ascii="Times New Roman" w:hAnsi="Times New Roman" w:cs="Times New Roman"/>
-          <w:b/>
-          <w:bCs/>
-          <w:sz w:val="24"/>
-          <w:szCs w:val="24"/>
-        </w:rPr>
-        <w:t xml:space="preserve"> = 0). The </w:t>
-      </w:r>
-      <w:proofErr w:type="spellStart"/>
-      <w:r>
-        <w:rPr>
-          <w:rFonts w:ascii="Times New Roman" w:hAnsi="Times New Roman" w:cs="Times New Roman"/>
-          <w:b/>
-          <w:bCs/>
-          <w:sz w:val="24"/>
-          <w:szCs w:val="24"/>
-        </w:rPr>
-        <w:t>use</w:t>
-      </w:r>
-      <w:proofErr w:type="spellEnd"/>
-      <w:r>
-        <w:rPr>
-          <w:rFonts w:ascii="Times New Roman" w:hAnsi="Times New Roman" w:cs="Times New Roman"/>
-          <w:b/>
-          <w:bCs/>
-          <w:sz w:val="24"/>
-          <w:szCs w:val="24"/>
-        </w:rPr>
-        <w:t xml:space="preserve"> of NULLIF(..., 0) </w:t>
-      </w:r>
-      <w:proofErr w:type="spellStart"/>
-      <w:r>
-        <w:rPr>
-          <w:rFonts w:ascii="Times New Roman" w:hAnsi="Times New Roman" w:cs="Times New Roman"/>
-          <w:b/>
-          <w:bCs/>
-          <w:sz w:val="24"/>
-          <w:szCs w:val="24"/>
-        </w:rPr>
-        <w:t>shields</w:t>
-      </w:r>
-      <w:proofErr w:type="spellEnd"/>
-      <w:r>
-        <w:rPr>
-          <w:rFonts w:ascii="Times New Roman" w:hAnsi="Times New Roman" w:cs="Times New Roman"/>
-          <w:b/>
-          <w:bCs/>
-          <w:sz w:val="24"/>
-          <w:szCs w:val="24"/>
-        </w:rPr>
-        <w:t xml:space="preserve"> </w:t>
-      </w:r>
-      <w:proofErr w:type="spellStart"/>
-      <w:r>
-        <w:rPr>
-          <w:rFonts w:ascii="Times New Roman" w:hAnsi="Times New Roman" w:cs="Times New Roman"/>
-          <w:b/>
-          <w:bCs/>
-          <w:sz w:val="24"/>
-          <w:szCs w:val="24"/>
-        </w:rPr>
-        <w:t>the</w:t>
-      </w:r>
-      <w:proofErr w:type="spellEnd"/>
-      <w:r>
-        <w:rPr>
-          <w:rFonts w:ascii="Times New Roman" w:hAnsi="Times New Roman" w:cs="Times New Roman"/>
-          <w:b/>
-          <w:bCs/>
-          <w:sz w:val="24"/>
-          <w:szCs w:val="24"/>
-        </w:rPr>
-        <w:t xml:space="preserve"> </w:t>
-      </w:r>
-      <w:proofErr w:type="spellStart"/>
-      <w:r>
-        <w:rPr>
-          <w:rFonts w:ascii="Times New Roman" w:hAnsi="Times New Roman" w:cs="Times New Roman"/>
-          <w:b/>
-          <w:bCs/>
-          <w:sz w:val="24"/>
-          <w:szCs w:val="24"/>
-        </w:rPr>
-        <w:t>query</w:t>
-      </w:r>
-      <w:proofErr w:type="spellEnd"/>
-      <w:r>
-        <w:rPr>
-          <w:rFonts w:ascii="Times New Roman" w:hAnsi="Times New Roman" w:cs="Times New Roman"/>
-          <w:b/>
-          <w:bCs/>
-          <w:sz w:val="24"/>
-          <w:szCs w:val="24"/>
-        </w:rPr>
-        <w:t xml:space="preserve"> </w:t>
-      </w:r>
-      <w:proofErr w:type="spellStart"/>
-      <w:r>
-        <w:rPr>
-          <w:rFonts w:ascii="Times New Roman" w:hAnsi="Times New Roman" w:cs="Times New Roman"/>
-          <w:b/>
-          <w:bCs/>
-          <w:sz w:val="24"/>
-          <w:szCs w:val="24"/>
-        </w:rPr>
-        <w:t>from</w:t>
-      </w:r>
-      <w:proofErr w:type="spellEnd"/>
-      <w:r>
-        <w:rPr>
-          <w:rFonts w:ascii="Times New Roman" w:hAnsi="Times New Roman" w:cs="Times New Roman"/>
-          <w:b/>
-          <w:bCs/>
-          <w:sz w:val="24"/>
-          <w:szCs w:val="24"/>
-        </w:rPr>
-        <w:t xml:space="preserve"> a </w:t>
-      </w:r>
-      <w:proofErr w:type="spellStart"/>
-      <w:r>
-        <w:rPr>
-          <w:rFonts w:ascii="Times New Roman" w:hAnsi="Times New Roman" w:cs="Times New Roman"/>
-          <w:b/>
-          <w:bCs/>
-          <w:sz w:val="24"/>
-          <w:szCs w:val="24"/>
-        </w:rPr>
-        <w:t>division</w:t>
-      </w:r>
-      <w:proofErr w:type="spellEnd"/>
-      <w:r>
-        <w:rPr>
-          <w:rFonts w:ascii="Times New Roman" w:hAnsi="Times New Roman" w:cs="Times New Roman"/>
-          <w:b/>
-          <w:bCs/>
-          <w:sz w:val="24"/>
-          <w:szCs w:val="24"/>
-        </w:rPr>
-        <w:t>-</w:t>
-      </w:r>
-      <w:proofErr w:type="spellStart"/>
-      <w:r>
-        <w:rPr>
-          <w:rFonts w:ascii="Times New Roman" w:hAnsi="Times New Roman" w:cs="Times New Roman"/>
-          <w:b/>
-          <w:bCs/>
-          <w:sz w:val="24"/>
-          <w:szCs w:val="24"/>
-        </w:rPr>
-        <w:t>by</w:t>
-      </w:r>
-      <w:proofErr w:type="spellEnd"/>
-      <w:r>
-        <w:rPr>
-          <w:rFonts w:ascii="Times New Roman" w:hAnsi="Times New Roman" w:cs="Times New Roman"/>
-          <w:b/>
-          <w:bCs/>
-          <w:sz w:val="24"/>
-          <w:szCs w:val="24"/>
-        </w:rPr>
-        <w:t xml:space="preserve">-zero </w:t>
-      </w:r>
-      <w:proofErr w:type="spellStart"/>
-      <w:r>
-        <w:rPr>
-          <w:rFonts w:ascii="Times New Roman" w:hAnsi="Times New Roman" w:cs="Times New Roman"/>
-          <w:b/>
-          <w:bCs/>
-          <w:sz w:val="24"/>
-          <w:szCs w:val="24"/>
-        </w:rPr>
-        <w:t>runtime</w:t>
-      </w:r>
-      <w:proofErr w:type="spellEnd"/>
-      <w:r>
-        <w:rPr>
-          <w:rFonts w:ascii="Times New Roman" w:hAnsi="Times New Roman" w:cs="Times New Roman"/>
-          <w:b/>
-          <w:bCs/>
-          <w:sz w:val="24"/>
-          <w:szCs w:val="24"/>
-        </w:rPr>
-        <w:t xml:space="preserve"> </w:t>
-      </w:r>
-      <w:proofErr w:type="spellStart"/>
-      <w:r>
-        <w:rPr>
-          <w:rFonts w:ascii="Times New Roman" w:hAnsi="Times New Roman" w:cs="Times New Roman"/>
-          <w:b/>
-          <w:bCs/>
-          <w:sz w:val="24"/>
-          <w:szCs w:val="24"/>
-        </w:rPr>
-        <w:t>error</w:t>
-      </w:r>
-      <w:proofErr w:type="spellEnd"/>
-      <w:r>
-        <w:rPr>
-          <w:rFonts w:ascii="Times New Roman" w:hAnsi="Times New Roman" w:cs="Times New Roman"/>
-          <w:b/>
-          <w:bCs/>
-          <w:sz w:val="24"/>
-          <w:szCs w:val="24"/>
-        </w:rPr>
-        <w:t xml:space="preserve">, </w:t>
+        <w:t xml:space="preserve"> overrated titles (overrated_count = 0). The use of NULLIF(..., 0) shields the query from a division-by-zero runtime error, </w:t>
       </w:r>
       <w:proofErr w:type="spellStart"/>
       <w:r>
@@ -36032,6 +35790,7 @@
   <w:style w:type="character" w:default="1" w:styleId="DefaultParagraphFont">
     <w:name w:val="Default Paragraph Font"/>
     <w:uiPriority w:val="1"/>
+    <w:semiHidden/>
     <w:unhideWhenUsed/>
   </w:style>
   <w:style w:type="table" w:default="1" w:styleId="TableNormal">

--- a/docs/imdbDocumentation.docx
+++ b/docs/imdbDocumentation.docx
@@ -2725,23 +2725,50 @@
       </w:pPr>
       <w:bookmarkStart w:id="5" w:name="_Toc238408118"/>
       <w:r>
+        <w:lastRenderedPageBreak/>
+        <w:t xml:space="preserve">3. </w:t>
+      </w:r>
+      <w:proofErr w:type="spellStart"/>
+      <w:r>
+        <w:t>Architecture</w:t>
+      </w:r>
+      <w:proofErr w:type="spellEnd"/>
+      <w:r>
+        <w:t xml:space="preserve"> </w:t>
+      </w:r>
+      <w:proofErr w:type="spellStart"/>
+      <w:r>
+        <w:t>Overview</w:t>
+      </w:r>
+      <w:bookmarkEnd w:id="5"/>
+      <w:proofErr w:type="spellEnd"/>
+    </w:p>
+    <w:p>
+      <w:pPr>
+        <w:jc w:val="both"/>
+        <w:rPr>
+          <w:rFonts w:ascii="Times New Roman" w:hAnsi="Times New Roman"/>
+          <w:sz w:val="24"/>
+          <w:szCs w:val="24"/>
+        </w:rPr>
+      </w:pPr>
+      <w:r>
         <w:rPr>
           <w:noProof/>
         </w:rPr>
-        <w:lastRenderedPageBreak/>
         <w:drawing>
-          <wp:anchor distT="0" distB="0" distL="114300" distR="114300" simplePos="0" relativeHeight="251658240" behindDoc="0" locked="0" layoutInCell="1" allowOverlap="1" wp14:anchorId="013786AF" wp14:editId="25A3638A">
+          <wp:anchor distT="0" distB="0" distL="114300" distR="114300" simplePos="0" relativeHeight="251665408" behindDoc="0" locked="0" layoutInCell="1" allowOverlap="1" wp14:anchorId="741BB0FE" wp14:editId="52B64F45">
             <wp:simplePos x="0" y="0"/>
-            <wp:positionH relativeFrom="margin">
-              <wp:align>center</wp:align>
+            <wp:positionH relativeFrom="page">
+              <wp:posOffset>341364</wp:posOffset>
             </wp:positionH>
             <wp:positionV relativeFrom="paragraph">
-              <wp:posOffset>457200</wp:posOffset>
+              <wp:posOffset>618561</wp:posOffset>
             </wp:positionV>
-            <wp:extent cx="7030085" cy="1819275"/>
-            <wp:effectExtent l="0" t="0" r="0" b="9525"/>
+            <wp:extent cx="6854825" cy="1557655"/>
+            <wp:effectExtent l="0" t="0" r="3175" b="4445"/>
             <wp:wrapTopAndBottom/>
-            <wp:docPr id="793160407" name="Picture 1"/>
+            <wp:docPr id="1646152459" name="Picture 1"/>
             <wp:cNvGraphicFramePr>
               <a:graphicFrameLocks xmlns:a="http://schemas.openxmlformats.org/drawingml/2006/main" noChangeAspect="1"/>
             </wp:cNvGraphicFramePr>
@@ -2749,7 +2776,7 @@
               <a:graphicData uri="http://schemas.openxmlformats.org/drawingml/2006/picture">
                 <pic:pic xmlns:pic="http://schemas.openxmlformats.org/drawingml/2006/picture">
                   <pic:nvPicPr>
-                    <pic:cNvPr id="793160407" name="Picture 793160407"/>
+                    <pic:cNvPr id="1646152459" name="Picture 1646152459"/>
                     <pic:cNvPicPr/>
                   </pic:nvPicPr>
                   <pic:blipFill>
@@ -2767,7 +2794,7 @@
                   <pic:spPr>
                     <a:xfrm>
                       <a:off x="0" y="0"/>
-                      <a:ext cx="7030085" cy="1819275"/>
+                      <a:ext cx="6854825" cy="1557655"/>
                     </a:xfrm>
                     <a:prstGeom prst="rect">
                       <a:avLst/>
@@ -2776,838 +2803,1264 @@
                 </pic:pic>
               </a:graphicData>
             </a:graphic>
+            <wp14:sizeRelH relativeFrom="margin">
+              <wp14:pctWidth>0</wp14:pctWidth>
+            </wp14:sizeRelH>
+            <wp14:sizeRelV relativeFrom="margin">
+              <wp14:pctHeight>0</wp14:pctHeight>
+            </wp14:sizeRelV>
           </wp:anchor>
         </w:drawing>
       </w:r>
       <w:r>
-        <w:t xml:space="preserve">3. </w:t>
-      </w:r>
-      <w:proofErr w:type="spellStart"/>
-      <w:r>
-        <w:t>Architecture</w:t>
-      </w:r>
-      <w:proofErr w:type="spellEnd"/>
-      <w:r>
-        <w:t xml:space="preserve"> </w:t>
-      </w:r>
-      <w:proofErr w:type="spellStart"/>
-      <w:r>
-        <w:t>Overview</w:t>
-      </w:r>
-      <w:bookmarkEnd w:id="5"/>
-      <w:proofErr w:type="spellEnd"/>
-    </w:p>
-    <w:p/>
-    <w:p>
-      <w:pPr>
-        <w:pStyle w:val="paragraf"/>
-      </w:pPr>
-      <w:r>
-        <w:t xml:space="preserve">The </w:t>
-      </w:r>
-      <w:proofErr w:type="spellStart"/>
-      <w:r>
-        <w:t>diagram</w:t>
-      </w:r>
-      <w:proofErr w:type="spellEnd"/>
-      <w:r>
-        <w:t xml:space="preserve"> </w:t>
-      </w:r>
-      <w:proofErr w:type="spellStart"/>
-      <w:r>
-        <w:t>illustrates</w:t>
-      </w:r>
-      <w:proofErr w:type="spellEnd"/>
-      <w:r>
-        <w:t xml:space="preserve"> </w:t>
-      </w:r>
-      <w:proofErr w:type="spellStart"/>
-      <w:r>
-        <w:t>the</w:t>
-      </w:r>
-      <w:proofErr w:type="spellEnd"/>
-      <w:r>
-        <w:t xml:space="preserve"> </w:t>
-      </w:r>
-      <w:proofErr w:type="spellStart"/>
-      <w:r>
-        <w:t>sequential</w:t>
-      </w:r>
-      <w:proofErr w:type="spellEnd"/>
-      <w:r>
-        <w:t xml:space="preserve"> data </w:t>
-      </w:r>
-      <w:proofErr w:type="spellStart"/>
-      <w:r>
-        <w:t>flow</w:t>
-      </w:r>
-      <w:proofErr w:type="spellEnd"/>
-      <w:r>
-        <w:t xml:space="preserve"> </w:t>
-      </w:r>
-      <w:proofErr w:type="spellStart"/>
-      <w:r>
-        <w:t>across</w:t>
-      </w:r>
-      <w:proofErr w:type="spellEnd"/>
-      <w:r>
-        <w:t xml:space="preserve"> </w:t>
-      </w:r>
-      <w:proofErr w:type="spellStart"/>
-      <w:r>
-        <w:t>four</w:t>
-      </w:r>
-      <w:proofErr w:type="spellEnd"/>
-      <w:r>
-        <w:t xml:space="preserve"> </w:t>
-      </w:r>
-      <w:proofErr w:type="spellStart"/>
-      <w:r>
-        <w:t>tasks</w:t>
-      </w:r>
-      <w:proofErr w:type="spellEnd"/>
-      <w:r>
-        <w:t xml:space="preserve"> </w:t>
-      </w:r>
-      <w:proofErr w:type="spellStart"/>
-      <w:r>
-        <w:t>orchestrated</w:t>
-      </w:r>
-      <w:proofErr w:type="spellEnd"/>
-      <w:r>
-        <w:t xml:space="preserve"> </w:t>
-      </w:r>
-      <w:proofErr w:type="spellStart"/>
-      <w:r>
-        <w:t>by</w:t>
-      </w:r>
-      <w:proofErr w:type="spellEnd"/>
-      <w:r>
-        <w:t xml:space="preserve"> Apache </w:t>
-      </w:r>
-      <w:proofErr w:type="spellStart"/>
-      <w:r>
+        <w:rPr>
+          <w:rFonts w:ascii="Times New Roman" w:hAnsi="Times New Roman"/>
+          <w:sz w:val="24"/>
+          <w:szCs w:val="24"/>
+        </w:rPr>
+        <w:t xml:space="preserve"> </w:t>
+      </w:r>
+      <w:r>
+        <w:rPr>
+          <w:rFonts w:ascii="Times New Roman" w:hAnsi="Times New Roman"/>
+          <w:sz w:val="24"/>
+          <w:szCs w:val="24"/>
+        </w:rPr>
+        <w:t xml:space="preserve">The data </w:t>
+      </w:r>
+      <w:proofErr w:type="spellStart"/>
+      <w:r>
+        <w:rPr>
+          <w:rFonts w:ascii="Times New Roman" w:hAnsi="Times New Roman"/>
+          <w:sz w:val="24"/>
+          <w:szCs w:val="24"/>
+        </w:rPr>
+        <w:t>platform</w:t>
+      </w:r>
+      <w:proofErr w:type="spellEnd"/>
+      <w:r>
+        <w:rPr>
+          <w:rFonts w:ascii="Times New Roman" w:hAnsi="Times New Roman"/>
+          <w:sz w:val="24"/>
+          <w:szCs w:val="24"/>
+        </w:rPr>
+        <w:t xml:space="preserve"> </w:t>
+      </w:r>
+      <w:proofErr w:type="spellStart"/>
+      <w:r>
+        <w:rPr>
+          <w:rFonts w:ascii="Times New Roman" w:hAnsi="Times New Roman"/>
+          <w:sz w:val="24"/>
+          <w:szCs w:val="24"/>
+        </w:rPr>
+        <w:t>is</w:t>
+      </w:r>
+      <w:proofErr w:type="spellEnd"/>
+      <w:r>
+        <w:rPr>
+          <w:rFonts w:ascii="Times New Roman" w:hAnsi="Times New Roman"/>
+          <w:sz w:val="24"/>
+          <w:szCs w:val="24"/>
+        </w:rPr>
+        <w:t xml:space="preserve"> </w:t>
+      </w:r>
+      <w:proofErr w:type="spellStart"/>
+      <w:r>
+        <w:rPr>
+          <w:rFonts w:ascii="Times New Roman" w:hAnsi="Times New Roman"/>
+          <w:sz w:val="24"/>
+          <w:szCs w:val="24"/>
+        </w:rPr>
+        <w:t>containerized</w:t>
+      </w:r>
+      <w:proofErr w:type="spellEnd"/>
+      <w:r>
+        <w:rPr>
+          <w:rFonts w:ascii="Times New Roman" w:hAnsi="Times New Roman"/>
+          <w:sz w:val="24"/>
+          <w:szCs w:val="24"/>
+        </w:rPr>
+        <w:t xml:space="preserve"> </w:t>
+      </w:r>
+      <w:proofErr w:type="spellStart"/>
+      <w:r>
+        <w:rPr>
+          <w:rFonts w:ascii="Times New Roman" w:hAnsi="Times New Roman"/>
+          <w:sz w:val="24"/>
+          <w:szCs w:val="24"/>
+        </w:rPr>
+        <w:t>using</w:t>
+      </w:r>
+      <w:proofErr w:type="spellEnd"/>
+      <w:r>
+        <w:rPr>
+          <w:rFonts w:ascii="Times New Roman" w:hAnsi="Times New Roman"/>
+          <w:sz w:val="24"/>
+          <w:szCs w:val="24"/>
+        </w:rPr>
+        <w:t xml:space="preserve"> </w:t>
+      </w:r>
+      <w:proofErr w:type="spellStart"/>
+      <w:r>
+        <w:rPr>
+          <w:rFonts w:ascii="Times New Roman" w:hAnsi="Times New Roman"/>
+          <w:b/>
+          <w:bCs/>
+          <w:sz w:val="24"/>
+          <w:szCs w:val="24"/>
+        </w:rPr>
+        <w:t>Docker</w:t>
+      </w:r>
+      <w:proofErr w:type="spellEnd"/>
+      <w:r>
+        <w:rPr>
+          <w:rFonts w:ascii="Times New Roman" w:hAnsi="Times New Roman"/>
+          <w:sz w:val="24"/>
+          <w:szCs w:val="24"/>
+        </w:rPr>
+        <w:t xml:space="preserve"> </w:t>
+      </w:r>
+      <w:proofErr w:type="spellStart"/>
+      <w:r>
+        <w:rPr>
+          <w:rFonts w:ascii="Times New Roman" w:hAnsi="Times New Roman"/>
+          <w:sz w:val="24"/>
+          <w:szCs w:val="24"/>
+        </w:rPr>
+        <w:t>and</w:t>
+      </w:r>
+      <w:proofErr w:type="spellEnd"/>
+      <w:r>
+        <w:rPr>
+          <w:rFonts w:ascii="Times New Roman" w:hAnsi="Times New Roman"/>
+          <w:sz w:val="24"/>
+          <w:szCs w:val="24"/>
+        </w:rPr>
+        <w:t xml:space="preserve"> </w:t>
+      </w:r>
+      <w:proofErr w:type="spellStart"/>
+      <w:r>
+        <w:rPr>
+          <w:rFonts w:ascii="Times New Roman" w:hAnsi="Times New Roman"/>
+          <w:sz w:val="24"/>
+          <w:szCs w:val="24"/>
+        </w:rPr>
+        <w:t>integrates</w:t>
+      </w:r>
+      <w:proofErr w:type="spellEnd"/>
+      <w:r>
+        <w:rPr>
+          <w:rFonts w:ascii="Times New Roman" w:hAnsi="Times New Roman"/>
+          <w:sz w:val="24"/>
+          <w:szCs w:val="24"/>
+        </w:rPr>
+        <w:t xml:space="preserve"> </w:t>
+      </w:r>
+      <w:r>
+        <w:rPr>
+          <w:rFonts w:ascii="Times New Roman" w:hAnsi="Times New Roman"/>
+          <w:b/>
+          <w:bCs/>
+          <w:sz w:val="24"/>
+          <w:szCs w:val="24"/>
+        </w:rPr>
+        <w:t xml:space="preserve">Apache </w:t>
+      </w:r>
+      <w:proofErr w:type="spellStart"/>
+      <w:r>
+        <w:rPr>
+          <w:rFonts w:ascii="Times New Roman" w:hAnsi="Times New Roman"/>
+          <w:b/>
+          <w:bCs/>
+          <w:sz w:val="24"/>
+          <w:szCs w:val="24"/>
+        </w:rPr>
         <w:t>Airflow</w:t>
       </w:r>
       <w:proofErr w:type="spellEnd"/>
       <w:r>
-        <w:t xml:space="preserve"> </w:t>
-      </w:r>
-      <w:proofErr w:type="spellStart"/>
-      <w:r>
-        <w:t>within</w:t>
-      </w:r>
-      <w:proofErr w:type="spellEnd"/>
-      <w:r>
-        <w:t xml:space="preserve"> a </w:t>
-      </w:r>
-      <w:proofErr w:type="spellStart"/>
-      <w:r>
-        <w:t>Docker</w:t>
-      </w:r>
-      <w:proofErr w:type="spellEnd"/>
-      <w:r>
-        <w:t xml:space="preserve"> container:</w:t>
+        <w:rPr>
+          <w:rFonts w:ascii="Times New Roman" w:hAnsi="Times New Roman"/>
+          <w:sz w:val="24"/>
+          <w:szCs w:val="24"/>
+        </w:rPr>
+        <w:t xml:space="preserve">, </w:t>
+      </w:r>
+      <w:proofErr w:type="spellStart"/>
+      <w:r>
+        <w:rPr>
+          <w:rFonts w:ascii="Times New Roman" w:hAnsi="Times New Roman"/>
+          <w:b/>
+          <w:bCs/>
+          <w:sz w:val="24"/>
+          <w:szCs w:val="24"/>
+        </w:rPr>
+        <w:t>DuckDB</w:t>
+      </w:r>
+      <w:proofErr w:type="spellEnd"/>
+      <w:r>
+        <w:rPr>
+          <w:rFonts w:ascii="Times New Roman" w:hAnsi="Times New Roman"/>
+          <w:sz w:val="24"/>
+          <w:szCs w:val="24"/>
+        </w:rPr>
+        <w:t xml:space="preserve">, </w:t>
+      </w:r>
+      <w:proofErr w:type="spellStart"/>
+      <w:r>
+        <w:rPr>
+          <w:rFonts w:ascii="Times New Roman" w:hAnsi="Times New Roman"/>
+          <w:sz w:val="24"/>
+          <w:szCs w:val="24"/>
+        </w:rPr>
+        <w:t>and</w:t>
+      </w:r>
+      <w:proofErr w:type="spellEnd"/>
+      <w:r>
+        <w:rPr>
+          <w:rFonts w:ascii="Times New Roman" w:hAnsi="Times New Roman"/>
+          <w:sz w:val="24"/>
+          <w:szCs w:val="24"/>
+        </w:rPr>
+        <w:t xml:space="preserve"> </w:t>
+      </w:r>
+      <w:proofErr w:type="spellStart"/>
+      <w:r>
+        <w:rPr>
+          <w:rFonts w:ascii="Times New Roman" w:hAnsi="Times New Roman"/>
+          <w:b/>
+          <w:bCs/>
+          <w:sz w:val="24"/>
+          <w:szCs w:val="24"/>
+        </w:rPr>
+        <w:t>dbt</w:t>
+      </w:r>
+      <w:proofErr w:type="spellEnd"/>
+      <w:r>
+        <w:rPr>
+          <w:rFonts w:ascii="Times New Roman" w:hAnsi="Times New Roman"/>
+          <w:sz w:val="24"/>
+          <w:szCs w:val="24"/>
+        </w:rPr>
+        <w:t xml:space="preserve"> </w:t>
+      </w:r>
+      <w:proofErr w:type="spellStart"/>
+      <w:r>
+        <w:rPr>
+          <w:rFonts w:ascii="Times New Roman" w:hAnsi="Times New Roman"/>
+          <w:sz w:val="24"/>
+          <w:szCs w:val="24"/>
+        </w:rPr>
+        <w:t>into</w:t>
+      </w:r>
+      <w:proofErr w:type="spellEnd"/>
+      <w:r>
+        <w:rPr>
+          <w:rFonts w:ascii="Times New Roman" w:hAnsi="Times New Roman"/>
+          <w:sz w:val="24"/>
+          <w:szCs w:val="24"/>
+        </w:rPr>
+        <w:t xml:space="preserve"> an </w:t>
+      </w:r>
+      <w:proofErr w:type="spellStart"/>
+      <w:r>
+        <w:rPr>
+          <w:rFonts w:ascii="Times New Roman" w:hAnsi="Times New Roman"/>
+          <w:sz w:val="24"/>
+          <w:szCs w:val="24"/>
+        </w:rPr>
+        <w:t>end-to-end</w:t>
+      </w:r>
+      <w:proofErr w:type="spellEnd"/>
+      <w:r>
+        <w:rPr>
+          <w:rFonts w:ascii="Times New Roman" w:hAnsi="Times New Roman"/>
+          <w:sz w:val="24"/>
+          <w:szCs w:val="24"/>
+        </w:rPr>
+        <w:t xml:space="preserve"> ELT </w:t>
+      </w:r>
+      <w:proofErr w:type="spellStart"/>
+      <w:r>
+        <w:rPr>
+          <w:rFonts w:ascii="Times New Roman" w:hAnsi="Times New Roman"/>
+          <w:sz w:val="24"/>
+          <w:szCs w:val="24"/>
+        </w:rPr>
+        <w:t>pipeline</w:t>
+      </w:r>
+      <w:proofErr w:type="spellEnd"/>
+      <w:r>
+        <w:rPr>
+          <w:rFonts w:ascii="Times New Roman" w:hAnsi="Times New Roman"/>
+          <w:sz w:val="24"/>
+          <w:szCs w:val="24"/>
+        </w:rPr>
+        <w:t>:</w:t>
       </w:r>
     </w:p>
     <w:p>
       <w:pPr>
-        <w:pStyle w:val="paragraf"/>
-      </w:pPr>
-      <w:proofErr w:type="spellStart"/>
-      <w:r>
-        <w:t>First</w:t>
-      </w:r>
-      <w:proofErr w:type="spellEnd"/>
-      <w:r>
+        <w:numPr>
+          <w:ilvl w:val="0"/>
+          <w:numId w:val="41"/>
+        </w:numPr>
+        <w:jc w:val="both"/>
+        <w:rPr>
+          <w:rFonts w:ascii="Times New Roman" w:hAnsi="Times New Roman"/>
+          <w:sz w:val="24"/>
+          <w:szCs w:val="24"/>
+        </w:rPr>
+      </w:pPr>
+      <w:r>
+        <w:rPr>
+          <w:rFonts w:ascii="Times New Roman" w:hAnsi="Times New Roman"/>
+          <w:sz w:val="24"/>
+          <w:szCs w:val="24"/>
+        </w:rPr>
+        <w:t xml:space="preserve">Apache </w:t>
+      </w:r>
+      <w:proofErr w:type="spellStart"/>
+      <w:r>
+        <w:rPr>
+          <w:rFonts w:ascii="Times New Roman" w:hAnsi="Times New Roman"/>
+          <w:sz w:val="24"/>
+          <w:szCs w:val="24"/>
+        </w:rPr>
+        <w:t>Airflow</w:t>
+      </w:r>
+      <w:proofErr w:type="spellEnd"/>
+      <w:r>
+        <w:rPr>
+          <w:rFonts w:ascii="Times New Roman" w:hAnsi="Times New Roman"/>
+          <w:sz w:val="24"/>
+          <w:szCs w:val="24"/>
+        </w:rPr>
+        <w:t xml:space="preserve"> </w:t>
+      </w:r>
+      <w:proofErr w:type="spellStart"/>
+      <w:r>
+        <w:rPr>
+          <w:rFonts w:ascii="Times New Roman" w:hAnsi="Times New Roman"/>
+          <w:sz w:val="24"/>
+          <w:szCs w:val="24"/>
+        </w:rPr>
+        <w:t>acts</w:t>
+      </w:r>
+      <w:proofErr w:type="spellEnd"/>
+      <w:r>
+        <w:rPr>
+          <w:rFonts w:ascii="Times New Roman" w:hAnsi="Times New Roman"/>
+          <w:sz w:val="24"/>
+          <w:szCs w:val="24"/>
+        </w:rPr>
+        <w:t xml:space="preserve"> as </w:t>
+      </w:r>
+      <w:proofErr w:type="spellStart"/>
+      <w:r>
+        <w:rPr>
+          <w:rFonts w:ascii="Times New Roman" w:hAnsi="Times New Roman"/>
+          <w:sz w:val="24"/>
+          <w:szCs w:val="24"/>
+        </w:rPr>
+        <w:t>the</w:t>
+      </w:r>
+      <w:proofErr w:type="spellEnd"/>
+      <w:r>
+        <w:rPr>
+          <w:rFonts w:ascii="Times New Roman" w:hAnsi="Times New Roman"/>
+          <w:sz w:val="24"/>
+          <w:szCs w:val="24"/>
+        </w:rPr>
+        <w:t xml:space="preserve"> central control plane, </w:t>
+      </w:r>
+      <w:proofErr w:type="spellStart"/>
+      <w:r>
+        <w:rPr>
+          <w:rFonts w:ascii="Times New Roman" w:hAnsi="Times New Roman"/>
+          <w:sz w:val="24"/>
+          <w:szCs w:val="24"/>
+        </w:rPr>
+        <w:t>configured</w:t>
+      </w:r>
+      <w:proofErr w:type="spellEnd"/>
+      <w:r>
+        <w:rPr>
+          <w:rFonts w:ascii="Times New Roman" w:hAnsi="Times New Roman"/>
+          <w:sz w:val="24"/>
+          <w:szCs w:val="24"/>
+        </w:rPr>
+        <w:t xml:space="preserve"> </w:t>
+      </w:r>
+      <w:proofErr w:type="spellStart"/>
+      <w:r>
+        <w:rPr>
+          <w:rFonts w:ascii="Times New Roman" w:hAnsi="Times New Roman"/>
+          <w:sz w:val="24"/>
+          <w:szCs w:val="24"/>
+        </w:rPr>
+        <w:t>with</w:t>
+      </w:r>
+      <w:proofErr w:type="spellEnd"/>
+      <w:r>
+        <w:rPr>
+          <w:rFonts w:ascii="Times New Roman" w:hAnsi="Times New Roman"/>
+          <w:sz w:val="24"/>
+          <w:szCs w:val="24"/>
+        </w:rPr>
+        <w:t xml:space="preserve"> </w:t>
+      </w:r>
+      <w:r>
+        <w:rPr>
+          <w:rFonts w:ascii="Times New Roman" w:hAnsi="Times New Roman"/>
+          <w:sz w:val="24"/>
+          <w:szCs w:val="24"/>
+        </w:rPr>
+        <w:t xml:space="preserve">a </w:t>
+      </w:r>
+      <w:r>
+        <w:rPr>
+          <w:rFonts w:ascii="Times New Roman" w:hAnsi="Times New Roman"/>
+          <w:sz w:val="24"/>
+          <w:szCs w:val="24"/>
+        </w:rPr>
+        <w:t xml:space="preserve">manual </w:t>
+      </w:r>
+      <w:proofErr w:type="spellStart"/>
+      <w:r>
+        <w:rPr>
+          <w:rFonts w:ascii="Times New Roman" w:hAnsi="Times New Roman"/>
+          <w:sz w:val="24"/>
+          <w:szCs w:val="24"/>
+        </w:rPr>
+        <w:t>schedule</w:t>
+      </w:r>
+      <w:proofErr w:type="spellEnd"/>
+      <w:r>
+        <w:rPr>
+          <w:rFonts w:ascii="Times New Roman" w:hAnsi="Times New Roman"/>
+          <w:sz w:val="24"/>
+          <w:szCs w:val="24"/>
+        </w:rPr>
+        <w:t xml:space="preserve"> (</w:t>
+      </w:r>
+      <w:proofErr w:type="spellStart"/>
+      <w:r>
+        <w:rPr>
+          <w:rFonts w:ascii="Times New Roman" w:hAnsi="Times New Roman"/>
+          <w:sz w:val="24"/>
+          <w:szCs w:val="24"/>
+        </w:rPr>
+        <w:t>schedule_interval</w:t>
+      </w:r>
+      <w:proofErr w:type="spellEnd"/>
+      <w:r>
+        <w:rPr>
+          <w:rFonts w:ascii="Times New Roman" w:hAnsi="Times New Roman"/>
+          <w:sz w:val="24"/>
+          <w:szCs w:val="24"/>
+        </w:rPr>
+        <w:t>=None).</w:t>
+      </w:r>
+    </w:p>
+    <w:p>
+      <w:pPr>
+        <w:jc w:val="both"/>
+        <w:rPr>
+          <w:rFonts w:ascii="Times New Roman" w:hAnsi="Times New Roman"/>
+          <w:sz w:val="24"/>
+          <w:szCs w:val="24"/>
+        </w:rPr>
+      </w:pPr>
+      <w:r>
+        <w:rPr>
+          <w:rFonts w:ascii="Times New Roman" w:hAnsi="Times New Roman"/>
+          <w:sz w:val="24"/>
+          <w:szCs w:val="24"/>
+        </w:rPr>
+        <w:t xml:space="preserve">The </w:t>
+      </w:r>
+      <w:proofErr w:type="spellStart"/>
+      <w:r>
+        <w:rPr>
+          <w:rFonts w:ascii="Times New Roman" w:hAnsi="Times New Roman"/>
+          <w:sz w:val="24"/>
+          <w:szCs w:val="24"/>
+        </w:rPr>
+        <w:t>execution</w:t>
+      </w:r>
+      <w:proofErr w:type="spellEnd"/>
+      <w:r>
+        <w:rPr>
+          <w:rFonts w:ascii="Times New Roman" w:hAnsi="Times New Roman"/>
+          <w:sz w:val="24"/>
+          <w:szCs w:val="24"/>
+        </w:rPr>
+        <w:t xml:space="preserve"> </w:t>
+      </w:r>
+      <w:proofErr w:type="spellStart"/>
+      <w:r>
+        <w:rPr>
+          <w:rFonts w:ascii="Times New Roman" w:hAnsi="Times New Roman"/>
+          <w:sz w:val="24"/>
+          <w:szCs w:val="24"/>
+        </w:rPr>
+        <w:t>follows</w:t>
+      </w:r>
+      <w:proofErr w:type="spellEnd"/>
+      <w:r>
+        <w:rPr>
+          <w:rFonts w:ascii="Times New Roman" w:hAnsi="Times New Roman"/>
+          <w:sz w:val="24"/>
+          <w:szCs w:val="24"/>
+        </w:rPr>
+        <w:t xml:space="preserve"> a strict linear </w:t>
+      </w:r>
+      <w:proofErr w:type="spellStart"/>
+      <w:r>
+        <w:rPr>
+          <w:rFonts w:ascii="Times New Roman" w:hAnsi="Times New Roman"/>
+          <w:sz w:val="24"/>
+          <w:szCs w:val="24"/>
+        </w:rPr>
+        <w:t>dependency</w:t>
+      </w:r>
+      <w:proofErr w:type="spellEnd"/>
+      <w:r>
+        <w:rPr>
+          <w:rFonts w:ascii="Times New Roman" w:hAnsi="Times New Roman"/>
+          <w:sz w:val="24"/>
+          <w:szCs w:val="24"/>
+        </w:rPr>
+        <w:t xml:space="preserve"> </w:t>
+      </w:r>
+      <w:proofErr w:type="spellStart"/>
+      <w:r>
+        <w:rPr>
+          <w:rFonts w:ascii="Times New Roman" w:hAnsi="Times New Roman"/>
+          <w:sz w:val="24"/>
+          <w:szCs w:val="24"/>
+        </w:rPr>
+        <w:t>chain</w:t>
+      </w:r>
+      <w:proofErr w:type="spellEnd"/>
+      <w:r>
+        <w:rPr>
+          <w:rFonts w:ascii="Times New Roman" w:hAnsi="Times New Roman"/>
+          <w:sz w:val="24"/>
+          <w:szCs w:val="24"/>
+        </w:rPr>
+        <w:t>:</w:t>
+      </w:r>
+    </w:p>
+    <w:p>
+      <w:pPr>
+        <w:jc w:val="both"/>
+        <w:rPr>
+          <w:rFonts w:ascii="Courier New" w:hAnsi="Courier New" w:cs="Courier New"/>
+          <w:sz w:val="24"/>
+          <w:szCs w:val="24"/>
+        </w:rPr>
+      </w:pPr>
+      <w:proofErr w:type="spellStart"/>
+      <w:r>
+        <w:rPr>
+          <w:rFonts w:ascii="Courier New" w:hAnsi="Courier New" w:cs="Courier New"/>
+          <w:sz w:val="24"/>
+          <w:szCs w:val="24"/>
+        </w:rPr>
+        <w:t>extract_and_load_raw_data</w:t>
+      </w:r>
+      <w:proofErr w:type="spellEnd"/>
+      <w:r>
+        <w:rPr>
+          <w:rFonts w:ascii="Courier New" w:hAnsi="Courier New" w:cs="Courier New"/>
+          <w:sz w:val="24"/>
+          <w:szCs w:val="24"/>
+        </w:rPr>
+        <w:t xml:space="preserve"> &gt;&gt; </w:t>
+      </w:r>
+      <w:proofErr w:type="spellStart"/>
+      <w:r>
+        <w:rPr>
+          <w:rFonts w:ascii="Courier New" w:hAnsi="Courier New" w:cs="Courier New"/>
+          <w:sz w:val="24"/>
+          <w:szCs w:val="24"/>
+        </w:rPr>
+        <w:t>dbt_snapshot</w:t>
+      </w:r>
+      <w:proofErr w:type="spellEnd"/>
+      <w:r>
+        <w:rPr>
+          <w:rFonts w:ascii="Courier New" w:hAnsi="Courier New" w:cs="Courier New"/>
+          <w:sz w:val="24"/>
+          <w:szCs w:val="24"/>
+        </w:rPr>
+        <w:t xml:space="preserve"> &gt;&gt; </w:t>
+      </w:r>
+      <w:proofErr w:type="spellStart"/>
+      <w:r>
+        <w:rPr>
+          <w:rFonts w:ascii="Courier New" w:hAnsi="Courier New" w:cs="Courier New"/>
+          <w:sz w:val="24"/>
+          <w:szCs w:val="24"/>
+        </w:rPr>
+        <w:t>dbt_run</w:t>
+      </w:r>
+      <w:proofErr w:type="spellEnd"/>
+      <w:r>
+        <w:rPr>
+          <w:rFonts w:ascii="Courier New" w:hAnsi="Courier New" w:cs="Courier New"/>
+          <w:sz w:val="24"/>
+          <w:szCs w:val="24"/>
+        </w:rPr>
+        <w:t xml:space="preserve"> &gt;&gt; </w:t>
+      </w:r>
+      <w:proofErr w:type="spellStart"/>
+      <w:r>
+        <w:rPr>
+          <w:rFonts w:ascii="Courier New" w:hAnsi="Courier New" w:cs="Courier New"/>
+          <w:sz w:val="24"/>
+          <w:szCs w:val="24"/>
+        </w:rPr>
+        <w:t>dbt_test</w:t>
+      </w:r>
+      <w:proofErr w:type="spellEnd"/>
+    </w:p>
+    <w:p>
+      <w:pPr>
+        <w:ind w:firstLine="360"/>
+        <w:jc w:val="both"/>
+        <w:rPr>
+          <w:rFonts w:ascii="Times New Roman" w:hAnsi="Times New Roman"/>
+          <w:sz w:val="24"/>
+          <w:szCs w:val="24"/>
+        </w:rPr>
+      </w:pPr>
+      <w:proofErr w:type="spellStart"/>
+      <w:r>
+        <w:rPr>
+          <w:rFonts w:ascii="Times New Roman" w:hAnsi="Times New Roman"/>
+          <w:sz w:val="24"/>
+          <w:szCs w:val="24"/>
+        </w:rPr>
+        <w:t>Ingested</w:t>
+      </w:r>
+      <w:proofErr w:type="spellEnd"/>
+      <w:r>
+        <w:rPr>
+          <w:rFonts w:ascii="Times New Roman" w:hAnsi="Times New Roman"/>
+          <w:sz w:val="24"/>
+          <w:szCs w:val="24"/>
+        </w:rPr>
+        <w:t xml:space="preserve"> </w:t>
+      </w:r>
+      <w:proofErr w:type="spellStart"/>
+      <w:r>
+        <w:rPr>
+          <w:rFonts w:ascii="Times New Roman" w:hAnsi="Times New Roman"/>
+          <w:sz w:val="24"/>
+          <w:szCs w:val="24"/>
+        </w:rPr>
+        <w:t>files</w:t>
+      </w:r>
+      <w:proofErr w:type="spellEnd"/>
+      <w:r>
+        <w:rPr>
+          <w:rFonts w:ascii="Times New Roman" w:hAnsi="Times New Roman"/>
+          <w:sz w:val="24"/>
+          <w:szCs w:val="24"/>
+        </w:rPr>
+        <w:t xml:space="preserve"> are </w:t>
+      </w:r>
+      <w:proofErr w:type="spellStart"/>
+      <w:r>
+        <w:rPr>
+          <w:rFonts w:ascii="Times New Roman" w:hAnsi="Times New Roman"/>
+          <w:sz w:val="24"/>
+          <w:szCs w:val="24"/>
+        </w:rPr>
+        <w:t>loaded</w:t>
+      </w:r>
+      <w:proofErr w:type="spellEnd"/>
+      <w:r>
+        <w:rPr>
+          <w:rFonts w:ascii="Times New Roman" w:hAnsi="Times New Roman"/>
+          <w:sz w:val="24"/>
+          <w:szCs w:val="24"/>
+        </w:rPr>
+        <w:t xml:space="preserve"> </w:t>
+      </w:r>
+      <w:proofErr w:type="spellStart"/>
+      <w:r>
+        <w:rPr>
+          <w:rFonts w:ascii="Times New Roman" w:hAnsi="Times New Roman"/>
+          <w:sz w:val="24"/>
+          <w:szCs w:val="24"/>
+        </w:rPr>
+        <w:t>into</w:t>
+      </w:r>
+      <w:proofErr w:type="spellEnd"/>
+      <w:r>
+        <w:rPr>
+          <w:rFonts w:ascii="Times New Roman" w:hAnsi="Times New Roman"/>
+          <w:sz w:val="24"/>
+          <w:szCs w:val="24"/>
+        </w:rPr>
+        <w:t xml:space="preserve"> an </w:t>
+      </w:r>
+      <w:proofErr w:type="spellStart"/>
+      <w:r>
+        <w:rPr>
+          <w:rFonts w:ascii="Times New Roman" w:hAnsi="Times New Roman"/>
+          <w:sz w:val="24"/>
+          <w:szCs w:val="24"/>
+        </w:rPr>
+        <w:t>embedded</w:t>
+      </w:r>
+      <w:proofErr w:type="spellEnd"/>
+      <w:r>
+        <w:rPr>
+          <w:rFonts w:ascii="Times New Roman" w:hAnsi="Times New Roman"/>
+          <w:sz w:val="24"/>
+          <w:szCs w:val="24"/>
+        </w:rPr>
+        <w:t xml:space="preserve"> </w:t>
+      </w:r>
+      <w:proofErr w:type="spellStart"/>
+      <w:r>
+        <w:rPr>
+          <w:rFonts w:ascii="Times New Roman" w:hAnsi="Times New Roman"/>
+          <w:b/>
+          <w:bCs/>
+          <w:sz w:val="24"/>
+          <w:szCs w:val="24"/>
+        </w:rPr>
+        <w:t>DuckDB</w:t>
+      </w:r>
+      <w:proofErr w:type="spellEnd"/>
+      <w:r>
+        <w:rPr>
+          <w:rFonts w:ascii="Times New Roman" w:hAnsi="Times New Roman"/>
+          <w:sz w:val="24"/>
+          <w:szCs w:val="24"/>
+        </w:rPr>
+        <w:t xml:space="preserve"> </w:t>
+      </w:r>
+      <w:proofErr w:type="spellStart"/>
+      <w:r>
+        <w:rPr>
+          <w:rFonts w:ascii="Times New Roman" w:hAnsi="Times New Roman"/>
+          <w:sz w:val="24"/>
+          <w:szCs w:val="24"/>
+        </w:rPr>
+        <w:t>warehouse</w:t>
+      </w:r>
+      <w:proofErr w:type="spellEnd"/>
+      <w:r>
+        <w:rPr>
+          <w:rFonts w:ascii="Times New Roman" w:hAnsi="Times New Roman"/>
+          <w:sz w:val="24"/>
+          <w:szCs w:val="24"/>
+        </w:rPr>
+        <w:t xml:space="preserve"> (</w:t>
+      </w:r>
+      <w:proofErr w:type="spellStart"/>
+      <w:r>
+        <w:rPr>
+          <w:rFonts w:ascii="Times New Roman" w:hAnsi="Times New Roman"/>
+          <w:sz w:val="24"/>
+          <w:szCs w:val="24"/>
+        </w:rPr>
+        <w:t>warehouse.duckdb</w:t>
+      </w:r>
+      <w:proofErr w:type="spellEnd"/>
+      <w:r>
+        <w:rPr>
+          <w:rFonts w:ascii="Times New Roman" w:hAnsi="Times New Roman"/>
+          <w:sz w:val="24"/>
+          <w:szCs w:val="24"/>
+        </w:rPr>
+        <w:t xml:space="preserve">), </w:t>
+      </w:r>
+      <w:proofErr w:type="spellStart"/>
+      <w:r>
+        <w:rPr>
+          <w:rFonts w:ascii="Times New Roman" w:hAnsi="Times New Roman"/>
+          <w:sz w:val="24"/>
+          <w:szCs w:val="24"/>
+        </w:rPr>
+        <w:t>where</w:t>
+      </w:r>
+      <w:proofErr w:type="spellEnd"/>
+      <w:r>
+        <w:rPr>
+          <w:rFonts w:ascii="Times New Roman" w:hAnsi="Times New Roman"/>
+          <w:sz w:val="24"/>
+          <w:szCs w:val="24"/>
+        </w:rPr>
+        <w:t xml:space="preserve"> </w:t>
+      </w:r>
+      <w:proofErr w:type="spellStart"/>
+      <w:r>
+        <w:rPr>
+          <w:rFonts w:ascii="Times New Roman" w:hAnsi="Times New Roman"/>
+          <w:b/>
+          <w:bCs/>
+          <w:sz w:val="24"/>
+          <w:szCs w:val="24"/>
+        </w:rPr>
+        <w:t>dbt</w:t>
+      </w:r>
+      <w:proofErr w:type="spellEnd"/>
+      <w:r>
+        <w:rPr>
+          <w:rFonts w:ascii="Times New Roman" w:hAnsi="Times New Roman"/>
+          <w:sz w:val="24"/>
+          <w:szCs w:val="24"/>
+        </w:rPr>
+        <w:t xml:space="preserve"> </w:t>
+      </w:r>
+      <w:proofErr w:type="spellStart"/>
+      <w:r>
+        <w:rPr>
+          <w:rFonts w:ascii="Times New Roman" w:hAnsi="Times New Roman"/>
+          <w:sz w:val="24"/>
+          <w:szCs w:val="24"/>
+        </w:rPr>
+        <w:t>executes</w:t>
+      </w:r>
+      <w:proofErr w:type="spellEnd"/>
+      <w:r>
+        <w:rPr>
+          <w:rFonts w:ascii="Times New Roman" w:hAnsi="Times New Roman"/>
+          <w:sz w:val="24"/>
+          <w:szCs w:val="24"/>
+        </w:rPr>
+        <w:t xml:space="preserve"> </w:t>
+      </w:r>
+      <w:proofErr w:type="spellStart"/>
+      <w:r>
+        <w:rPr>
+          <w:rFonts w:ascii="Times New Roman" w:hAnsi="Times New Roman"/>
+          <w:sz w:val="24"/>
+          <w:szCs w:val="24"/>
+        </w:rPr>
+        <w:t>transformation</w:t>
+      </w:r>
+      <w:proofErr w:type="spellEnd"/>
+      <w:r>
+        <w:rPr>
+          <w:rFonts w:ascii="Times New Roman" w:hAnsi="Times New Roman"/>
+          <w:sz w:val="24"/>
+          <w:szCs w:val="24"/>
+        </w:rPr>
+        <w:t xml:space="preserve"> </w:t>
+      </w:r>
+      <w:proofErr w:type="spellStart"/>
+      <w:r>
+        <w:rPr>
+          <w:rFonts w:ascii="Times New Roman" w:hAnsi="Times New Roman"/>
+          <w:sz w:val="24"/>
+          <w:szCs w:val="24"/>
+        </w:rPr>
+        <w:t>layers</w:t>
+      </w:r>
+      <w:proofErr w:type="spellEnd"/>
+      <w:r>
+        <w:rPr>
+          <w:rFonts w:ascii="Times New Roman" w:hAnsi="Times New Roman"/>
+          <w:sz w:val="24"/>
+          <w:szCs w:val="24"/>
+        </w:rPr>
+        <w:t xml:space="preserve"> (</w:t>
+      </w:r>
+      <w:proofErr w:type="spellStart"/>
+      <w:r>
+        <w:rPr>
+          <w:rFonts w:ascii="Times New Roman" w:hAnsi="Times New Roman"/>
+          <w:sz w:val="24"/>
+          <w:szCs w:val="24"/>
+        </w:rPr>
+        <w:t>staging</w:t>
+      </w:r>
+      <w:proofErr w:type="spellEnd"/>
+      <w:r>
+        <w:rPr>
+          <w:rFonts w:ascii="Times New Roman" w:hAnsi="Times New Roman"/>
+          <w:sz w:val="24"/>
+          <w:szCs w:val="24"/>
+        </w:rPr>
+        <w:t xml:space="preserve">, intermediate </w:t>
+      </w:r>
+      <w:proofErr w:type="spellStart"/>
+      <w:r>
+        <w:rPr>
+          <w:rFonts w:ascii="Times New Roman" w:hAnsi="Times New Roman"/>
+          <w:sz w:val="24"/>
+          <w:szCs w:val="24"/>
+        </w:rPr>
+        <w:t>bridges</w:t>
+      </w:r>
+      <w:proofErr w:type="spellEnd"/>
+      <w:r>
+        <w:rPr>
+          <w:rFonts w:ascii="Times New Roman" w:hAnsi="Times New Roman"/>
+          <w:sz w:val="24"/>
+          <w:szCs w:val="24"/>
+        </w:rPr>
         <w:t xml:space="preserve">, </w:t>
       </w:r>
       <w:proofErr w:type="spellStart"/>
       <w:r>
-        <w:t>extract_and_load_raw_data</w:t>
-      </w:r>
-      <w:proofErr w:type="spellEnd"/>
-      <w:r>
-        <w:t xml:space="preserve"> </w:t>
-      </w:r>
-      <w:proofErr w:type="spellStart"/>
-      <w:r>
-        <w:t>ingests</w:t>
-      </w:r>
-      <w:proofErr w:type="spellEnd"/>
-      <w:r>
-        <w:t xml:space="preserve"> </w:t>
-      </w:r>
-      <w:proofErr w:type="spellStart"/>
-      <w:r>
+        <w:rPr>
+          <w:rFonts w:ascii="Times New Roman" w:hAnsi="Times New Roman"/>
+          <w:sz w:val="24"/>
+          <w:szCs w:val="24"/>
+        </w:rPr>
+        <w:t>marts</w:t>
+      </w:r>
+      <w:proofErr w:type="spellEnd"/>
+      <w:r>
+        <w:rPr>
+          <w:rFonts w:ascii="Times New Roman" w:hAnsi="Times New Roman"/>
+          <w:sz w:val="24"/>
+          <w:szCs w:val="24"/>
+        </w:rPr>
+        <w:t xml:space="preserve">) </w:t>
+      </w:r>
+      <w:proofErr w:type="spellStart"/>
+      <w:r>
+        <w:rPr>
+          <w:rFonts w:ascii="Times New Roman" w:hAnsi="Times New Roman"/>
+          <w:sz w:val="24"/>
+          <w:szCs w:val="24"/>
+        </w:rPr>
+        <w:t>and</w:t>
+      </w:r>
+      <w:proofErr w:type="spellEnd"/>
+      <w:r>
+        <w:rPr>
+          <w:rFonts w:ascii="Times New Roman" w:hAnsi="Times New Roman"/>
+          <w:sz w:val="24"/>
+          <w:szCs w:val="24"/>
+        </w:rPr>
+        <w:t xml:space="preserve"> </w:t>
+      </w:r>
+      <w:proofErr w:type="spellStart"/>
+      <w:r>
+        <w:rPr>
+          <w:rFonts w:ascii="Times New Roman" w:hAnsi="Times New Roman"/>
+          <w:sz w:val="24"/>
+          <w:szCs w:val="24"/>
+        </w:rPr>
+        <w:t>applies</w:t>
+      </w:r>
+      <w:proofErr w:type="spellEnd"/>
+      <w:r>
+        <w:rPr>
+          <w:rFonts w:ascii="Times New Roman" w:hAnsi="Times New Roman"/>
+          <w:sz w:val="24"/>
+          <w:szCs w:val="24"/>
+        </w:rPr>
+        <w:t xml:space="preserve"> </w:t>
+      </w:r>
+      <w:proofErr w:type="spellStart"/>
+      <w:r>
+        <w:rPr>
+          <w:rFonts w:ascii="Times New Roman" w:hAnsi="Times New Roman"/>
+          <w:sz w:val="24"/>
+          <w:szCs w:val="24"/>
+        </w:rPr>
+        <w:t>automated</w:t>
+      </w:r>
+      <w:proofErr w:type="spellEnd"/>
+      <w:r>
+        <w:rPr>
+          <w:rFonts w:ascii="Times New Roman" w:hAnsi="Times New Roman"/>
+          <w:sz w:val="24"/>
+          <w:szCs w:val="24"/>
+        </w:rPr>
+        <w:t xml:space="preserve"> data quality </w:t>
+      </w:r>
+      <w:proofErr w:type="spellStart"/>
+      <w:r>
+        <w:rPr>
+          <w:rFonts w:ascii="Times New Roman" w:hAnsi="Times New Roman"/>
+          <w:sz w:val="24"/>
+          <w:szCs w:val="24"/>
+        </w:rPr>
+        <w:t>constraints</w:t>
+      </w:r>
+      <w:proofErr w:type="spellEnd"/>
+      <w:r>
+        <w:rPr>
+          <w:rFonts w:ascii="Times New Roman" w:hAnsi="Times New Roman"/>
+          <w:sz w:val="24"/>
+          <w:szCs w:val="24"/>
+        </w:rPr>
+        <w:t>.</w:t>
+      </w:r>
+      <w:r>
+        <w:rPr>
+          <w:rFonts w:ascii="Times New Roman" w:hAnsi="Times New Roman"/>
+          <w:sz w:val="24"/>
+          <w:szCs w:val="24"/>
+        </w:rPr>
+        <w:t xml:space="preserve"> </w:t>
+      </w:r>
+      <w:proofErr w:type="spellStart"/>
+      <w:r>
+        <w:rPr>
+          <w:rFonts w:ascii="Times New Roman" w:hAnsi="Times New Roman"/>
+          <w:sz w:val="24"/>
+          <w:szCs w:val="24"/>
+        </w:rPr>
+        <w:t>Downstream</w:t>
+      </w:r>
+      <w:proofErr w:type="spellEnd"/>
+      <w:r>
+        <w:rPr>
+          <w:rFonts w:ascii="Times New Roman" w:hAnsi="Times New Roman"/>
+          <w:sz w:val="24"/>
+          <w:szCs w:val="24"/>
+        </w:rPr>
+        <w:t xml:space="preserve"> </w:t>
+      </w:r>
+      <w:proofErr w:type="spellStart"/>
+      <w:r>
+        <w:rPr>
+          <w:rFonts w:ascii="Times New Roman" w:hAnsi="Times New Roman"/>
+          <w:sz w:val="24"/>
+          <w:szCs w:val="24"/>
+        </w:rPr>
+        <w:t>analytical</w:t>
+      </w:r>
+      <w:proofErr w:type="spellEnd"/>
+      <w:r>
+        <w:rPr>
+          <w:rFonts w:ascii="Times New Roman" w:hAnsi="Times New Roman"/>
+          <w:sz w:val="24"/>
+          <w:szCs w:val="24"/>
+        </w:rPr>
+        <w:t xml:space="preserve"> </w:t>
+      </w:r>
+      <w:proofErr w:type="spellStart"/>
+      <w:r>
+        <w:rPr>
+          <w:rFonts w:ascii="Times New Roman" w:hAnsi="Times New Roman"/>
+          <w:sz w:val="24"/>
+          <w:szCs w:val="24"/>
+        </w:rPr>
+        <w:t>validation</w:t>
+      </w:r>
+      <w:proofErr w:type="spellEnd"/>
+      <w:r>
+        <w:rPr>
+          <w:rFonts w:ascii="Times New Roman" w:hAnsi="Times New Roman"/>
+          <w:sz w:val="24"/>
+          <w:szCs w:val="24"/>
+        </w:rPr>
+        <w:t xml:space="preserve"> </w:t>
+      </w:r>
+      <w:proofErr w:type="spellStart"/>
+      <w:r>
+        <w:rPr>
+          <w:rFonts w:ascii="Times New Roman" w:hAnsi="Times New Roman"/>
+          <w:sz w:val="24"/>
+          <w:szCs w:val="24"/>
+        </w:rPr>
+        <w:t>and</w:t>
+      </w:r>
+      <w:proofErr w:type="spellEnd"/>
+      <w:r>
+        <w:rPr>
+          <w:rFonts w:ascii="Times New Roman" w:hAnsi="Times New Roman"/>
+          <w:sz w:val="24"/>
+          <w:szCs w:val="24"/>
+        </w:rPr>
+        <w:t xml:space="preserve"> </w:t>
+      </w:r>
+      <w:proofErr w:type="spellStart"/>
+      <w:r>
+        <w:rPr>
+          <w:rFonts w:ascii="Times New Roman" w:hAnsi="Times New Roman"/>
+          <w:sz w:val="24"/>
+          <w:szCs w:val="24"/>
+        </w:rPr>
+        <w:t>queries</w:t>
+      </w:r>
+      <w:proofErr w:type="spellEnd"/>
+      <w:r>
+        <w:rPr>
+          <w:rFonts w:ascii="Times New Roman" w:hAnsi="Times New Roman"/>
+          <w:sz w:val="24"/>
+          <w:szCs w:val="24"/>
+        </w:rPr>
+        <w:t xml:space="preserve"> are </w:t>
+      </w:r>
+      <w:proofErr w:type="spellStart"/>
+      <w:r>
+        <w:rPr>
+          <w:rFonts w:ascii="Times New Roman" w:hAnsi="Times New Roman"/>
+          <w:sz w:val="24"/>
+          <w:szCs w:val="24"/>
+        </w:rPr>
+        <w:t>performed</w:t>
+      </w:r>
+      <w:proofErr w:type="spellEnd"/>
+      <w:r>
+        <w:rPr>
+          <w:rFonts w:ascii="Times New Roman" w:hAnsi="Times New Roman"/>
+          <w:sz w:val="24"/>
+          <w:szCs w:val="24"/>
+        </w:rPr>
+        <w:t xml:space="preserve"> </w:t>
+      </w:r>
+      <w:proofErr w:type="spellStart"/>
+      <w:r>
+        <w:rPr>
+          <w:rFonts w:ascii="Times New Roman" w:hAnsi="Times New Roman"/>
+          <w:sz w:val="24"/>
+          <w:szCs w:val="24"/>
+        </w:rPr>
+        <w:t>by</w:t>
+      </w:r>
+      <w:proofErr w:type="spellEnd"/>
+      <w:r>
+        <w:rPr>
+          <w:rFonts w:ascii="Times New Roman" w:hAnsi="Times New Roman"/>
+          <w:sz w:val="24"/>
+          <w:szCs w:val="24"/>
+        </w:rPr>
+        <w:t xml:space="preserve"> </w:t>
+      </w:r>
+      <w:proofErr w:type="spellStart"/>
+      <w:r>
+        <w:rPr>
+          <w:rFonts w:ascii="Times New Roman" w:hAnsi="Times New Roman"/>
+          <w:sz w:val="24"/>
+          <w:szCs w:val="24"/>
+        </w:rPr>
+        <w:t>connecting</w:t>
+      </w:r>
+      <w:proofErr w:type="spellEnd"/>
+      <w:r>
+        <w:rPr>
+          <w:rFonts w:ascii="Times New Roman" w:hAnsi="Times New Roman"/>
+          <w:sz w:val="24"/>
+          <w:szCs w:val="24"/>
+        </w:rPr>
+        <w:t xml:space="preserve"> </w:t>
+      </w:r>
+      <w:proofErr w:type="spellStart"/>
+      <w:r>
+        <w:rPr>
+          <w:rFonts w:ascii="Times New Roman" w:hAnsi="Times New Roman"/>
+          <w:b/>
+          <w:bCs/>
+          <w:sz w:val="24"/>
+          <w:szCs w:val="24"/>
+        </w:rPr>
+        <w:t>DBeaver</w:t>
+      </w:r>
+      <w:proofErr w:type="spellEnd"/>
+      <w:r>
+        <w:rPr>
+          <w:rFonts w:ascii="Times New Roman" w:hAnsi="Times New Roman"/>
+          <w:sz w:val="24"/>
+          <w:szCs w:val="24"/>
+        </w:rPr>
+        <w:t xml:space="preserve"> </w:t>
+      </w:r>
+      <w:proofErr w:type="spellStart"/>
+      <w:r>
+        <w:rPr>
+          <w:rFonts w:ascii="Times New Roman" w:hAnsi="Times New Roman"/>
+          <w:sz w:val="24"/>
+          <w:szCs w:val="24"/>
+        </w:rPr>
+        <w:t>directly</w:t>
+      </w:r>
+      <w:proofErr w:type="spellEnd"/>
+      <w:r>
+        <w:rPr>
+          <w:rFonts w:ascii="Times New Roman" w:hAnsi="Times New Roman"/>
+          <w:sz w:val="24"/>
+          <w:szCs w:val="24"/>
+        </w:rPr>
+        <w:t xml:space="preserve"> </w:t>
+      </w:r>
+      <w:proofErr w:type="spellStart"/>
+      <w:r>
+        <w:rPr>
+          <w:rFonts w:ascii="Times New Roman" w:hAnsi="Times New Roman"/>
+          <w:sz w:val="24"/>
+          <w:szCs w:val="24"/>
+        </w:rPr>
+        <w:t>to</w:t>
+      </w:r>
+      <w:proofErr w:type="spellEnd"/>
+      <w:r>
+        <w:rPr>
+          <w:rFonts w:ascii="Times New Roman" w:hAnsi="Times New Roman"/>
+          <w:sz w:val="24"/>
+          <w:szCs w:val="24"/>
+        </w:rPr>
+        <w:t xml:space="preserve"> </w:t>
+      </w:r>
+      <w:proofErr w:type="spellStart"/>
+      <w:r>
+        <w:rPr>
+          <w:rFonts w:ascii="Times New Roman" w:hAnsi="Times New Roman"/>
+          <w:sz w:val="24"/>
+          <w:szCs w:val="24"/>
+        </w:rPr>
         <w:t>the</w:t>
       </w:r>
       <w:proofErr w:type="spellEnd"/>
       <w:r>
-        <w:t xml:space="preserve"> </w:t>
-      </w:r>
-      <w:proofErr w:type="spellStart"/>
-      <w:r>
-        <w:t>compressed</w:t>
-      </w:r>
-      <w:proofErr w:type="spellEnd"/>
-      <w:r>
-        <w:t xml:space="preserve"> </w:t>
-      </w:r>
-      <w:proofErr w:type="spellStart"/>
-      <w:r>
-        <w:t>IMDb</w:t>
-      </w:r>
-      <w:proofErr w:type="spellEnd"/>
-      <w:r>
-        <w:t xml:space="preserve"> </w:t>
-      </w:r>
-      <w:proofErr w:type="spellStart"/>
-      <w:r>
-        <w:t>files</w:t>
-      </w:r>
-      <w:proofErr w:type="spellEnd"/>
-      <w:r>
-        <w:t xml:space="preserve">, </w:t>
-      </w:r>
-      <w:proofErr w:type="spellStart"/>
-      <w:r>
-        <w:t>converts</w:t>
-      </w:r>
-      <w:proofErr w:type="spellEnd"/>
-      <w:r>
-        <w:t xml:space="preserve"> </w:t>
-      </w:r>
-      <w:proofErr w:type="spellStart"/>
-      <w:r>
-        <w:t>them</w:t>
-      </w:r>
-      <w:proofErr w:type="spellEnd"/>
-      <w:r>
-        <w:t xml:space="preserve"> </w:t>
-      </w:r>
-      <w:proofErr w:type="spellStart"/>
-      <w:r>
-        <w:t>into</w:t>
-      </w:r>
-      <w:proofErr w:type="spellEnd"/>
-      <w:r>
-        <w:t xml:space="preserve"> </w:t>
-      </w:r>
-      <w:proofErr w:type="spellStart"/>
-      <w:r>
-        <w:t>the</w:t>
-      </w:r>
-      <w:proofErr w:type="spellEnd"/>
-      <w:r>
-        <w:t xml:space="preserve"> </w:t>
-      </w:r>
-      <w:proofErr w:type="spellStart"/>
-      <w:r>
-        <w:t>Parquet</w:t>
-      </w:r>
-      <w:proofErr w:type="spellEnd"/>
-      <w:r>
-        <w:t xml:space="preserve"> format, </w:t>
-      </w:r>
-      <w:proofErr w:type="spellStart"/>
-      <w:r>
-        <w:t>and</w:t>
-      </w:r>
-      <w:proofErr w:type="spellEnd"/>
-      <w:r>
-        <w:t xml:space="preserve"> </w:t>
-      </w:r>
-      <w:proofErr w:type="spellStart"/>
-      <w:r>
-        <w:t>loads</w:t>
-      </w:r>
-      <w:proofErr w:type="spellEnd"/>
-      <w:r>
-        <w:t xml:space="preserve"> </w:t>
-      </w:r>
-      <w:proofErr w:type="spellStart"/>
-      <w:r>
-        <w:t>them</w:t>
-      </w:r>
-      <w:proofErr w:type="spellEnd"/>
-      <w:r>
-        <w:t xml:space="preserve"> </w:t>
-      </w:r>
-      <w:proofErr w:type="spellStart"/>
-      <w:r>
-        <w:t>into</w:t>
-      </w:r>
-      <w:proofErr w:type="spellEnd"/>
-      <w:r>
-        <w:t xml:space="preserve"> </w:t>
-      </w:r>
-      <w:proofErr w:type="spellStart"/>
-      <w:r>
+        <w:rPr>
+          <w:rFonts w:ascii="Times New Roman" w:hAnsi="Times New Roman"/>
+          <w:sz w:val="24"/>
+          <w:szCs w:val="24"/>
+        </w:rPr>
+        <w:t xml:space="preserve"> </w:t>
+      </w:r>
+      <w:proofErr w:type="spellStart"/>
+      <w:r>
+        <w:rPr>
+          <w:rFonts w:ascii="Times New Roman" w:hAnsi="Times New Roman"/>
+          <w:sz w:val="24"/>
+          <w:szCs w:val="24"/>
+        </w:rPr>
         <w:t>DuckDB</w:t>
       </w:r>
       <w:proofErr w:type="spellEnd"/>
       <w:r>
-        <w:t xml:space="preserve"> as </w:t>
-      </w:r>
-      <w:proofErr w:type="spellStart"/>
-      <w:r>
-        <w:t>raw</w:t>
-      </w:r>
-      <w:proofErr w:type="spellEnd"/>
-      <w:r>
-        <w:t xml:space="preserve"> </w:t>
-      </w:r>
-      <w:proofErr w:type="spellStart"/>
-      <w:r>
-        <w:t>tables</w:t>
-      </w:r>
-      <w:proofErr w:type="spellEnd"/>
-      <w:r>
-        <w:t xml:space="preserve">. </w:t>
-      </w:r>
-      <w:proofErr w:type="spellStart"/>
-      <w:r>
-        <w:t>Next</w:t>
-      </w:r>
-      <w:proofErr w:type="spellEnd"/>
-      <w:r>
-        <w:t xml:space="preserve">, </w:t>
-      </w:r>
-      <w:proofErr w:type="spellStart"/>
-      <w:r>
-        <w:t>dbt_snapshot</w:t>
-      </w:r>
-      <w:proofErr w:type="spellEnd"/>
-      <w:r>
-        <w:t xml:space="preserve"> </w:t>
-      </w:r>
-      <w:proofErr w:type="spellStart"/>
-      <w:r>
-        <w:t>applies</w:t>
-      </w:r>
-      <w:proofErr w:type="spellEnd"/>
-      <w:r>
-        <w:t xml:space="preserve"> SCD </w:t>
-      </w:r>
-      <w:proofErr w:type="spellStart"/>
-      <w:r>
-        <w:t>Type</w:t>
-      </w:r>
-      <w:proofErr w:type="spellEnd"/>
-      <w:r>
-        <w:t xml:space="preserve"> 2 logic </w:t>
-      </w:r>
-      <w:proofErr w:type="spellStart"/>
-      <w:r>
-        <w:t>to</w:t>
-      </w:r>
-      <w:proofErr w:type="spellEnd"/>
-      <w:r>
-        <w:t xml:space="preserve"> </w:t>
-      </w:r>
-      <w:proofErr w:type="spellStart"/>
-      <w:r>
-        <w:t>track</w:t>
-      </w:r>
-      <w:proofErr w:type="spellEnd"/>
-      <w:r>
-        <w:t xml:space="preserve"> </w:t>
-      </w:r>
-      <w:proofErr w:type="spellStart"/>
-      <w:r>
-        <w:t>historical</w:t>
-      </w:r>
-      <w:proofErr w:type="spellEnd"/>
-      <w:r>
-        <w:t xml:space="preserve"> </w:t>
-      </w:r>
-      <w:proofErr w:type="spellStart"/>
-      <w:r>
-        <w:t>changes</w:t>
-      </w:r>
-      <w:proofErr w:type="spellEnd"/>
-      <w:r>
-        <w:t xml:space="preserve"> </w:t>
-      </w:r>
-      <w:proofErr w:type="spellStart"/>
-      <w:r>
-        <w:t>across</w:t>
-      </w:r>
-      <w:proofErr w:type="spellEnd"/>
-      <w:r>
-        <w:t xml:space="preserve"> </w:t>
-      </w:r>
-      <w:proofErr w:type="spellStart"/>
-      <w:r>
-        <w:t>titles</w:t>
-      </w:r>
-      <w:proofErr w:type="spellEnd"/>
-      <w:r>
-        <w:t xml:space="preserve"> </w:t>
-      </w:r>
-      <w:proofErr w:type="spellStart"/>
-      <w:r>
-        <w:t>and</w:t>
-      </w:r>
-      <w:proofErr w:type="spellEnd"/>
-      <w:r>
-        <w:t xml:space="preserve"> </w:t>
-      </w:r>
-      <w:proofErr w:type="spellStart"/>
-      <w:r>
-        <w:t>ratings</w:t>
-      </w:r>
-      <w:proofErr w:type="spellEnd"/>
-      <w:r>
-        <w:t xml:space="preserve"> over valid </w:t>
-      </w:r>
-      <w:proofErr w:type="spellStart"/>
-      <w:r>
-        <w:t>time</w:t>
-      </w:r>
-      <w:proofErr w:type="spellEnd"/>
-      <w:r>
-        <w:t xml:space="preserve"> </w:t>
-      </w:r>
-      <w:proofErr w:type="spellStart"/>
-      <w:r>
-        <w:t>intervals</w:t>
-      </w:r>
-      <w:proofErr w:type="spellEnd"/>
-      <w:r>
-        <w:t xml:space="preserve">. The </w:t>
-      </w:r>
-      <w:proofErr w:type="spellStart"/>
-      <w:r>
-        <w:t>dbt_run</w:t>
-      </w:r>
-      <w:proofErr w:type="spellEnd"/>
-      <w:r>
-        <w:t xml:space="preserve"> task </w:t>
-      </w:r>
-      <w:proofErr w:type="spellStart"/>
-      <w:r>
-        <w:t>then</w:t>
-      </w:r>
-      <w:proofErr w:type="spellEnd"/>
-      <w:r>
-        <w:t xml:space="preserve"> </w:t>
-      </w:r>
-      <w:proofErr w:type="spellStart"/>
-      <w:r>
-        <w:t>executes</w:t>
-      </w:r>
-      <w:proofErr w:type="spellEnd"/>
-      <w:r>
-        <w:t xml:space="preserve"> </w:t>
-      </w:r>
-      <w:proofErr w:type="spellStart"/>
-      <w:r>
-        <w:t>the</w:t>
-      </w:r>
-      <w:proofErr w:type="spellEnd"/>
-      <w:r>
-        <w:t xml:space="preserve"> </w:t>
-      </w:r>
-      <w:proofErr w:type="spellStart"/>
-      <w:r>
-        <w:t>dbt</w:t>
-      </w:r>
-      <w:proofErr w:type="spellEnd"/>
-      <w:r>
-        <w:t xml:space="preserve"> </w:t>
-      </w:r>
-      <w:proofErr w:type="spellStart"/>
-      <w:r>
-        <w:t>transformation</w:t>
-      </w:r>
-      <w:proofErr w:type="spellEnd"/>
-      <w:r>
-        <w:t xml:space="preserve"> </w:t>
-      </w:r>
-      <w:proofErr w:type="spellStart"/>
-      <w:r>
-        <w:t>pipeline</w:t>
-      </w:r>
-      <w:proofErr w:type="spellEnd"/>
-      <w:r>
-        <w:t xml:space="preserve">, </w:t>
-      </w:r>
-      <w:proofErr w:type="spellStart"/>
-      <w:r>
-        <w:t>processing</w:t>
-      </w:r>
-      <w:proofErr w:type="spellEnd"/>
-      <w:r>
-        <w:t xml:space="preserve"> data </w:t>
-      </w:r>
-      <w:proofErr w:type="spellStart"/>
-      <w:r>
-        <w:t>from</w:t>
-      </w:r>
-      <w:proofErr w:type="spellEnd"/>
-      <w:r>
-        <w:t xml:space="preserve"> </w:t>
-      </w:r>
-      <w:proofErr w:type="spellStart"/>
-      <w:r>
-        <w:t>the</w:t>
-      </w:r>
-      <w:proofErr w:type="spellEnd"/>
-      <w:r>
-        <w:t xml:space="preserve"> </w:t>
-      </w:r>
-      <w:proofErr w:type="spellStart"/>
-      <w:r>
-        <w:t>staging</w:t>
-      </w:r>
-      <w:proofErr w:type="spellEnd"/>
-      <w:r>
-        <w:t xml:space="preserve"> </w:t>
-      </w:r>
-      <w:proofErr w:type="spellStart"/>
-      <w:r>
-        <w:t>layer</w:t>
-      </w:r>
-      <w:proofErr w:type="spellEnd"/>
-      <w:r>
-        <w:t xml:space="preserve"> </w:t>
-      </w:r>
-      <w:proofErr w:type="spellStart"/>
-      <w:r>
-        <w:t>through</w:t>
-      </w:r>
-      <w:proofErr w:type="spellEnd"/>
-      <w:r>
-        <w:t xml:space="preserve"> intermediate bridge </w:t>
-      </w:r>
-      <w:proofErr w:type="spellStart"/>
-      <w:r>
-        <w:t>tables</w:t>
-      </w:r>
-      <w:proofErr w:type="spellEnd"/>
-      <w:r>
-        <w:t xml:space="preserve"> (</w:t>
-      </w:r>
-      <w:proofErr w:type="spellStart"/>
-      <w:r>
-        <w:t>to</w:t>
-      </w:r>
-      <w:proofErr w:type="spellEnd"/>
-      <w:r>
-        <w:t xml:space="preserve"> </w:t>
-      </w:r>
-      <w:proofErr w:type="spellStart"/>
-      <w:r>
-        <w:t>resolve</w:t>
-      </w:r>
-      <w:proofErr w:type="spellEnd"/>
-      <w:r>
-        <w:t xml:space="preserve"> </w:t>
-      </w:r>
-      <w:proofErr w:type="spellStart"/>
-      <w:r>
-        <w:t>many-to-many</w:t>
-      </w:r>
-      <w:proofErr w:type="spellEnd"/>
-      <w:r>
-        <w:t xml:space="preserve"> </w:t>
-      </w:r>
-      <w:proofErr w:type="spellStart"/>
-      <w:r>
-        <w:t>relationships</w:t>
-      </w:r>
-      <w:proofErr w:type="spellEnd"/>
-      <w:r>
-        <w:t xml:space="preserve"> </w:t>
-      </w:r>
-      <w:proofErr w:type="spellStart"/>
-      <w:r>
-        <w:t>across</w:t>
-      </w:r>
-      <w:proofErr w:type="spellEnd"/>
-      <w:r>
-        <w:t xml:space="preserve"> </w:t>
-      </w:r>
-      <w:proofErr w:type="spellStart"/>
-      <w:r>
-        <w:t>titles</w:t>
-      </w:r>
-      <w:proofErr w:type="spellEnd"/>
-      <w:r>
-        <w:t xml:space="preserve">, </w:t>
-      </w:r>
-      <w:proofErr w:type="spellStart"/>
-      <w:r>
-        <w:t>genres</w:t>
-      </w:r>
-      <w:proofErr w:type="spellEnd"/>
-      <w:r>
-        <w:t xml:space="preserve">, </w:t>
-      </w:r>
-      <w:proofErr w:type="spellStart"/>
-      <w:r>
-        <w:t>and</w:t>
-      </w:r>
-      <w:proofErr w:type="spellEnd"/>
-      <w:r>
-        <w:t xml:space="preserve"> cast/</w:t>
-      </w:r>
-      <w:proofErr w:type="spellStart"/>
-      <w:r>
-        <w:t>crew</w:t>
-      </w:r>
-      <w:proofErr w:type="spellEnd"/>
-      <w:r>
-        <w:t xml:space="preserve"> </w:t>
-      </w:r>
-      <w:proofErr w:type="spellStart"/>
-      <w:r>
-        <w:t>members</w:t>
-      </w:r>
-      <w:proofErr w:type="spellEnd"/>
-      <w:r>
-        <w:t xml:space="preserve">) </w:t>
-      </w:r>
-      <w:proofErr w:type="spellStart"/>
-      <w:r>
-        <w:t>and</w:t>
-      </w:r>
-      <w:proofErr w:type="spellEnd"/>
-      <w:r>
-        <w:t xml:space="preserve"> </w:t>
-      </w:r>
-      <w:proofErr w:type="spellStart"/>
-      <w:r>
-        <w:t>materializing</w:t>
-      </w:r>
-      <w:proofErr w:type="spellEnd"/>
-      <w:r>
-        <w:t xml:space="preserve"> </w:t>
-      </w:r>
-      <w:proofErr w:type="spellStart"/>
-      <w:r>
-        <w:t>the</w:t>
-      </w:r>
-      <w:proofErr w:type="spellEnd"/>
-      <w:r>
-        <w:t xml:space="preserve"> final Star Schema </w:t>
-      </w:r>
-      <w:proofErr w:type="spellStart"/>
-      <w:r>
-        <w:t>inside</w:t>
-      </w:r>
-      <w:proofErr w:type="spellEnd"/>
-      <w:r>
-        <w:t xml:space="preserve"> </w:t>
-      </w:r>
-      <w:proofErr w:type="spellStart"/>
-      <w:r>
-        <w:t>the</w:t>
-      </w:r>
-      <w:proofErr w:type="spellEnd"/>
-      <w:r>
-        <w:t xml:space="preserve"> local </w:t>
-      </w:r>
-      <w:proofErr w:type="spellStart"/>
-      <w:r>
-        <w:t>warehouse.duckdb</w:t>
-      </w:r>
-      <w:proofErr w:type="spellEnd"/>
-      <w:r>
-        <w:t xml:space="preserve"> </w:t>
-      </w:r>
-      <w:proofErr w:type="spellStart"/>
-      <w:r>
-        <w:t>database</w:t>
-      </w:r>
-      <w:proofErr w:type="spellEnd"/>
-      <w:r>
-        <w:t xml:space="preserve">. </w:t>
-      </w:r>
-      <w:proofErr w:type="spellStart"/>
-      <w:r>
-        <w:t>Finally</w:t>
-      </w:r>
-      <w:proofErr w:type="spellEnd"/>
-      <w:r>
-        <w:t xml:space="preserve">, </w:t>
-      </w:r>
-      <w:proofErr w:type="spellStart"/>
-      <w:r>
-        <w:t>dbt_test</w:t>
-      </w:r>
-      <w:proofErr w:type="spellEnd"/>
-      <w:r>
-        <w:t xml:space="preserve"> </w:t>
-      </w:r>
-      <w:proofErr w:type="spellStart"/>
-      <w:r>
-        <w:t>runs</w:t>
-      </w:r>
-      <w:proofErr w:type="spellEnd"/>
-      <w:r>
-        <w:t xml:space="preserve"> an </w:t>
-      </w:r>
-      <w:proofErr w:type="spellStart"/>
-      <w:r>
-        <w:t>automated</w:t>
-      </w:r>
-      <w:proofErr w:type="spellEnd"/>
-      <w:r>
-        <w:t xml:space="preserve"> data quality </w:t>
-      </w:r>
-      <w:proofErr w:type="spellStart"/>
-      <w:r>
-        <w:t>validation</w:t>
-      </w:r>
-      <w:proofErr w:type="spellEnd"/>
-      <w:r>
-        <w:t xml:space="preserve"> suite (</w:t>
-      </w:r>
-      <w:proofErr w:type="spellStart"/>
-      <w:r>
-        <w:t>verifying</w:t>
-      </w:r>
-      <w:proofErr w:type="spellEnd"/>
-      <w:r>
-        <w:t xml:space="preserve"> </w:t>
-      </w:r>
-      <w:proofErr w:type="spellStart"/>
-      <w:r>
-        <w:t>key</w:t>
-      </w:r>
-      <w:proofErr w:type="spellEnd"/>
-      <w:r>
-        <w:t xml:space="preserve"> </w:t>
-      </w:r>
-      <w:proofErr w:type="spellStart"/>
-      <w:r>
-        <w:t>uniqueness</w:t>
-      </w:r>
-      <w:proofErr w:type="spellEnd"/>
-      <w:r>
-        <w:t xml:space="preserve">, </w:t>
-      </w:r>
-      <w:proofErr w:type="spellStart"/>
-      <w:r>
-        <w:t>referential</w:t>
-      </w:r>
-      <w:proofErr w:type="spellEnd"/>
-      <w:r>
-        <w:t xml:space="preserve"> </w:t>
-      </w:r>
-      <w:proofErr w:type="spellStart"/>
-      <w:r>
-        <w:t>integrity</w:t>
-      </w:r>
-      <w:proofErr w:type="spellEnd"/>
-      <w:r>
-        <w:t xml:space="preserve">, </w:t>
-      </w:r>
-      <w:proofErr w:type="spellStart"/>
-      <w:r>
-        <w:t>and</w:t>
-      </w:r>
-      <w:proofErr w:type="spellEnd"/>
-      <w:r>
-        <w:t xml:space="preserve"> rating </w:t>
-      </w:r>
-      <w:proofErr w:type="spellStart"/>
-      <w:r>
-        <w:t>domain</w:t>
-      </w:r>
-      <w:proofErr w:type="spellEnd"/>
-      <w:r>
-        <w:t xml:space="preserve"> </w:t>
-      </w:r>
-      <w:proofErr w:type="spellStart"/>
-      <w:r>
-        <w:t>ranges</w:t>
-      </w:r>
-      <w:proofErr w:type="spellEnd"/>
-      <w:r>
-        <w:t xml:space="preserve">), </w:t>
-      </w:r>
-      <w:proofErr w:type="spellStart"/>
-      <w:r>
-        <w:t>ensuring</w:t>
-      </w:r>
-      <w:proofErr w:type="spellEnd"/>
-      <w:r>
-        <w:t xml:space="preserve"> data </w:t>
-      </w:r>
-      <w:proofErr w:type="spellStart"/>
-      <w:r>
-        <w:t>consistency</w:t>
-      </w:r>
-      <w:proofErr w:type="spellEnd"/>
-      <w:r>
-        <w:t xml:space="preserve"> </w:t>
-      </w:r>
-      <w:proofErr w:type="spellStart"/>
-      <w:r>
-        <w:t>before</w:t>
-      </w:r>
-      <w:proofErr w:type="spellEnd"/>
-      <w:r>
-        <w:t xml:space="preserve"> </w:t>
-      </w:r>
-      <w:proofErr w:type="spellStart"/>
-      <w:r>
-        <w:t>the</w:t>
-      </w:r>
-      <w:proofErr w:type="spellEnd"/>
-      <w:r>
-        <w:t xml:space="preserve"> </w:t>
-      </w:r>
-      <w:proofErr w:type="spellStart"/>
-      <w:r>
-        <w:t>warehouse</w:t>
-      </w:r>
-      <w:proofErr w:type="spellEnd"/>
-      <w:r>
-        <w:t xml:space="preserve"> </w:t>
-      </w:r>
-      <w:proofErr w:type="spellStart"/>
-      <w:r>
-        <w:t>is</w:t>
-      </w:r>
-      <w:proofErr w:type="spellEnd"/>
-      <w:r>
-        <w:t xml:space="preserve"> </w:t>
-      </w:r>
-      <w:proofErr w:type="spellStart"/>
-      <w:r>
-        <w:t>queried</w:t>
-      </w:r>
-      <w:proofErr w:type="spellEnd"/>
-      <w:r>
-        <w:t xml:space="preserve"> for </w:t>
-      </w:r>
-      <w:proofErr w:type="spellStart"/>
-      <w:r>
-        <w:t>analytical</w:t>
-      </w:r>
-      <w:proofErr w:type="spellEnd"/>
-      <w:r>
-        <w:t xml:space="preserve"> </w:t>
-      </w:r>
-      <w:proofErr w:type="spellStart"/>
-      <w:r>
-        <w:t>reporting</w:t>
-      </w:r>
-      <w:proofErr w:type="spellEnd"/>
-      <w:r>
-        <w:t xml:space="preserve"> in </w:t>
-      </w:r>
-      <w:proofErr w:type="spellStart"/>
-      <w:r>
-        <w:t>DBeaver</w:t>
-      </w:r>
-      <w:proofErr w:type="spellEnd"/>
-      <w:r>
+        <w:rPr>
+          <w:rFonts w:ascii="Times New Roman" w:hAnsi="Times New Roman"/>
+          <w:sz w:val="24"/>
+          <w:szCs w:val="24"/>
+        </w:rPr>
+        <w:t xml:space="preserve"> </w:t>
+      </w:r>
+      <w:proofErr w:type="spellStart"/>
+      <w:r>
+        <w:rPr>
+          <w:rFonts w:ascii="Times New Roman" w:hAnsi="Times New Roman"/>
+          <w:sz w:val="24"/>
+          <w:szCs w:val="24"/>
+        </w:rPr>
+        <w:t>instance</w:t>
+      </w:r>
+      <w:proofErr w:type="spellEnd"/>
+      <w:r>
+        <w:rPr>
+          <w:rFonts w:ascii="Times New Roman" w:hAnsi="Times New Roman"/>
+          <w:sz w:val="24"/>
+          <w:szCs w:val="24"/>
+        </w:rPr>
         <w:t>.</w:t>
       </w:r>
     </w:p>
@@ -3767,7 +4220,6 @@
           <w:lang w:eastAsia="ro-RO"/>
           <w14:ligatures w14:val="none"/>
         </w:rPr>
-        <w:lastRenderedPageBreak/>
         <w:br/>
       </w:r>
     </w:p>
@@ -3802,6 +4254,7 @@
           <w:lang w:eastAsia="ro-RO"/>
           <w14:ligatures w14:val="none"/>
         </w:rPr>
+        <w:lastRenderedPageBreak/>
         <w:t>dags</w:t>
       </w:r>
       <w:proofErr w:type="spellEnd"/>
@@ -8442,6 +8895,7 @@
           <w:ilvl w:val="0"/>
           <w:numId w:val="27"/>
         </w:numPr>
+        <w:jc w:val="both"/>
         <w:rPr>
           <w:rFonts w:ascii="Times New Roman" w:eastAsia="Times New Roman" w:hAnsi="Times New Roman" w:cs="Times New Roman"/>
           <w:color w:val="1F1F1F"/>
@@ -8837,6 +9291,7 @@
           <w:ilvl w:val="0"/>
           <w:numId w:val="27"/>
         </w:numPr>
+        <w:jc w:val="both"/>
         <w:rPr>
           <w:rFonts w:ascii="Times New Roman" w:eastAsia="Times New Roman" w:hAnsi="Times New Roman" w:cs="Times New Roman"/>
           <w:color w:val="1F1F1F"/>
@@ -9154,6 +9609,7 @@
           <w:ilvl w:val="0"/>
           <w:numId w:val="27"/>
         </w:numPr>
+        <w:jc w:val="both"/>
         <w:rPr>
           <w:rFonts w:ascii="Times New Roman" w:eastAsia="Times New Roman" w:hAnsi="Times New Roman" w:cs="Times New Roman"/>
           <w:color w:val="1F1F1F"/>
@@ -9315,6 +9771,7 @@
           <w:ilvl w:val="0"/>
           <w:numId w:val="27"/>
         </w:numPr>
+        <w:jc w:val="both"/>
         <w:rPr>
           <w:rFonts w:ascii="Times New Roman" w:eastAsia="Times New Roman" w:hAnsi="Times New Roman" w:cs="Times New Roman"/>
           <w:color w:val="1F1F1F"/>
@@ -9990,6 +10447,7 @@
     </w:p>
     <w:p>
       <w:pPr>
+        <w:jc w:val="both"/>
         <w:rPr>
           <w:b/>
           <w:bCs/>
@@ -11497,13 +11955,17 @@
     </w:p>
     <w:p>
       <w:pPr>
-        <w:pStyle w:val="paragraf"/>
-        <w:rPr>
-          <w:lang w:eastAsia="ro-RO"/>
-        </w:rPr>
-      </w:pPr>
-      <w:r>
-        <w:rPr>
+        <w:jc w:val="both"/>
+        <w:rPr>
+          <w:rFonts w:ascii="Times New Roman" w:hAnsi="Times New Roman"/>
+          <w:sz w:val="24"/>
+          <w:lang w:eastAsia="ro-RO"/>
+        </w:rPr>
+      </w:pPr>
+      <w:r>
+        <w:rPr>
+          <w:rFonts w:ascii="Times New Roman" w:hAnsi="Times New Roman"/>
+          <w:sz w:val="24"/>
           <w:lang w:eastAsia="ro-RO"/>
         </w:rPr>
         <w:t xml:space="preserve">The </w:t>
@@ -11512,7 +11974,7 @@
       <w:r>
         <w:rPr>
           <w:rFonts w:ascii="Courier New" w:hAnsi="Courier New" w:cs="Courier New"/>
-          <w:bdr w:val="none" w:sz="0" w:space="0" w:color="auto" w:frame="1"/>
+          <w:sz w:val="24"/>
           <w:lang w:eastAsia="ro-RO"/>
         </w:rPr>
         <w:t>imdb_ingest_transformation_dag</w:t>
@@ -11520,15 +11982,17 @@
       <w:proofErr w:type="spellEnd"/>
       <w:r>
         <w:rPr>
-          <w:rFonts w:ascii="Courier New" w:hAnsi="Courier New" w:cs="Courier New"/>
-          <w:bdr w:val="none" w:sz="0" w:space="0" w:color="auto" w:frame="1"/>
-          <w:lang w:eastAsia="ro-RO"/>
-        </w:rPr>
-        <w:t xml:space="preserve"> </w:t>
-      </w:r>
-      <w:proofErr w:type="spellStart"/>
-      <w:r>
-        <w:rPr>
+          <w:rFonts w:ascii="Times New Roman" w:hAnsi="Times New Roman"/>
+          <w:sz w:val="24"/>
+          <w:lang w:eastAsia="ro-RO"/>
+        </w:rPr>
+        <w:t xml:space="preserve"> </w:t>
+      </w:r>
+      <w:proofErr w:type="spellStart"/>
+      <w:r>
+        <w:rPr>
+          <w:rFonts w:ascii="Times New Roman" w:hAnsi="Times New Roman"/>
+          <w:sz w:val="24"/>
           <w:lang w:eastAsia="ro-RO"/>
         </w:rPr>
         <w:t>pipeline</w:t>
@@ -11536,13 +12000,17 @@
       <w:proofErr w:type="spellEnd"/>
       <w:r>
         <w:rPr>
-          <w:lang w:eastAsia="ro-RO"/>
-        </w:rPr>
-        <w:t xml:space="preserve"> </w:t>
-      </w:r>
-      <w:proofErr w:type="spellStart"/>
-      <w:r>
-        <w:rPr>
+          <w:rFonts w:ascii="Times New Roman" w:hAnsi="Times New Roman"/>
+          <w:sz w:val="24"/>
+          <w:lang w:eastAsia="ro-RO"/>
+        </w:rPr>
+        <w:t xml:space="preserve"> </w:t>
+      </w:r>
+      <w:proofErr w:type="spellStart"/>
+      <w:r>
+        <w:rPr>
+          <w:rFonts w:ascii="Times New Roman" w:hAnsi="Times New Roman"/>
+          <w:sz w:val="24"/>
           <w:lang w:eastAsia="ro-RO"/>
         </w:rPr>
         <w:t>executes</w:t>
@@ -11550,13 +12018,17 @@
       <w:proofErr w:type="spellEnd"/>
       <w:r>
         <w:rPr>
-          <w:lang w:eastAsia="ro-RO"/>
-        </w:rPr>
-        <w:t xml:space="preserve"> </w:t>
-      </w:r>
-      <w:proofErr w:type="spellStart"/>
-      <w:r>
-        <w:rPr>
+          <w:rFonts w:ascii="Times New Roman" w:hAnsi="Times New Roman"/>
+          <w:sz w:val="24"/>
+          <w:lang w:eastAsia="ro-RO"/>
+        </w:rPr>
+        <w:t xml:space="preserve"> </w:t>
+      </w:r>
+      <w:proofErr w:type="spellStart"/>
+      <w:r>
+        <w:rPr>
+          <w:rFonts w:ascii="Times New Roman" w:hAnsi="Times New Roman"/>
+          <w:sz w:val="24"/>
           <w:lang w:eastAsia="ro-RO"/>
         </w:rPr>
         <w:t>sequentially</w:t>
@@ -11564,13 +12036,17 @@
       <w:proofErr w:type="spellEnd"/>
       <w:r>
         <w:rPr>
-          <w:lang w:eastAsia="ro-RO"/>
-        </w:rPr>
-        <w:t xml:space="preserve"> </w:t>
-      </w:r>
-      <w:proofErr w:type="spellStart"/>
-      <w:r>
-        <w:rPr>
+          <w:rFonts w:ascii="Times New Roman" w:hAnsi="Times New Roman"/>
+          <w:sz w:val="24"/>
+          <w:lang w:eastAsia="ro-RO"/>
+        </w:rPr>
+        <w:t xml:space="preserve"> </w:t>
+      </w:r>
+      <w:proofErr w:type="spellStart"/>
+      <w:r>
+        <w:rPr>
+          <w:rFonts w:ascii="Times New Roman" w:hAnsi="Times New Roman"/>
+          <w:sz w:val="24"/>
           <w:lang w:eastAsia="ro-RO"/>
         </w:rPr>
         <w:t>across</w:t>
@@ -11578,13 +12054,17 @@
       <w:proofErr w:type="spellEnd"/>
       <w:r>
         <w:rPr>
-          <w:lang w:eastAsia="ro-RO"/>
-        </w:rPr>
-        <w:t xml:space="preserve"> </w:t>
-      </w:r>
-      <w:proofErr w:type="spellStart"/>
-      <w:r>
-        <w:rPr>
+          <w:rFonts w:ascii="Times New Roman" w:hAnsi="Times New Roman"/>
+          <w:sz w:val="24"/>
+          <w:lang w:eastAsia="ro-RO"/>
+        </w:rPr>
+        <w:t xml:space="preserve"> </w:t>
+      </w:r>
+      <w:proofErr w:type="spellStart"/>
+      <w:r>
+        <w:rPr>
+          <w:rFonts w:ascii="Times New Roman" w:hAnsi="Times New Roman"/>
+          <w:sz w:val="24"/>
           <w:lang w:eastAsia="ro-RO"/>
         </w:rPr>
         <w:t>four</w:t>
@@ -11592,6 +12072,8 @@
       <w:proofErr w:type="spellEnd"/>
       <w:r>
         <w:rPr>
+          <w:rFonts w:ascii="Times New Roman" w:hAnsi="Times New Roman"/>
+          <w:sz w:val="24"/>
           <w:lang w:eastAsia="ro-RO"/>
         </w:rPr>
         <w:t xml:space="preserve"> distinct </w:t>
@@ -11599,6 +12081,8 @@
       <w:proofErr w:type="spellStart"/>
       <w:r>
         <w:rPr>
+          <w:rFonts w:ascii="Times New Roman" w:hAnsi="Times New Roman"/>
+          <w:sz w:val="24"/>
           <w:lang w:eastAsia="ro-RO"/>
         </w:rPr>
         <w:t>tasks</w:t>
@@ -11606,6 +12090,8 @@
       <w:proofErr w:type="spellEnd"/>
       <w:r>
         <w:rPr>
+          <w:rFonts w:ascii="Times New Roman" w:hAnsi="Times New Roman"/>
+          <w:sz w:val="24"/>
           <w:lang w:eastAsia="ro-RO"/>
         </w:rPr>
         <w:t>:</w:t>
@@ -11613,2280 +12099,1662 @@
     </w:p>
     <w:p>
       <w:pPr>
-        <w:spacing w:after="0" w:line="240" w:lineRule="auto"/>
-        <w:rPr>
-          <w:rFonts w:ascii="Courier New" w:eastAsia="Times New Roman" w:hAnsi="Courier New" w:cs="Courier New"/>
-          <w:color w:val="1F1F1F"/>
-          <w:kern w:val="0"/>
-          <w:sz w:val="24"/>
-          <w:szCs w:val="24"/>
-          <w:bdr w:val="none" w:sz="0" w:space="0" w:color="auto" w:frame="1"/>
-          <w:lang w:eastAsia="ro-RO"/>
-          <w14:ligatures w14:val="none"/>
-        </w:rPr>
-      </w:pPr>
+        <w:numPr>
+          <w:ilvl w:val="0"/>
+          <w:numId w:val="42"/>
+        </w:numPr>
+        <w:jc w:val="both"/>
+        <w:rPr>
+          <w:rFonts w:ascii="Times New Roman" w:hAnsi="Times New Roman"/>
+          <w:sz w:val="24"/>
+          <w:lang w:eastAsia="ro-RO"/>
+        </w:rPr>
+      </w:pPr>
+      <w:proofErr w:type="spellStart"/>
+      <w:r>
+        <w:rPr>
+          <w:rFonts w:ascii="Courier New" w:hAnsi="Courier New" w:cs="Courier New"/>
+          <w:sz w:val="24"/>
+          <w:lang w:eastAsia="ro-RO"/>
+        </w:rPr>
+        <w:t>extract_and_load_raw_data</w:t>
+      </w:r>
+      <w:proofErr w:type="spellEnd"/>
+      <w:r>
+        <w:rPr>
+          <w:rFonts w:ascii="Courier New" w:hAnsi="Courier New" w:cs="Courier New"/>
+          <w:sz w:val="24"/>
+          <w:lang w:eastAsia="ro-RO"/>
+        </w:rPr>
+        <w:t>:</w:t>
+      </w:r>
+      <w:r>
+        <w:rPr>
+          <w:rFonts w:ascii="Times New Roman" w:hAnsi="Times New Roman"/>
+          <w:sz w:val="24"/>
+          <w:lang w:eastAsia="ro-RO"/>
+        </w:rPr>
+        <w:t xml:space="preserve"> </w:t>
+      </w:r>
+      <w:proofErr w:type="spellStart"/>
+      <w:r>
+        <w:rPr>
+          <w:rFonts w:ascii="Times New Roman" w:hAnsi="Times New Roman"/>
+          <w:sz w:val="24"/>
+          <w:lang w:eastAsia="ro-RO"/>
+        </w:rPr>
+        <w:t>Ingests</w:t>
+      </w:r>
+      <w:proofErr w:type="spellEnd"/>
+      <w:r>
+        <w:rPr>
+          <w:rFonts w:ascii="Times New Roman" w:hAnsi="Times New Roman"/>
+          <w:sz w:val="24"/>
+          <w:lang w:eastAsia="ro-RO"/>
+        </w:rPr>
+        <w:t xml:space="preserve"> </w:t>
+      </w:r>
+      <w:proofErr w:type="spellStart"/>
+      <w:r>
+        <w:rPr>
+          <w:rFonts w:ascii="Times New Roman" w:hAnsi="Times New Roman"/>
+          <w:sz w:val="24"/>
+          <w:lang w:eastAsia="ro-RO"/>
+        </w:rPr>
+        <w:t>the</w:t>
+      </w:r>
+      <w:proofErr w:type="spellEnd"/>
+      <w:r>
+        <w:rPr>
+          <w:rFonts w:ascii="Times New Roman" w:hAnsi="Times New Roman"/>
+          <w:sz w:val="24"/>
+          <w:lang w:eastAsia="ro-RO"/>
+        </w:rPr>
+        <w:t xml:space="preserve"> </w:t>
+      </w:r>
+      <w:proofErr w:type="spellStart"/>
+      <w:r>
+        <w:rPr>
+          <w:rFonts w:ascii="Times New Roman" w:hAnsi="Times New Roman"/>
+          <w:sz w:val="24"/>
+          <w:lang w:eastAsia="ro-RO"/>
+        </w:rPr>
+        <w:t>raw</w:t>
+      </w:r>
+      <w:proofErr w:type="spellEnd"/>
+      <w:r>
+        <w:rPr>
+          <w:rFonts w:ascii="Times New Roman" w:hAnsi="Times New Roman"/>
+          <w:sz w:val="24"/>
+          <w:lang w:eastAsia="ro-RO"/>
+        </w:rPr>
+        <w:t xml:space="preserve"> </w:t>
+      </w:r>
+      <w:proofErr w:type="spellStart"/>
+      <w:r>
+        <w:rPr>
+          <w:rFonts w:ascii="Times New Roman" w:hAnsi="Times New Roman"/>
+          <w:sz w:val="24"/>
+          <w:lang w:eastAsia="ro-RO"/>
+        </w:rPr>
+        <w:t>IMDb</w:t>
+      </w:r>
+      <w:proofErr w:type="spellEnd"/>
+      <w:r>
+        <w:rPr>
+          <w:rFonts w:ascii="Times New Roman" w:hAnsi="Times New Roman"/>
+          <w:sz w:val="24"/>
+          <w:lang w:eastAsia="ro-RO"/>
+        </w:rPr>
+        <w:t xml:space="preserve"> </w:t>
+      </w:r>
+      <w:proofErr w:type="spellStart"/>
+      <w:r>
+        <w:rPr>
+          <w:rFonts w:ascii="Times New Roman" w:hAnsi="Times New Roman"/>
+          <w:sz w:val="24"/>
+          <w:lang w:eastAsia="ro-RO"/>
+        </w:rPr>
+        <w:t>source</w:t>
+      </w:r>
+      <w:proofErr w:type="spellEnd"/>
+      <w:r>
+        <w:rPr>
+          <w:rFonts w:ascii="Times New Roman" w:hAnsi="Times New Roman"/>
+          <w:sz w:val="24"/>
+          <w:lang w:eastAsia="ro-RO"/>
+        </w:rPr>
+        <w:t xml:space="preserve"> </w:t>
+      </w:r>
+      <w:proofErr w:type="spellStart"/>
+      <w:r>
+        <w:rPr>
+          <w:rFonts w:ascii="Times New Roman" w:hAnsi="Times New Roman"/>
+          <w:sz w:val="24"/>
+          <w:lang w:eastAsia="ro-RO"/>
+        </w:rPr>
+        <w:t>files</w:t>
+      </w:r>
+      <w:proofErr w:type="spellEnd"/>
+      <w:r>
+        <w:rPr>
+          <w:rFonts w:ascii="Times New Roman" w:hAnsi="Times New Roman"/>
+          <w:sz w:val="24"/>
+          <w:lang w:eastAsia="ro-RO"/>
+        </w:rPr>
+        <w:t xml:space="preserve">, </w:t>
+      </w:r>
+      <w:proofErr w:type="spellStart"/>
+      <w:r>
+        <w:rPr>
+          <w:rFonts w:ascii="Times New Roman" w:hAnsi="Times New Roman"/>
+          <w:sz w:val="24"/>
+          <w:lang w:eastAsia="ro-RO"/>
+        </w:rPr>
+        <w:t>converts</w:t>
+      </w:r>
+      <w:proofErr w:type="spellEnd"/>
+      <w:r>
+        <w:rPr>
+          <w:rFonts w:ascii="Times New Roman" w:hAnsi="Times New Roman"/>
+          <w:sz w:val="24"/>
+          <w:lang w:eastAsia="ro-RO"/>
+        </w:rPr>
+        <w:t xml:space="preserve"> </w:t>
+      </w:r>
+      <w:proofErr w:type="spellStart"/>
+      <w:r>
+        <w:rPr>
+          <w:rFonts w:ascii="Times New Roman" w:hAnsi="Times New Roman"/>
+          <w:sz w:val="24"/>
+          <w:lang w:eastAsia="ro-RO"/>
+        </w:rPr>
+        <w:t>them</w:t>
+      </w:r>
+      <w:proofErr w:type="spellEnd"/>
+      <w:r>
+        <w:rPr>
+          <w:rFonts w:ascii="Times New Roman" w:hAnsi="Times New Roman"/>
+          <w:sz w:val="24"/>
+          <w:lang w:eastAsia="ro-RO"/>
+        </w:rPr>
+        <w:t xml:space="preserve"> </w:t>
+      </w:r>
+      <w:proofErr w:type="spellStart"/>
+      <w:r>
+        <w:rPr>
+          <w:rFonts w:ascii="Times New Roman" w:hAnsi="Times New Roman"/>
+          <w:sz w:val="24"/>
+          <w:lang w:eastAsia="ro-RO"/>
+        </w:rPr>
+        <w:t>into</w:t>
+      </w:r>
+      <w:proofErr w:type="spellEnd"/>
+      <w:r>
+        <w:rPr>
+          <w:rFonts w:ascii="Times New Roman" w:hAnsi="Times New Roman"/>
+          <w:sz w:val="24"/>
+          <w:lang w:eastAsia="ro-RO"/>
+        </w:rPr>
+        <w:t xml:space="preserve"> </w:t>
+      </w:r>
+      <w:proofErr w:type="spellStart"/>
+      <w:r>
+        <w:rPr>
+          <w:rFonts w:ascii="Times New Roman" w:hAnsi="Times New Roman"/>
+          <w:sz w:val="24"/>
+          <w:lang w:eastAsia="ro-RO"/>
+        </w:rPr>
+        <w:t>Parquet</w:t>
+      </w:r>
+      <w:proofErr w:type="spellEnd"/>
+      <w:r>
+        <w:rPr>
+          <w:rFonts w:ascii="Times New Roman" w:hAnsi="Times New Roman"/>
+          <w:sz w:val="24"/>
+          <w:lang w:eastAsia="ro-RO"/>
+        </w:rPr>
+        <w:t xml:space="preserve"> format for optimal </w:t>
+      </w:r>
+      <w:proofErr w:type="spellStart"/>
+      <w:r>
+        <w:rPr>
+          <w:rFonts w:ascii="Times New Roman" w:hAnsi="Times New Roman"/>
+          <w:sz w:val="24"/>
+          <w:lang w:eastAsia="ro-RO"/>
+        </w:rPr>
+        <w:t>storage</w:t>
+      </w:r>
+      <w:proofErr w:type="spellEnd"/>
+      <w:r>
+        <w:rPr>
+          <w:rFonts w:ascii="Times New Roman" w:hAnsi="Times New Roman"/>
+          <w:sz w:val="24"/>
+          <w:lang w:eastAsia="ro-RO"/>
+        </w:rPr>
+        <w:t xml:space="preserve"> </w:t>
+      </w:r>
+      <w:proofErr w:type="spellStart"/>
+      <w:r>
+        <w:rPr>
+          <w:rFonts w:ascii="Times New Roman" w:hAnsi="Times New Roman"/>
+          <w:sz w:val="24"/>
+          <w:lang w:eastAsia="ro-RO"/>
+        </w:rPr>
+        <w:t>and</w:t>
+      </w:r>
+      <w:proofErr w:type="spellEnd"/>
+      <w:r>
+        <w:rPr>
+          <w:rFonts w:ascii="Times New Roman" w:hAnsi="Times New Roman"/>
+          <w:sz w:val="24"/>
+          <w:lang w:eastAsia="ro-RO"/>
+        </w:rPr>
+        <w:t xml:space="preserve"> I/O </w:t>
+      </w:r>
+      <w:proofErr w:type="spellStart"/>
+      <w:r>
+        <w:rPr>
+          <w:rFonts w:ascii="Times New Roman" w:hAnsi="Times New Roman"/>
+          <w:sz w:val="24"/>
+          <w:lang w:eastAsia="ro-RO"/>
+        </w:rPr>
+        <w:t>efficiency</w:t>
+      </w:r>
+      <w:proofErr w:type="spellEnd"/>
+      <w:r>
+        <w:rPr>
+          <w:rFonts w:ascii="Times New Roman" w:hAnsi="Times New Roman"/>
+          <w:sz w:val="24"/>
+          <w:lang w:eastAsia="ro-RO"/>
+        </w:rPr>
+        <w:t xml:space="preserve">, </w:t>
+      </w:r>
+      <w:proofErr w:type="spellStart"/>
+      <w:r>
+        <w:rPr>
+          <w:rFonts w:ascii="Times New Roman" w:hAnsi="Times New Roman"/>
+          <w:sz w:val="24"/>
+          <w:lang w:eastAsia="ro-RO"/>
+        </w:rPr>
+        <w:t>and</w:t>
+      </w:r>
+      <w:proofErr w:type="spellEnd"/>
+      <w:r>
+        <w:rPr>
+          <w:rFonts w:ascii="Times New Roman" w:hAnsi="Times New Roman"/>
+          <w:sz w:val="24"/>
+          <w:lang w:eastAsia="ro-RO"/>
+        </w:rPr>
+        <w:t xml:space="preserve"> </w:t>
+      </w:r>
+      <w:proofErr w:type="spellStart"/>
+      <w:r>
+        <w:rPr>
+          <w:rFonts w:ascii="Times New Roman" w:hAnsi="Times New Roman"/>
+          <w:sz w:val="24"/>
+          <w:lang w:eastAsia="ro-RO"/>
+        </w:rPr>
+        <w:t>loads</w:t>
+      </w:r>
+      <w:proofErr w:type="spellEnd"/>
+      <w:r>
+        <w:rPr>
+          <w:rFonts w:ascii="Times New Roman" w:hAnsi="Times New Roman"/>
+          <w:sz w:val="24"/>
+          <w:lang w:eastAsia="ro-RO"/>
+        </w:rPr>
+        <w:t xml:space="preserve"> </w:t>
+      </w:r>
+      <w:proofErr w:type="spellStart"/>
+      <w:r>
+        <w:rPr>
+          <w:rFonts w:ascii="Times New Roman" w:hAnsi="Times New Roman"/>
+          <w:sz w:val="24"/>
+          <w:lang w:eastAsia="ro-RO"/>
+        </w:rPr>
+        <w:t>them</w:t>
+      </w:r>
+      <w:proofErr w:type="spellEnd"/>
+      <w:r>
+        <w:rPr>
+          <w:rFonts w:ascii="Times New Roman" w:hAnsi="Times New Roman"/>
+          <w:sz w:val="24"/>
+          <w:lang w:eastAsia="ro-RO"/>
+        </w:rPr>
+        <w:t xml:space="preserve"> </w:t>
+      </w:r>
+      <w:proofErr w:type="spellStart"/>
+      <w:r>
+        <w:rPr>
+          <w:rFonts w:ascii="Times New Roman" w:hAnsi="Times New Roman"/>
+          <w:sz w:val="24"/>
+          <w:lang w:eastAsia="ro-RO"/>
+        </w:rPr>
+        <w:t>into</w:t>
+      </w:r>
+      <w:proofErr w:type="spellEnd"/>
+      <w:r>
+        <w:rPr>
+          <w:rFonts w:ascii="Times New Roman" w:hAnsi="Times New Roman"/>
+          <w:sz w:val="24"/>
+          <w:lang w:eastAsia="ro-RO"/>
+        </w:rPr>
+        <w:t xml:space="preserve"> </w:t>
+      </w:r>
+      <w:proofErr w:type="spellStart"/>
+      <w:r>
+        <w:rPr>
+          <w:rFonts w:ascii="Times New Roman" w:hAnsi="Times New Roman"/>
+          <w:sz w:val="24"/>
+          <w:lang w:eastAsia="ro-RO"/>
+        </w:rPr>
+        <w:t>DuckDB</w:t>
+      </w:r>
+      <w:proofErr w:type="spellEnd"/>
+      <w:r>
+        <w:rPr>
+          <w:rFonts w:ascii="Times New Roman" w:hAnsi="Times New Roman"/>
+          <w:sz w:val="24"/>
+          <w:lang w:eastAsia="ro-RO"/>
+        </w:rPr>
+        <w:t xml:space="preserve"> as </w:t>
+      </w:r>
+      <w:proofErr w:type="spellStart"/>
+      <w:r>
+        <w:rPr>
+          <w:rFonts w:ascii="Times New Roman" w:hAnsi="Times New Roman"/>
+          <w:sz w:val="24"/>
+          <w:lang w:eastAsia="ro-RO"/>
+        </w:rPr>
+        <w:t>raw</w:t>
+      </w:r>
+      <w:proofErr w:type="spellEnd"/>
+      <w:r>
+        <w:rPr>
+          <w:rFonts w:ascii="Times New Roman" w:hAnsi="Times New Roman"/>
+          <w:sz w:val="24"/>
+          <w:lang w:eastAsia="ro-RO"/>
+        </w:rPr>
+        <w:t xml:space="preserve"> </w:t>
+      </w:r>
+      <w:proofErr w:type="spellStart"/>
+      <w:r>
+        <w:rPr>
+          <w:rFonts w:ascii="Times New Roman" w:hAnsi="Times New Roman"/>
+          <w:sz w:val="24"/>
+          <w:lang w:eastAsia="ro-RO"/>
+        </w:rPr>
+        <w:t>tables</w:t>
+      </w:r>
+      <w:proofErr w:type="spellEnd"/>
+      <w:r>
+        <w:rPr>
+          <w:rFonts w:ascii="Times New Roman" w:hAnsi="Times New Roman"/>
+          <w:sz w:val="24"/>
+          <w:lang w:eastAsia="ro-RO"/>
+        </w:rPr>
+        <w:t>.</w:t>
+      </w:r>
     </w:p>
     <w:p>
       <w:pPr>
         <w:numPr>
           <w:ilvl w:val="0"/>
-          <w:numId w:val="29"/>
+          <w:numId w:val="42"/>
         </w:numPr>
-        <w:spacing w:after="0" w:line="240" w:lineRule="auto"/>
         <w:jc w:val="both"/>
         <w:rPr>
-          <w:rFonts w:ascii="Times New Roman" w:eastAsia="Times New Roman" w:hAnsi="Times New Roman" w:cs="Times New Roman"/>
-          <w:color w:val="1F1F1F"/>
-          <w:kern w:val="0"/>
-          <w:sz w:val="24"/>
-          <w:szCs w:val="24"/>
-          <w:lang w:eastAsia="ro-RO"/>
-          <w14:ligatures w14:val="none"/>
-        </w:rPr>
-      </w:pPr>
-      <w:proofErr w:type="spellStart"/>
-      <w:r>
-        <w:rPr>
-          <w:rFonts w:ascii="Times New Roman" w:eastAsia="Times New Roman" w:hAnsi="Times New Roman" w:cs="Times New Roman"/>
-          <w:color w:val="1F1F1F"/>
-          <w:kern w:val="0"/>
-          <w:sz w:val="24"/>
-          <w:szCs w:val="24"/>
-          <w:bdr w:val="none" w:sz="0" w:space="0" w:color="auto" w:frame="1"/>
-          <w:lang w:eastAsia="ro-RO"/>
-          <w14:ligatures w14:val="none"/>
-        </w:rPr>
-        <w:t>extract_and_load_raw_data</w:t>
-      </w:r>
-      <w:proofErr w:type="spellEnd"/>
-      <w:r>
-        <w:rPr>
-          <w:rFonts w:ascii="Times New Roman" w:eastAsia="Times New Roman" w:hAnsi="Times New Roman" w:cs="Times New Roman"/>
-          <w:color w:val="1F1F1F"/>
-          <w:kern w:val="0"/>
-          <w:sz w:val="24"/>
-          <w:szCs w:val="24"/>
-          <w:bdr w:val="none" w:sz="0" w:space="0" w:color="auto" w:frame="1"/>
-          <w:lang w:eastAsia="ro-RO"/>
-          <w14:ligatures w14:val="none"/>
+          <w:rFonts w:ascii="Times New Roman" w:hAnsi="Times New Roman"/>
+          <w:sz w:val="24"/>
+          <w:lang w:eastAsia="ro-RO"/>
+        </w:rPr>
+      </w:pPr>
+      <w:proofErr w:type="spellStart"/>
+      <w:r>
+        <w:rPr>
+          <w:rFonts w:ascii="Courier New" w:hAnsi="Courier New" w:cs="Courier New"/>
+          <w:sz w:val="24"/>
+          <w:lang w:eastAsia="ro-RO"/>
+        </w:rPr>
+        <w:t>dbt_snapshot</w:t>
+      </w:r>
+      <w:proofErr w:type="spellEnd"/>
+      <w:r>
+        <w:rPr>
+          <w:rFonts w:ascii="Courier New" w:hAnsi="Courier New" w:cs="Courier New"/>
+          <w:sz w:val="24"/>
+          <w:lang w:eastAsia="ro-RO"/>
         </w:rPr>
         <w:t>:</w:t>
       </w:r>
       <w:r>
         <w:rPr>
-          <w:rFonts w:ascii="Times New Roman" w:eastAsia="Times New Roman" w:hAnsi="Times New Roman" w:cs="Times New Roman"/>
-          <w:color w:val="1F1F1F"/>
-          <w:kern w:val="0"/>
-          <w:sz w:val="24"/>
-          <w:szCs w:val="24"/>
-          <w:lang w:eastAsia="ro-RO"/>
-          <w14:ligatures w14:val="none"/>
-        </w:rPr>
-        <w:t xml:space="preserve"> </w:t>
-      </w:r>
-      <w:proofErr w:type="spellStart"/>
-      <w:r>
-        <w:rPr>
-          <w:rFonts w:ascii="Times New Roman" w:eastAsia="Times New Roman" w:hAnsi="Times New Roman" w:cs="Times New Roman"/>
-          <w:color w:val="1F1F1F"/>
-          <w:kern w:val="0"/>
-          <w:sz w:val="24"/>
-          <w:szCs w:val="24"/>
-          <w:lang w:eastAsia="ro-RO"/>
-          <w14:ligatures w14:val="none"/>
-        </w:rPr>
-        <w:t>Ingests</w:t>
-      </w:r>
-      <w:proofErr w:type="spellEnd"/>
-      <w:r>
-        <w:rPr>
-          <w:rFonts w:ascii="Times New Roman" w:eastAsia="Times New Roman" w:hAnsi="Times New Roman" w:cs="Times New Roman"/>
-          <w:color w:val="1F1F1F"/>
-          <w:kern w:val="0"/>
-          <w:sz w:val="24"/>
-          <w:szCs w:val="24"/>
-          <w:lang w:eastAsia="ro-RO"/>
-          <w14:ligatures w14:val="none"/>
-        </w:rPr>
-        <w:t xml:space="preserve"> </w:t>
-      </w:r>
-      <w:proofErr w:type="spellStart"/>
-      <w:r>
-        <w:rPr>
-          <w:rFonts w:ascii="Times New Roman" w:eastAsia="Times New Roman" w:hAnsi="Times New Roman" w:cs="Times New Roman"/>
-          <w:color w:val="1F1F1F"/>
-          <w:kern w:val="0"/>
-          <w:sz w:val="24"/>
-          <w:szCs w:val="24"/>
-          <w:lang w:eastAsia="ro-RO"/>
-          <w14:ligatures w14:val="none"/>
-        </w:rPr>
-        <w:t>the</w:t>
-      </w:r>
-      <w:proofErr w:type="spellEnd"/>
-      <w:r>
-        <w:rPr>
-          <w:rFonts w:ascii="Times New Roman" w:eastAsia="Times New Roman" w:hAnsi="Times New Roman" w:cs="Times New Roman"/>
-          <w:color w:val="1F1F1F"/>
-          <w:kern w:val="0"/>
-          <w:sz w:val="24"/>
-          <w:szCs w:val="24"/>
-          <w:lang w:eastAsia="ro-RO"/>
-          <w14:ligatures w14:val="none"/>
-        </w:rPr>
-        <w:t xml:space="preserve"> </w:t>
-      </w:r>
-      <w:proofErr w:type="spellStart"/>
-      <w:r>
-        <w:rPr>
-          <w:rFonts w:ascii="Times New Roman" w:eastAsia="Times New Roman" w:hAnsi="Times New Roman" w:cs="Times New Roman"/>
-          <w:color w:val="1F1F1F"/>
-          <w:kern w:val="0"/>
-          <w:sz w:val="24"/>
-          <w:szCs w:val="24"/>
-          <w:lang w:eastAsia="ro-RO"/>
-          <w14:ligatures w14:val="none"/>
-        </w:rPr>
-        <w:t>raw</w:t>
-      </w:r>
-      <w:proofErr w:type="spellEnd"/>
-      <w:r>
-        <w:rPr>
-          <w:rFonts w:ascii="Times New Roman" w:eastAsia="Times New Roman" w:hAnsi="Times New Roman" w:cs="Times New Roman"/>
-          <w:color w:val="1F1F1F"/>
-          <w:kern w:val="0"/>
-          <w:sz w:val="24"/>
-          <w:szCs w:val="24"/>
-          <w:lang w:eastAsia="ro-RO"/>
-          <w14:ligatures w14:val="none"/>
-        </w:rPr>
-        <w:t xml:space="preserve"> </w:t>
-      </w:r>
-      <w:proofErr w:type="spellStart"/>
-      <w:r>
-        <w:rPr>
-          <w:rFonts w:ascii="Times New Roman" w:eastAsia="Times New Roman" w:hAnsi="Times New Roman" w:cs="Times New Roman"/>
-          <w:color w:val="1F1F1F"/>
-          <w:kern w:val="0"/>
-          <w:sz w:val="24"/>
-          <w:szCs w:val="24"/>
-          <w:lang w:eastAsia="ro-RO"/>
-          <w14:ligatures w14:val="none"/>
-        </w:rPr>
-        <w:t>IMDb</w:t>
-      </w:r>
-      <w:proofErr w:type="spellEnd"/>
-      <w:r>
-        <w:rPr>
-          <w:rFonts w:ascii="Times New Roman" w:eastAsia="Times New Roman" w:hAnsi="Times New Roman" w:cs="Times New Roman"/>
-          <w:color w:val="1F1F1F"/>
-          <w:kern w:val="0"/>
-          <w:sz w:val="24"/>
-          <w:szCs w:val="24"/>
-          <w:lang w:eastAsia="ro-RO"/>
-          <w14:ligatures w14:val="none"/>
-        </w:rPr>
-        <w:t xml:space="preserve"> </w:t>
-      </w:r>
-      <w:proofErr w:type="spellStart"/>
-      <w:r>
-        <w:rPr>
-          <w:rFonts w:ascii="Times New Roman" w:eastAsia="Times New Roman" w:hAnsi="Times New Roman" w:cs="Times New Roman"/>
-          <w:color w:val="1F1F1F"/>
-          <w:kern w:val="0"/>
-          <w:sz w:val="24"/>
-          <w:szCs w:val="24"/>
-          <w:lang w:eastAsia="ro-RO"/>
-          <w14:ligatures w14:val="none"/>
-        </w:rPr>
-        <w:t>source</w:t>
-      </w:r>
-      <w:proofErr w:type="spellEnd"/>
-      <w:r>
-        <w:rPr>
-          <w:rFonts w:ascii="Times New Roman" w:eastAsia="Times New Roman" w:hAnsi="Times New Roman" w:cs="Times New Roman"/>
-          <w:color w:val="1F1F1F"/>
-          <w:kern w:val="0"/>
-          <w:sz w:val="24"/>
-          <w:szCs w:val="24"/>
-          <w:lang w:eastAsia="ro-RO"/>
-          <w14:ligatures w14:val="none"/>
-        </w:rPr>
-        <w:t xml:space="preserve"> </w:t>
-      </w:r>
-      <w:proofErr w:type="spellStart"/>
-      <w:r>
-        <w:rPr>
-          <w:rFonts w:ascii="Times New Roman" w:eastAsia="Times New Roman" w:hAnsi="Times New Roman" w:cs="Times New Roman"/>
-          <w:color w:val="1F1F1F"/>
-          <w:kern w:val="0"/>
-          <w:sz w:val="24"/>
-          <w:szCs w:val="24"/>
-          <w:lang w:eastAsia="ro-RO"/>
-          <w14:ligatures w14:val="none"/>
-        </w:rPr>
-        <w:t>files</w:t>
-      </w:r>
-      <w:proofErr w:type="spellEnd"/>
-      <w:r>
-        <w:rPr>
-          <w:rFonts w:ascii="Times New Roman" w:eastAsia="Times New Roman" w:hAnsi="Times New Roman" w:cs="Times New Roman"/>
-          <w:color w:val="1F1F1F"/>
-          <w:kern w:val="0"/>
-          <w:sz w:val="24"/>
-          <w:szCs w:val="24"/>
-          <w:lang w:eastAsia="ro-RO"/>
-          <w14:ligatures w14:val="none"/>
+          <w:rFonts w:ascii="Times New Roman" w:hAnsi="Times New Roman"/>
+          <w:sz w:val="24"/>
+          <w:lang w:eastAsia="ro-RO"/>
+        </w:rPr>
+        <w:t xml:space="preserve"> </w:t>
+      </w:r>
+      <w:proofErr w:type="spellStart"/>
+      <w:r>
+        <w:rPr>
+          <w:rFonts w:ascii="Times New Roman" w:hAnsi="Times New Roman"/>
+          <w:sz w:val="24"/>
+          <w:lang w:eastAsia="ro-RO"/>
+        </w:rPr>
+        <w:t>Identifies</w:t>
+      </w:r>
+      <w:proofErr w:type="spellEnd"/>
+      <w:r>
+        <w:rPr>
+          <w:rFonts w:ascii="Times New Roman" w:hAnsi="Times New Roman"/>
+          <w:sz w:val="24"/>
+          <w:lang w:eastAsia="ro-RO"/>
+        </w:rPr>
+        <w:t xml:space="preserve"> </w:t>
+      </w:r>
+      <w:proofErr w:type="spellStart"/>
+      <w:r>
+        <w:rPr>
+          <w:rFonts w:ascii="Times New Roman" w:hAnsi="Times New Roman"/>
+          <w:sz w:val="24"/>
+          <w:lang w:eastAsia="ro-RO"/>
+        </w:rPr>
+        <w:t>updates</w:t>
+      </w:r>
+      <w:proofErr w:type="spellEnd"/>
+      <w:r>
+        <w:rPr>
+          <w:rFonts w:ascii="Times New Roman" w:hAnsi="Times New Roman"/>
+          <w:sz w:val="24"/>
+          <w:lang w:eastAsia="ro-RO"/>
+        </w:rPr>
+        <w:t xml:space="preserve"> in </w:t>
+      </w:r>
+      <w:proofErr w:type="spellStart"/>
+      <w:r>
+        <w:rPr>
+          <w:rFonts w:ascii="Times New Roman" w:hAnsi="Times New Roman"/>
+          <w:sz w:val="24"/>
+          <w:lang w:eastAsia="ro-RO"/>
+        </w:rPr>
+        <w:t>titles</w:t>
+      </w:r>
+      <w:proofErr w:type="spellEnd"/>
+      <w:r>
+        <w:rPr>
+          <w:rFonts w:ascii="Times New Roman" w:hAnsi="Times New Roman"/>
+          <w:sz w:val="24"/>
+          <w:lang w:eastAsia="ro-RO"/>
+        </w:rPr>
+        <w:t xml:space="preserve"> </w:t>
+      </w:r>
+      <w:proofErr w:type="spellStart"/>
+      <w:r>
+        <w:rPr>
+          <w:rFonts w:ascii="Times New Roman" w:hAnsi="Times New Roman"/>
+          <w:sz w:val="24"/>
+          <w:lang w:eastAsia="ro-RO"/>
+        </w:rPr>
+        <w:t>and</w:t>
+      </w:r>
+      <w:proofErr w:type="spellEnd"/>
+      <w:r>
+        <w:rPr>
+          <w:rFonts w:ascii="Times New Roman" w:hAnsi="Times New Roman"/>
+          <w:sz w:val="24"/>
+          <w:lang w:eastAsia="ro-RO"/>
+        </w:rPr>
+        <w:t xml:space="preserve"> </w:t>
+      </w:r>
+      <w:proofErr w:type="spellStart"/>
+      <w:r>
+        <w:rPr>
+          <w:rFonts w:ascii="Times New Roman" w:hAnsi="Times New Roman"/>
+          <w:sz w:val="24"/>
+          <w:lang w:eastAsia="ro-RO"/>
+        </w:rPr>
+        <w:t>ratings</w:t>
+      </w:r>
+      <w:proofErr w:type="spellEnd"/>
+      <w:r>
+        <w:rPr>
+          <w:rFonts w:ascii="Times New Roman" w:hAnsi="Times New Roman"/>
+          <w:sz w:val="24"/>
+          <w:lang w:eastAsia="ro-RO"/>
+        </w:rPr>
+        <w:t xml:space="preserve"> </w:t>
+      </w:r>
+      <w:proofErr w:type="spellStart"/>
+      <w:r>
+        <w:rPr>
+          <w:rFonts w:ascii="Times New Roman" w:hAnsi="Times New Roman"/>
+          <w:sz w:val="24"/>
+          <w:lang w:eastAsia="ro-RO"/>
+        </w:rPr>
+        <w:t>compared</w:t>
+      </w:r>
+      <w:proofErr w:type="spellEnd"/>
+      <w:r>
+        <w:rPr>
+          <w:rFonts w:ascii="Times New Roman" w:hAnsi="Times New Roman"/>
+          <w:sz w:val="24"/>
+          <w:lang w:eastAsia="ro-RO"/>
+        </w:rPr>
+        <w:t xml:space="preserve"> </w:t>
+      </w:r>
+      <w:proofErr w:type="spellStart"/>
+      <w:r>
+        <w:rPr>
+          <w:rFonts w:ascii="Times New Roman" w:hAnsi="Times New Roman"/>
+          <w:sz w:val="24"/>
+          <w:lang w:eastAsia="ro-RO"/>
+        </w:rPr>
+        <w:t>to</w:t>
+      </w:r>
+      <w:proofErr w:type="spellEnd"/>
+      <w:r>
+        <w:rPr>
+          <w:rFonts w:ascii="Times New Roman" w:hAnsi="Times New Roman"/>
+          <w:sz w:val="24"/>
+          <w:lang w:eastAsia="ro-RO"/>
+        </w:rPr>
+        <w:t xml:space="preserve"> prior </w:t>
+      </w:r>
+      <w:proofErr w:type="spellStart"/>
+      <w:r>
+        <w:rPr>
+          <w:rFonts w:ascii="Times New Roman" w:hAnsi="Times New Roman"/>
+          <w:sz w:val="24"/>
+          <w:lang w:eastAsia="ro-RO"/>
+        </w:rPr>
+        <w:t>runs</w:t>
+      </w:r>
+      <w:proofErr w:type="spellEnd"/>
+      <w:r>
+        <w:rPr>
+          <w:rFonts w:ascii="Times New Roman" w:hAnsi="Times New Roman"/>
+          <w:sz w:val="24"/>
+          <w:lang w:eastAsia="ro-RO"/>
         </w:rPr>
         <w:t xml:space="preserve">, </w:t>
       </w:r>
       <w:proofErr w:type="spellStart"/>
       <w:r>
         <w:rPr>
-          <w:rFonts w:ascii="Times New Roman" w:eastAsia="Times New Roman" w:hAnsi="Times New Roman" w:cs="Times New Roman"/>
-          <w:color w:val="1F1F1F"/>
-          <w:kern w:val="0"/>
-          <w:sz w:val="24"/>
-          <w:szCs w:val="24"/>
-          <w:lang w:eastAsia="ro-RO"/>
-          <w14:ligatures w14:val="none"/>
-        </w:rPr>
-        <w:t>converts</w:t>
-      </w:r>
-      <w:proofErr w:type="spellEnd"/>
-      <w:r>
-        <w:rPr>
-          <w:rFonts w:ascii="Times New Roman" w:eastAsia="Times New Roman" w:hAnsi="Times New Roman" w:cs="Times New Roman"/>
-          <w:color w:val="1F1F1F"/>
-          <w:kern w:val="0"/>
-          <w:sz w:val="24"/>
-          <w:szCs w:val="24"/>
-          <w:lang w:eastAsia="ro-RO"/>
-          <w14:ligatures w14:val="none"/>
-        </w:rPr>
-        <w:t xml:space="preserve"> </w:t>
-      </w:r>
-      <w:proofErr w:type="spellStart"/>
-      <w:r>
-        <w:rPr>
-          <w:rFonts w:ascii="Times New Roman" w:eastAsia="Times New Roman" w:hAnsi="Times New Roman" w:cs="Times New Roman"/>
-          <w:color w:val="1F1F1F"/>
-          <w:kern w:val="0"/>
-          <w:sz w:val="24"/>
-          <w:szCs w:val="24"/>
-          <w:lang w:eastAsia="ro-RO"/>
-          <w14:ligatures w14:val="none"/>
-        </w:rPr>
-        <w:t>them</w:t>
-      </w:r>
-      <w:proofErr w:type="spellEnd"/>
-      <w:r>
-        <w:rPr>
-          <w:rFonts w:ascii="Times New Roman" w:eastAsia="Times New Roman" w:hAnsi="Times New Roman" w:cs="Times New Roman"/>
-          <w:color w:val="1F1F1F"/>
-          <w:kern w:val="0"/>
-          <w:sz w:val="24"/>
-          <w:szCs w:val="24"/>
-          <w:lang w:eastAsia="ro-RO"/>
-          <w14:ligatures w14:val="none"/>
-        </w:rPr>
-        <w:t xml:space="preserve"> </w:t>
-      </w:r>
-      <w:proofErr w:type="spellStart"/>
-      <w:r>
-        <w:rPr>
-          <w:rFonts w:ascii="Times New Roman" w:eastAsia="Times New Roman" w:hAnsi="Times New Roman" w:cs="Times New Roman"/>
-          <w:color w:val="1F1F1F"/>
-          <w:kern w:val="0"/>
-          <w:sz w:val="24"/>
-          <w:szCs w:val="24"/>
-          <w:lang w:eastAsia="ro-RO"/>
-          <w14:ligatures w14:val="none"/>
-        </w:rPr>
-        <w:t>into</w:t>
-      </w:r>
-      <w:proofErr w:type="spellEnd"/>
-      <w:r>
-        <w:rPr>
-          <w:rFonts w:ascii="Times New Roman" w:eastAsia="Times New Roman" w:hAnsi="Times New Roman" w:cs="Times New Roman"/>
-          <w:color w:val="1F1F1F"/>
-          <w:kern w:val="0"/>
-          <w:sz w:val="24"/>
-          <w:szCs w:val="24"/>
-          <w:lang w:eastAsia="ro-RO"/>
-          <w14:ligatures w14:val="none"/>
-        </w:rPr>
-        <w:t xml:space="preserve"> </w:t>
-      </w:r>
-      <w:proofErr w:type="spellStart"/>
-      <w:r>
-        <w:rPr>
-          <w:rFonts w:ascii="Times New Roman" w:eastAsia="Times New Roman" w:hAnsi="Times New Roman" w:cs="Times New Roman"/>
-          <w:color w:val="1F1F1F"/>
-          <w:kern w:val="0"/>
-          <w:sz w:val="24"/>
-          <w:szCs w:val="24"/>
-          <w:lang w:eastAsia="ro-RO"/>
-          <w14:ligatures w14:val="none"/>
-        </w:rPr>
-        <w:t>Parquet</w:t>
-      </w:r>
-      <w:proofErr w:type="spellEnd"/>
-      <w:r>
-        <w:rPr>
-          <w:rFonts w:ascii="Times New Roman" w:eastAsia="Times New Roman" w:hAnsi="Times New Roman" w:cs="Times New Roman"/>
-          <w:color w:val="1F1F1F"/>
-          <w:kern w:val="0"/>
-          <w:sz w:val="24"/>
-          <w:szCs w:val="24"/>
-          <w:lang w:eastAsia="ro-RO"/>
-          <w14:ligatures w14:val="none"/>
-        </w:rPr>
-        <w:t xml:space="preserve"> format for optimal </w:t>
-      </w:r>
-      <w:proofErr w:type="spellStart"/>
-      <w:r>
-        <w:rPr>
-          <w:rFonts w:ascii="Times New Roman" w:eastAsia="Times New Roman" w:hAnsi="Times New Roman" w:cs="Times New Roman"/>
-          <w:color w:val="1F1F1F"/>
-          <w:kern w:val="0"/>
-          <w:sz w:val="24"/>
-          <w:szCs w:val="24"/>
-          <w:lang w:eastAsia="ro-RO"/>
-          <w14:ligatures w14:val="none"/>
-        </w:rPr>
-        <w:t>storage</w:t>
-      </w:r>
-      <w:proofErr w:type="spellEnd"/>
-      <w:r>
-        <w:rPr>
-          <w:rFonts w:ascii="Times New Roman" w:eastAsia="Times New Roman" w:hAnsi="Times New Roman" w:cs="Times New Roman"/>
-          <w:color w:val="1F1F1F"/>
-          <w:kern w:val="0"/>
-          <w:sz w:val="24"/>
-          <w:szCs w:val="24"/>
-          <w:lang w:eastAsia="ro-RO"/>
-          <w14:ligatures w14:val="none"/>
-        </w:rPr>
-        <w:t xml:space="preserve"> </w:t>
-      </w:r>
-      <w:proofErr w:type="spellStart"/>
-      <w:r>
-        <w:rPr>
-          <w:rFonts w:ascii="Times New Roman" w:eastAsia="Times New Roman" w:hAnsi="Times New Roman" w:cs="Times New Roman"/>
-          <w:color w:val="1F1F1F"/>
-          <w:kern w:val="0"/>
-          <w:sz w:val="24"/>
-          <w:szCs w:val="24"/>
-          <w:lang w:eastAsia="ro-RO"/>
-          <w14:ligatures w14:val="none"/>
-        </w:rPr>
-        <w:t>and</w:t>
-      </w:r>
-      <w:proofErr w:type="spellEnd"/>
-      <w:r>
-        <w:rPr>
-          <w:rFonts w:ascii="Times New Roman" w:eastAsia="Times New Roman" w:hAnsi="Times New Roman" w:cs="Times New Roman"/>
-          <w:color w:val="1F1F1F"/>
-          <w:kern w:val="0"/>
-          <w:sz w:val="24"/>
-          <w:szCs w:val="24"/>
-          <w:lang w:eastAsia="ro-RO"/>
-          <w14:ligatures w14:val="none"/>
-        </w:rPr>
-        <w:t xml:space="preserve"> I/O </w:t>
-      </w:r>
-      <w:proofErr w:type="spellStart"/>
-      <w:r>
-        <w:rPr>
-          <w:rFonts w:ascii="Times New Roman" w:eastAsia="Times New Roman" w:hAnsi="Times New Roman" w:cs="Times New Roman"/>
-          <w:color w:val="1F1F1F"/>
-          <w:kern w:val="0"/>
-          <w:sz w:val="24"/>
-          <w:szCs w:val="24"/>
-          <w:lang w:eastAsia="ro-RO"/>
-          <w14:ligatures w14:val="none"/>
-        </w:rPr>
-        <w:t>efficiency</w:t>
-      </w:r>
-      <w:proofErr w:type="spellEnd"/>
-      <w:r>
-        <w:rPr>
-          <w:rFonts w:ascii="Times New Roman" w:eastAsia="Times New Roman" w:hAnsi="Times New Roman" w:cs="Times New Roman"/>
-          <w:color w:val="1F1F1F"/>
-          <w:kern w:val="0"/>
-          <w:sz w:val="24"/>
-          <w:szCs w:val="24"/>
-          <w:lang w:eastAsia="ro-RO"/>
-          <w14:ligatures w14:val="none"/>
-        </w:rPr>
-        <w:t xml:space="preserve">, </w:t>
-      </w:r>
-      <w:proofErr w:type="spellStart"/>
-      <w:r>
-        <w:rPr>
-          <w:rFonts w:ascii="Times New Roman" w:eastAsia="Times New Roman" w:hAnsi="Times New Roman" w:cs="Times New Roman"/>
-          <w:color w:val="1F1F1F"/>
-          <w:kern w:val="0"/>
-          <w:sz w:val="24"/>
-          <w:szCs w:val="24"/>
-          <w:lang w:eastAsia="ro-RO"/>
-          <w14:ligatures w14:val="none"/>
-        </w:rPr>
-        <w:t>and</w:t>
-      </w:r>
-      <w:proofErr w:type="spellEnd"/>
-      <w:r>
-        <w:rPr>
-          <w:rFonts w:ascii="Times New Roman" w:eastAsia="Times New Roman" w:hAnsi="Times New Roman" w:cs="Times New Roman"/>
-          <w:color w:val="1F1F1F"/>
-          <w:kern w:val="0"/>
-          <w:sz w:val="24"/>
-          <w:szCs w:val="24"/>
-          <w:lang w:eastAsia="ro-RO"/>
-          <w14:ligatures w14:val="none"/>
-        </w:rPr>
-        <w:t xml:space="preserve"> </w:t>
-      </w:r>
-      <w:proofErr w:type="spellStart"/>
-      <w:r>
-        <w:rPr>
-          <w:rFonts w:ascii="Times New Roman" w:eastAsia="Times New Roman" w:hAnsi="Times New Roman" w:cs="Times New Roman"/>
-          <w:color w:val="1F1F1F"/>
-          <w:kern w:val="0"/>
-          <w:sz w:val="24"/>
-          <w:szCs w:val="24"/>
-          <w:lang w:eastAsia="ro-RO"/>
-          <w14:ligatures w14:val="none"/>
-        </w:rPr>
-        <w:t>loads</w:t>
-      </w:r>
-      <w:proofErr w:type="spellEnd"/>
-      <w:r>
-        <w:rPr>
-          <w:rFonts w:ascii="Times New Roman" w:eastAsia="Times New Roman" w:hAnsi="Times New Roman" w:cs="Times New Roman"/>
-          <w:color w:val="1F1F1F"/>
-          <w:kern w:val="0"/>
-          <w:sz w:val="24"/>
-          <w:szCs w:val="24"/>
-          <w:lang w:eastAsia="ro-RO"/>
-          <w14:ligatures w14:val="none"/>
-        </w:rPr>
-        <w:t xml:space="preserve"> </w:t>
-      </w:r>
-      <w:proofErr w:type="spellStart"/>
-      <w:r>
-        <w:rPr>
-          <w:rFonts w:ascii="Times New Roman" w:eastAsia="Times New Roman" w:hAnsi="Times New Roman" w:cs="Times New Roman"/>
-          <w:color w:val="1F1F1F"/>
-          <w:kern w:val="0"/>
-          <w:sz w:val="24"/>
-          <w:szCs w:val="24"/>
-          <w:lang w:eastAsia="ro-RO"/>
-          <w14:ligatures w14:val="none"/>
-        </w:rPr>
-        <w:t>them</w:t>
-      </w:r>
-      <w:proofErr w:type="spellEnd"/>
-      <w:r>
-        <w:rPr>
-          <w:rFonts w:ascii="Times New Roman" w:eastAsia="Times New Roman" w:hAnsi="Times New Roman" w:cs="Times New Roman"/>
-          <w:color w:val="1F1F1F"/>
-          <w:kern w:val="0"/>
-          <w:sz w:val="24"/>
-          <w:szCs w:val="24"/>
-          <w:lang w:eastAsia="ro-RO"/>
-          <w14:ligatures w14:val="none"/>
-        </w:rPr>
-        <w:t xml:space="preserve"> </w:t>
-      </w:r>
-      <w:proofErr w:type="spellStart"/>
-      <w:r>
-        <w:rPr>
-          <w:rFonts w:ascii="Times New Roman" w:eastAsia="Times New Roman" w:hAnsi="Times New Roman" w:cs="Times New Roman"/>
-          <w:color w:val="1F1F1F"/>
-          <w:kern w:val="0"/>
-          <w:sz w:val="24"/>
-          <w:szCs w:val="24"/>
-          <w:lang w:eastAsia="ro-RO"/>
-          <w14:ligatures w14:val="none"/>
-        </w:rPr>
-        <w:t>into</w:t>
-      </w:r>
-      <w:proofErr w:type="spellEnd"/>
-      <w:r>
-        <w:rPr>
-          <w:rFonts w:ascii="Times New Roman" w:eastAsia="Times New Roman" w:hAnsi="Times New Roman" w:cs="Times New Roman"/>
-          <w:color w:val="1F1F1F"/>
-          <w:kern w:val="0"/>
-          <w:sz w:val="24"/>
-          <w:szCs w:val="24"/>
-          <w:lang w:eastAsia="ro-RO"/>
-          <w14:ligatures w14:val="none"/>
-        </w:rPr>
-        <w:t xml:space="preserve"> </w:t>
-      </w:r>
-      <w:proofErr w:type="spellStart"/>
-      <w:r>
-        <w:rPr>
-          <w:rFonts w:ascii="Times New Roman" w:eastAsia="Times New Roman" w:hAnsi="Times New Roman" w:cs="Times New Roman"/>
-          <w:color w:val="1F1F1F"/>
-          <w:kern w:val="0"/>
-          <w:sz w:val="24"/>
-          <w:szCs w:val="24"/>
-          <w:lang w:eastAsia="ro-RO"/>
-          <w14:ligatures w14:val="none"/>
-        </w:rPr>
-        <w:t>DuckDB</w:t>
-      </w:r>
-      <w:proofErr w:type="spellEnd"/>
-      <w:r>
-        <w:rPr>
-          <w:rFonts w:ascii="Times New Roman" w:eastAsia="Times New Roman" w:hAnsi="Times New Roman" w:cs="Times New Roman"/>
-          <w:color w:val="1F1F1F"/>
-          <w:kern w:val="0"/>
-          <w:sz w:val="24"/>
-          <w:szCs w:val="24"/>
-          <w:lang w:eastAsia="ro-RO"/>
-          <w14:ligatures w14:val="none"/>
-        </w:rPr>
-        <w:t xml:space="preserve"> as </w:t>
-      </w:r>
-      <w:proofErr w:type="spellStart"/>
-      <w:r>
-        <w:rPr>
-          <w:rFonts w:ascii="Times New Roman" w:eastAsia="Times New Roman" w:hAnsi="Times New Roman" w:cs="Times New Roman"/>
-          <w:color w:val="1F1F1F"/>
-          <w:kern w:val="0"/>
-          <w:sz w:val="24"/>
-          <w:szCs w:val="24"/>
-          <w:lang w:eastAsia="ro-RO"/>
-          <w14:ligatures w14:val="none"/>
-        </w:rPr>
-        <w:t>raw</w:t>
-      </w:r>
-      <w:proofErr w:type="spellEnd"/>
-      <w:r>
-        <w:rPr>
-          <w:rFonts w:ascii="Times New Roman" w:eastAsia="Times New Roman" w:hAnsi="Times New Roman" w:cs="Times New Roman"/>
-          <w:color w:val="1F1F1F"/>
-          <w:kern w:val="0"/>
-          <w:sz w:val="24"/>
-          <w:szCs w:val="24"/>
-          <w:lang w:eastAsia="ro-RO"/>
-          <w14:ligatures w14:val="none"/>
-        </w:rPr>
-        <w:t xml:space="preserve"> </w:t>
-      </w:r>
-      <w:proofErr w:type="spellStart"/>
-      <w:r>
-        <w:rPr>
-          <w:rFonts w:ascii="Times New Roman" w:eastAsia="Times New Roman" w:hAnsi="Times New Roman" w:cs="Times New Roman"/>
-          <w:color w:val="1F1F1F"/>
-          <w:kern w:val="0"/>
-          <w:sz w:val="24"/>
-          <w:szCs w:val="24"/>
-          <w:lang w:eastAsia="ro-RO"/>
-          <w14:ligatures w14:val="none"/>
-        </w:rPr>
-        <w:t>tables</w:t>
-      </w:r>
-      <w:proofErr w:type="spellEnd"/>
-      <w:r>
-        <w:rPr>
-          <w:rFonts w:ascii="Times New Roman" w:eastAsia="Times New Roman" w:hAnsi="Times New Roman" w:cs="Times New Roman"/>
-          <w:color w:val="1F1F1F"/>
-          <w:kern w:val="0"/>
-          <w:sz w:val="24"/>
-          <w:szCs w:val="24"/>
-          <w:lang w:eastAsia="ro-RO"/>
-          <w14:ligatures w14:val="none"/>
+          <w:rFonts w:ascii="Times New Roman" w:hAnsi="Times New Roman"/>
+          <w:sz w:val="24"/>
+          <w:lang w:eastAsia="ro-RO"/>
+        </w:rPr>
+        <w:t>persisting</w:t>
+      </w:r>
+      <w:proofErr w:type="spellEnd"/>
+      <w:r>
+        <w:rPr>
+          <w:rFonts w:ascii="Times New Roman" w:hAnsi="Times New Roman"/>
+          <w:sz w:val="24"/>
+          <w:lang w:eastAsia="ro-RO"/>
+        </w:rPr>
+        <w:t xml:space="preserve"> </w:t>
+      </w:r>
+      <w:proofErr w:type="spellStart"/>
+      <w:r>
+        <w:rPr>
+          <w:rFonts w:ascii="Times New Roman" w:hAnsi="Times New Roman"/>
+          <w:sz w:val="24"/>
+          <w:lang w:eastAsia="ro-RO"/>
+        </w:rPr>
+        <w:t>historical</w:t>
+      </w:r>
+      <w:proofErr w:type="spellEnd"/>
+      <w:r>
+        <w:rPr>
+          <w:rFonts w:ascii="Times New Roman" w:hAnsi="Times New Roman"/>
+          <w:sz w:val="24"/>
+          <w:lang w:eastAsia="ro-RO"/>
+        </w:rPr>
+        <w:t xml:space="preserve"> </w:t>
+      </w:r>
+      <w:proofErr w:type="spellStart"/>
+      <w:r>
+        <w:rPr>
+          <w:rFonts w:ascii="Times New Roman" w:hAnsi="Times New Roman"/>
+          <w:sz w:val="24"/>
+          <w:lang w:eastAsia="ro-RO"/>
+        </w:rPr>
+        <w:t>states</w:t>
+      </w:r>
+      <w:proofErr w:type="spellEnd"/>
+      <w:r>
+        <w:rPr>
+          <w:rFonts w:ascii="Times New Roman" w:hAnsi="Times New Roman"/>
+          <w:sz w:val="24"/>
+          <w:lang w:eastAsia="ro-RO"/>
+        </w:rPr>
+        <w:t xml:space="preserve"> via SCD </w:t>
+      </w:r>
+      <w:proofErr w:type="spellStart"/>
+      <w:r>
+        <w:rPr>
+          <w:rFonts w:ascii="Times New Roman" w:hAnsi="Times New Roman"/>
+          <w:sz w:val="24"/>
+          <w:lang w:eastAsia="ro-RO"/>
+        </w:rPr>
+        <w:t>Type</w:t>
+      </w:r>
+      <w:proofErr w:type="spellEnd"/>
+      <w:r>
+        <w:rPr>
+          <w:rFonts w:ascii="Times New Roman" w:hAnsi="Times New Roman"/>
+          <w:sz w:val="24"/>
+          <w:lang w:eastAsia="ro-RO"/>
+        </w:rPr>
+        <w:t xml:space="preserve"> 2 </w:t>
+      </w:r>
+      <w:proofErr w:type="spellStart"/>
+      <w:r>
+        <w:rPr>
+          <w:rFonts w:ascii="Times New Roman" w:hAnsi="Times New Roman"/>
+          <w:sz w:val="24"/>
+          <w:lang w:eastAsia="ro-RO"/>
+        </w:rPr>
+        <w:t>snapshots</w:t>
+      </w:r>
+      <w:proofErr w:type="spellEnd"/>
+      <w:r>
+        <w:rPr>
+          <w:rFonts w:ascii="Times New Roman" w:hAnsi="Times New Roman"/>
+          <w:sz w:val="24"/>
+          <w:lang w:eastAsia="ro-RO"/>
         </w:rPr>
         <w:t>.</w:t>
       </w:r>
     </w:p>
     <w:p>
       <w:pPr>
-        <w:spacing w:after="0" w:line="240" w:lineRule="auto"/>
-        <w:ind w:left="720"/>
+        <w:numPr>
+          <w:ilvl w:val="0"/>
+          <w:numId w:val="42"/>
+        </w:numPr>
         <w:jc w:val="both"/>
         <w:rPr>
-          <w:rFonts w:ascii="Times New Roman" w:eastAsia="Times New Roman" w:hAnsi="Times New Roman" w:cs="Times New Roman"/>
-          <w:color w:val="1F1F1F"/>
-          <w:kern w:val="0"/>
-          <w:sz w:val="24"/>
-          <w:szCs w:val="24"/>
-          <w:lang w:eastAsia="ro-RO"/>
-          <w14:ligatures w14:val="none"/>
-        </w:rPr>
-      </w:pPr>
+          <w:rFonts w:ascii="Times New Roman" w:hAnsi="Times New Roman"/>
+          <w:sz w:val="24"/>
+          <w:lang w:eastAsia="ro-RO"/>
+        </w:rPr>
+      </w:pPr>
+      <w:proofErr w:type="spellStart"/>
+      <w:r>
+        <w:rPr>
+          <w:rFonts w:ascii="Courier New" w:hAnsi="Courier New" w:cs="Courier New"/>
+          <w:sz w:val="24"/>
+          <w:lang w:eastAsia="ro-RO"/>
+        </w:rPr>
+        <w:t>dbt_run</w:t>
+      </w:r>
+      <w:proofErr w:type="spellEnd"/>
+      <w:r>
+        <w:rPr>
+          <w:rFonts w:ascii="Courier New" w:hAnsi="Courier New" w:cs="Courier New"/>
+          <w:sz w:val="24"/>
+          <w:lang w:eastAsia="ro-RO"/>
+        </w:rPr>
+        <w:t>:</w:t>
+      </w:r>
+      <w:r>
+        <w:rPr>
+          <w:rFonts w:ascii="Times New Roman" w:hAnsi="Times New Roman"/>
+          <w:sz w:val="24"/>
+          <w:lang w:eastAsia="ro-RO"/>
+        </w:rPr>
+        <w:t xml:space="preserve"> </w:t>
+      </w:r>
+      <w:proofErr w:type="spellStart"/>
+      <w:r>
+        <w:rPr>
+          <w:rFonts w:ascii="Times New Roman" w:hAnsi="Times New Roman"/>
+          <w:sz w:val="24"/>
+          <w:lang w:eastAsia="ro-RO"/>
+        </w:rPr>
+        <w:t>Compiles</w:t>
+      </w:r>
+      <w:proofErr w:type="spellEnd"/>
+      <w:r>
+        <w:rPr>
+          <w:rFonts w:ascii="Times New Roman" w:hAnsi="Times New Roman"/>
+          <w:sz w:val="24"/>
+          <w:lang w:eastAsia="ro-RO"/>
+        </w:rPr>
+        <w:t xml:space="preserve"> </w:t>
+      </w:r>
+      <w:proofErr w:type="spellStart"/>
+      <w:r>
+        <w:rPr>
+          <w:rFonts w:ascii="Times New Roman" w:hAnsi="Times New Roman"/>
+          <w:sz w:val="24"/>
+          <w:lang w:eastAsia="ro-RO"/>
+        </w:rPr>
+        <w:t>and</w:t>
+      </w:r>
+      <w:proofErr w:type="spellEnd"/>
+      <w:r>
+        <w:rPr>
+          <w:rFonts w:ascii="Times New Roman" w:hAnsi="Times New Roman"/>
+          <w:sz w:val="24"/>
+          <w:lang w:eastAsia="ro-RO"/>
+        </w:rPr>
+        <w:t xml:space="preserve"> </w:t>
+      </w:r>
+      <w:proofErr w:type="spellStart"/>
+      <w:r>
+        <w:rPr>
+          <w:rFonts w:ascii="Times New Roman" w:hAnsi="Times New Roman"/>
+          <w:sz w:val="24"/>
+          <w:lang w:eastAsia="ro-RO"/>
+        </w:rPr>
+        <w:t>executes</w:t>
+      </w:r>
+      <w:proofErr w:type="spellEnd"/>
+      <w:r>
+        <w:rPr>
+          <w:rFonts w:ascii="Times New Roman" w:hAnsi="Times New Roman"/>
+          <w:sz w:val="24"/>
+          <w:lang w:eastAsia="ro-RO"/>
+        </w:rPr>
+        <w:t xml:space="preserve"> </w:t>
+      </w:r>
+      <w:proofErr w:type="spellStart"/>
+      <w:r>
+        <w:rPr>
+          <w:rFonts w:ascii="Times New Roman" w:hAnsi="Times New Roman"/>
+          <w:sz w:val="24"/>
+          <w:lang w:eastAsia="ro-RO"/>
+        </w:rPr>
+        <w:t>the</w:t>
+      </w:r>
+      <w:proofErr w:type="spellEnd"/>
+      <w:r>
+        <w:rPr>
+          <w:rFonts w:ascii="Times New Roman" w:hAnsi="Times New Roman"/>
+          <w:sz w:val="24"/>
+          <w:lang w:eastAsia="ro-RO"/>
+        </w:rPr>
+        <w:t xml:space="preserve"> </w:t>
+      </w:r>
+      <w:proofErr w:type="spellStart"/>
+      <w:r>
+        <w:rPr>
+          <w:rFonts w:ascii="Times New Roman" w:hAnsi="Times New Roman"/>
+          <w:sz w:val="24"/>
+          <w:lang w:eastAsia="ro-RO"/>
+        </w:rPr>
+        <w:t>dbt</w:t>
+      </w:r>
+      <w:proofErr w:type="spellEnd"/>
+      <w:r>
+        <w:rPr>
+          <w:rFonts w:ascii="Times New Roman" w:hAnsi="Times New Roman"/>
+          <w:sz w:val="24"/>
+          <w:lang w:eastAsia="ro-RO"/>
+        </w:rPr>
+        <w:t xml:space="preserve"> SQL </w:t>
+      </w:r>
+      <w:proofErr w:type="spellStart"/>
+      <w:r>
+        <w:rPr>
+          <w:rFonts w:ascii="Times New Roman" w:hAnsi="Times New Roman"/>
+          <w:sz w:val="24"/>
+          <w:lang w:eastAsia="ro-RO"/>
+        </w:rPr>
+        <w:t>transformation</w:t>
+      </w:r>
+      <w:proofErr w:type="spellEnd"/>
+      <w:r>
+        <w:rPr>
+          <w:rFonts w:ascii="Times New Roman" w:hAnsi="Times New Roman"/>
+          <w:sz w:val="24"/>
+          <w:lang w:eastAsia="ro-RO"/>
+        </w:rPr>
+        <w:t xml:space="preserve"> </w:t>
+      </w:r>
+      <w:proofErr w:type="spellStart"/>
+      <w:r>
+        <w:rPr>
+          <w:rFonts w:ascii="Times New Roman" w:hAnsi="Times New Roman"/>
+          <w:sz w:val="24"/>
+          <w:lang w:eastAsia="ro-RO"/>
+        </w:rPr>
+        <w:t>pipeline</w:t>
+      </w:r>
+      <w:proofErr w:type="spellEnd"/>
+      <w:r>
+        <w:rPr>
+          <w:rFonts w:ascii="Times New Roman" w:hAnsi="Times New Roman"/>
+          <w:sz w:val="24"/>
+          <w:lang w:eastAsia="ro-RO"/>
+        </w:rPr>
+        <w:t xml:space="preserve">, </w:t>
+      </w:r>
+      <w:proofErr w:type="spellStart"/>
+      <w:r>
+        <w:rPr>
+          <w:rFonts w:ascii="Times New Roman" w:hAnsi="Times New Roman"/>
+          <w:sz w:val="24"/>
+          <w:lang w:eastAsia="ro-RO"/>
+        </w:rPr>
+        <w:t>sequentially</w:t>
+      </w:r>
+      <w:proofErr w:type="spellEnd"/>
+      <w:r>
+        <w:rPr>
+          <w:rFonts w:ascii="Times New Roman" w:hAnsi="Times New Roman"/>
+          <w:sz w:val="24"/>
+          <w:lang w:eastAsia="ro-RO"/>
+        </w:rPr>
+        <w:t xml:space="preserve"> building </w:t>
+      </w:r>
+      <w:proofErr w:type="spellStart"/>
+      <w:r>
+        <w:rPr>
+          <w:rFonts w:ascii="Times New Roman" w:hAnsi="Times New Roman"/>
+          <w:sz w:val="24"/>
+          <w:lang w:eastAsia="ro-RO"/>
+        </w:rPr>
+        <w:t>the</w:t>
+      </w:r>
+      <w:proofErr w:type="spellEnd"/>
+      <w:r>
+        <w:rPr>
+          <w:rFonts w:ascii="Times New Roman" w:hAnsi="Times New Roman"/>
+          <w:sz w:val="24"/>
+          <w:lang w:eastAsia="ro-RO"/>
+        </w:rPr>
+        <w:t xml:space="preserve"> </w:t>
+      </w:r>
+      <w:proofErr w:type="spellStart"/>
+      <w:r>
+        <w:rPr>
+          <w:rFonts w:ascii="Times New Roman" w:hAnsi="Times New Roman"/>
+          <w:sz w:val="24"/>
+          <w:lang w:eastAsia="ro-RO"/>
+        </w:rPr>
+        <w:t>staging</w:t>
+      </w:r>
+      <w:proofErr w:type="spellEnd"/>
+      <w:r>
+        <w:rPr>
+          <w:rFonts w:ascii="Times New Roman" w:hAnsi="Times New Roman"/>
+          <w:sz w:val="24"/>
+          <w:lang w:eastAsia="ro-RO"/>
+        </w:rPr>
+        <w:t xml:space="preserve"> </w:t>
+      </w:r>
+      <w:proofErr w:type="spellStart"/>
+      <w:r>
+        <w:rPr>
+          <w:rFonts w:ascii="Times New Roman" w:hAnsi="Times New Roman"/>
+          <w:sz w:val="24"/>
+          <w:lang w:eastAsia="ro-RO"/>
+        </w:rPr>
+        <w:t>views</w:t>
+      </w:r>
+      <w:proofErr w:type="spellEnd"/>
+      <w:r>
+        <w:rPr>
+          <w:rFonts w:ascii="Times New Roman" w:hAnsi="Times New Roman"/>
+          <w:sz w:val="24"/>
+          <w:lang w:eastAsia="ro-RO"/>
+        </w:rPr>
+        <w:t xml:space="preserve">, intermediate bridge </w:t>
+      </w:r>
+      <w:proofErr w:type="spellStart"/>
+      <w:r>
+        <w:rPr>
+          <w:rFonts w:ascii="Times New Roman" w:hAnsi="Times New Roman"/>
+          <w:sz w:val="24"/>
+          <w:lang w:eastAsia="ro-RO"/>
+        </w:rPr>
+        <w:t>models</w:t>
+      </w:r>
+      <w:proofErr w:type="spellEnd"/>
+      <w:r>
+        <w:rPr>
+          <w:rFonts w:ascii="Times New Roman" w:hAnsi="Times New Roman"/>
+          <w:sz w:val="24"/>
+          <w:lang w:eastAsia="ro-RO"/>
+        </w:rPr>
+        <w:t xml:space="preserve"> (</w:t>
+      </w:r>
+      <w:proofErr w:type="spellStart"/>
+      <w:r>
+        <w:rPr>
+          <w:rFonts w:ascii="Times New Roman" w:hAnsi="Times New Roman"/>
+          <w:sz w:val="24"/>
+          <w:lang w:eastAsia="ro-RO"/>
+        </w:rPr>
+        <w:t>resolving</w:t>
+      </w:r>
+      <w:proofErr w:type="spellEnd"/>
+      <w:r>
+        <w:rPr>
+          <w:rFonts w:ascii="Times New Roman" w:hAnsi="Times New Roman"/>
+          <w:sz w:val="24"/>
+          <w:lang w:eastAsia="ro-RO"/>
+        </w:rPr>
+        <w:t xml:space="preserve"> </w:t>
+      </w:r>
+      <w:proofErr w:type="spellStart"/>
+      <w:r>
+        <w:rPr>
+          <w:rFonts w:ascii="Times New Roman" w:hAnsi="Times New Roman"/>
+          <w:sz w:val="24"/>
+          <w:lang w:eastAsia="ro-RO"/>
+        </w:rPr>
+        <w:t>many-to-many</w:t>
+      </w:r>
+      <w:proofErr w:type="spellEnd"/>
+      <w:r>
+        <w:rPr>
+          <w:rFonts w:ascii="Times New Roman" w:hAnsi="Times New Roman"/>
+          <w:sz w:val="24"/>
+          <w:lang w:eastAsia="ro-RO"/>
+        </w:rPr>
+        <w:t xml:space="preserve"> </w:t>
+      </w:r>
+      <w:proofErr w:type="spellStart"/>
+      <w:r>
+        <w:rPr>
+          <w:rFonts w:ascii="Times New Roman" w:hAnsi="Times New Roman"/>
+          <w:sz w:val="24"/>
+          <w:lang w:eastAsia="ro-RO"/>
+        </w:rPr>
+        <w:t>relationships</w:t>
+      </w:r>
+      <w:proofErr w:type="spellEnd"/>
+      <w:r>
+        <w:rPr>
+          <w:rFonts w:ascii="Times New Roman" w:hAnsi="Times New Roman"/>
+          <w:sz w:val="24"/>
+          <w:lang w:eastAsia="ro-RO"/>
+        </w:rPr>
+        <w:t xml:space="preserve"> </w:t>
+      </w:r>
+      <w:proofErr w:type="spellStart"/>
+      <w:r>
+        <w:rPr>
+          <w:rFonts w:ascii="Times New Roman" w:hAnsi="Times New Roman"/>
+          <w:sz w:val="24"/>
+          <w:lang w:eastAsia="ro-RO"/>
+        </w:rPr>
+        <w:t>across</w:t>
+      </w:r>
+      <w:proofErr w:type="spellEnd"/>
+      <w:r>
+        <w:rPr>
+          <w:rFonts w:ascii="Times New Roman" w:hAnsi="Times New Roman"/>
+          <w:sz w:val="24"/>
+          <w:lang w:eastAsia="ro-RO"/>
+        </w:rPr>
+        <w:t xml:space="preserve"> </w:t>
+      </w:r>
+      <w:proofErr w:type="spellStart"/>
+      <w:r>
+        <w:rPr>
+          <w:rFonts w:ascii="Times New Roman" w:hAnsi="Times New Roman"/>
+          <w:sz w:val="24"/>
+          <w:lang w:eastAsia="ro-RO"/>
+        </w:rPr>
+        <w:t>titles</w:t>
+      </w:r>
+      <w:proofErr w:type="spellEnd"/>
+      <w:r>
+        <w:rPr>
+          <w:rFonts w:ascii="Times New Roman" w:hAnsi="Times New Roman"/>
+          <w:sz w:val="24"/>
+          <w:lang w:eastAsia="ro-RO"/>
+        </w:rPr>
+        <w:t xml:space="preserve">, </w:t>
+      </w:r>
+      <w:proofErr w:type="spellStart"/>
+      <w:r>
+        <w:rPr>
+          <w:rFonts w:ascii="Times New Roman" w:hAnsi="Times New Roman"/>
+          <w:sz w:val="24"/>
+          <w:lang w:eastAsia="ro-RO"/>
+        </w:rPr>
+        <w:t>genres</w:t>
+      </w:r>
+      <w:proofErr w:type="spellEnd"/>
+      <w:r>
+        <w:rPr>
+          <w:rFonts w:ascii="Times New Roman" w:hAnsi="Times New Roman"/>
+          <w:sz w:val="24"/>
+          <w:lang w:eastAsia="ro-RO"/>
+        </w:rPr>
+        <w:t xml:space="preserve">, </w:t>
+      </w:r>
+      <w:proofErr w:type="spellStart"/>
+      <w:r>
+        <w:rPr>
+          <w:rFonts w:ascii="Times New Roman" w:hAnsi="Times New Roman"/>
+          <w:sz w:val="24"/>
+          <w:lang w:eastAsia="ro-RO"/>
+        </w:rPr>
+        <w:t>and</w:t>
+      </w:r>
+      <w:proofErr w:type="spellEnd"/>
+      <w:r>
+        <w:rPr>
+          <w:rFonts w:ascii="Times New Roman" w:hAnsi="Times New Roman"/>
+          <w:sz w:val="24"/>
+          <w:lang w:eastAsia="ro-RO"/>
+        </w:rPr>
+        <w:t xml:space="preserve"> </w:t>
+      </w:r>
+      <w:proofErr w:type="spellStart"/>
+      <w:r>
+        <w:rPr>
+          <w:rFonts w:ascii="Times New Roman" w:hAnsi="Times New Roman"/>
+          <w:sz w:val="24"/>
+          <w:lang w:eastAsia="ro-RO"/>
+        </w:rPr>
+        <w:t>crew</w:t>
+      </w:r>
+      <w:proofErr w:type="spellEnd"/>
+      <w:r>
+        <w:rPr>
+          <w:rFonts w:ascii="Times New Roman" w:hAnsi="Times New Roman"/>
+          <w:sz w:val="24"/>
+          <w:lang w:eastAsia="ro-RO"/>
+        </w:rPr>
+        <w:t xml:space="preserve"> </w:t>
+      </w:r>
+      <w:proofErr w:type="spellStart"/>
+      <w:r>
+        <w:rPr>
+          <w:rFonts w:ascii="Times New Roman" w:hAnsi="Times New Roman"/>
+          <w:sz w:val="24"/>
+          <w:lang w:eastAsia="ro-RO"/>
+        </w:rPr>
+        <w:t>members</w:t>
+      </w:r>
+      <w:proofErr w:type="spellEnd"/>
+      <w:r>
+        <w:rPr>
+          <w:rFonts w:ascii="Times New Roman" w:hAnsi="Times New Roman"/>
+          <w:sz w:val="24"/>
+          <w:lang w:eastAsia="ro-RO"/>
+        </w:rPr>
+        <w:t xml:space="preserve">), </w:t>
+      </w:r>
+      <w:proofErr w:type="spellStart"/>
+      <w:r>
+        <w:rPr>
+          <w:rFonts w:ascii="Times New Roman" w:hAnsi="Times New Roman"/>
+          <w:sz w:val="24"/>
+          <w:lang w:eastAsia="ro-RO"/>
+        </w:rPr>
+        <w:t>and</w:t>
+      </w:r>
+      <w:proofErr w:type="spellEnd"/>
+      <w:r>
+        <w:rPr>
+          <w:rFonts w:ascii="Times New Roman" w:hAnsi="Times New Roman"/>
+          <w:sz w:val="24"/>
+          <w:lang w:eastAsia="ro-RO"/>
+        </w:rPr>
+        <w:t xml:space="preserve"> final Star Schema </w:t>
+      </w:r>
+      <w:proofErr w:type="spellStart"/>
+      <w:r>
+        <w:rPr>
+          <w:rFonts w:ascii="Times New Roman" w:hAnsi="Times New Roman"/>
+          <w:sz w:val="24"/>
+          <w:lang w:eastAsia="ro-RO"/>
+        </w:rPr>
+        <w:t>marts</w:t>
+      </w:r>
+      <w:proofErr w:type="spellEnd"/>
+      <w:r>
+        <w:rPr>
+          <w:rFonts w:ascii="Times New Roman" w:hAnsi="Times New Roman"/>
+          <w:sz w:val="24"/>
+          <w:lang w:eastAsia="ro-RO"/>
+        </w:rPr>
+        <w:t xml:space="preserve"> </w:t>
+      </w:r>
+      <w:proofErr w:type="spellStart"/>
+      <w:r>
+        <w:rPr>
+          <w:rFonts w:ascii="Times New Roman" w:hAnsi="Times New Roman"/>
+          <w:sz w:val="24"/>
+          <w:lang w:eastAsia="ro-RO"/>
+        </w:rPr>
+        <w:t>within</w:t>
+      </w:r>
+      <w:proofErr w:type="spellEnd"/>
+      <w:r>
+        <w:rPr>
+          <w:rFonts w:ascii="Times New Roman" w:hAnsi="Times New Roman"/>
+          <w:sz w:val="24"/>
+          <w:lang w:eastAsia="ro-RO"/>
+        </w:rPr>
+        <w:t xml:space="preserve"> </w:t>
+      </w:r>
+      <w:proofErr w:type="spellStart"/>
+      <w:r>
+        <w:rPr>
+          <w:rFonts w:ascii="Times New Roman" w:hAnsi="Times New Roman"/>
+          <w:sz w:val="24"/>
+          <w:lang w:eastAsia="ro-RO"/>
+        </w:rPr>
+        <w:t>DuckDB</w:t>
+      </w:r>
+      <w:proofErr w:type="spellEnd"/>
+      <w:r>
+        <w:rPr>
+          <w:rFonts w:ascii="Times New Roman" w:hAnsi="Times New Roman"/>
+          <w:sz w:val="24"/>
+          <w:lang w:eastAsia="ro-RO"/>
+        </w:rPr>
+        <w:t>.</w:t>
+      </w:r>
     </w:p>
     <w:p>
       <w:pPr>
         <w:numPr>
           <w:ilvl w:val="0"/>
-          <w:numId w:val="29"/>
+          <w:numId w:val="42"/>
         </w:numPr>
-        <w:spacing w:after="0" w:line="240" w:lineRule="auto"/>
         <w:jc w:val="both"/>
         <w:rPr>
-          <w:rFonts w:ascii="Times New Roman" w:eastAsia="Times New Roman" w:hAnsi="Times New Roman" w:cs="Times New Roman"/>
-          <w:color w:val="1F1F1F"/>
-          <w:kern w:val="0"/>
-          <w:sz w:val="24"/>
-          <w:szCs w:val="24"/>
-          <w:lang w:eastAsia="ro-RO"/>
-          <w14:ligatures w14:val="none"/>
-        </w:rPr>
-      </w:pPr>
-      <w:proofErr w:type="spellStart"/>
-      <w:r>
-        <w:rPr>
-          <w:rFonts w:ascii="Times New Roman" w:eastAsia="Times New Roman" w:hAnsi="Times New Roman" w:cs="Times New Roman"/>
-          <w:color w:val="1F1F1F"/>
-          <w:kern w:val="0"/>
-          <w:sz w:val="24"/>
-          <w:szCs w:val="24"/>
-          <w:bdr w:val="none" w:sz="0" w:space="0" w:color="auto" w:frame="1"/>
-          <w:lang w:eastAsia="ro-RO"/>
-          <w14:ligatures w14:val="none"/>
-        </w:rPr>
-        <w:t>dbt_snapshot</w:t>
-      </w:r>
-      <w:proofErr w:type="spellEnd"/>
-      <w:r>
-        <w:rPr>
-          <w:rFonts w:ascii="Times New Roman" w:eastAsia="Times New Roman" w:hAnsi="Times New Roman" w:cs="Times New Roman"/>
-          <w:color w:val="1F1F1F"/>
-          <w:kern w:val="0"/>
-          <w:sz w:val="24"/>
-          <w:szCs w:val="24"/>
-          <w:bdr w:val="none" w:sz="0" w:space="0" w:color="auto" w:frame="1"/>
-          <w:lang w:eastAsia="ro-RO"/>
-          <w14:ligatures w14:val="none"/>
-        </w:rPr>
-        <w:t xml:space="preserve"> (</w:t>
-      </w:r>
-      <w:proofErr w:type="spellStart"/>
-      <w:r>
-        <w:rPr>
-          <w:rFonts w:ascii="Times New Roman" w:eastAsia="Times New Roman" w:hAnsi="Times New Roman" w:cs="Times New Roman"/>
-          <w:color w:val="1F1F1F"/>
-          <w:kern w:val="0"/>
-          <w:sz w:val="24"/>
-          <w:szCs w:val="24"/>
-          <w:bdr w:val="none" w:sz="0" w:space="0" w:color="auto" w:frame="1"/>
-          <w:lang w:eastAsia="ro-RO"/>
-          <w14:ligatures w14:val="none"/>
-        </w:rPr>
-        <w:t>BashOperator</w:t>
-      </w:r>
-      <w:proofErr w:type="spellEnd"/>
-      <w:r>
-        <w:rPr>
-          <w:rFonts w:ascii="Times New Roman" w:eastAsia="Times New Roman" w:hAnsi="Times New Roman" w:cs="Times New Roman"/>
-          <w:color w:val="1F1F1F"/>
-          <w:kern w:val="0"/>
-          <w:sz w:val="24"/>
-          <w:szCs w:val="24"/>
-          <w:bdr w:val="none" w:sz="0" w:space="0" w:color="auto" w:frame="1"/>
-          <w:lang w:eastAsia="ro-RO"/>
-          <w14:ligatures w14:val="none"/>
-        </w:rPr>
-        <w:t>):</w:t>
-      </w:r>
-      <w:r>
-        <w:rPr>
-          <w:rFonts w:ascii="Times New Roman" w:eastAsia="Times New Roman" w:hAnsi="Times New Roman" w:cs="Times New Roman"/>
-          <w:color w:val="1F1F1F"/>
-          <w:kern w:val="0"/>
-          <w:sz w:val="24"/>
-          <w:szCs w:val="24"/>
-          <w:lang w:eastAsia="ro-RO"/>
-          <w14:ligatures w14:val="none"/>
-        </w:rPr>
-        <w:t xml:space="preserve"> </w:t>
-      </w:r>
-      <w:proofErr w:type="spellStart"/>
-      <w:r>
-        <w:rPr>
-          <w:rFonts w:ascii="Times New Roman" w:eastAsia="Times New Roman" w:hAnsi="Times New Roman" w:cs="Times New Roman"/>
-          <w:color w:val="1F1F1F"/>
-          <w:kern w:val="0"/>
-          <w:sz w:val="24"/>
-          <w:szCs w:val="24"/>
-          <w:lang w:eastAsia="ro-RO"/>
-          <w14:ligatures w14:val="none"/>
-        </w:rPr>
-        <w:t>Identifies</w:t>
-      </w:r>
-      <w:proofErr w:type="spellEnd"/>
-      <w:r>
-        <w:rPr>
-          <w:rFonts w:ascii="Times New Roman" w:eastAsia="Times New Roman" w:hAnsi="Times New Roman" w:cs="Times New Roman"/>
-          <w:color w:val="1F1F1F"/>
-          <w:kern w:val="0"/>
-          <w:sz w:val="24"/>
-          <w:szCs w:val="24"/>
-          <w:lang w:eastAsia="ro-RO"/>
-          <w14:ligatures w14:val="none"/>
-        </w:rPr>
-        <w:t xml:space="preserve"> </w:t>
-      </w:r>
-      <w:proofErr w:type="spellStart"/>
-      <w:r>
-        <w:rPr>
-          <w:rFonts w:ascii="Times New Roman" w:eastAsia="Times New Roman" w:hAnsi="Times New Roman" w:cs="Times New Roman"/>
-          <w:color w:val="1F1F1F"/>
-          <w:kern w:val="0"/>
-          <w:sz w:val="24"/>
-          <w:szCs w:val="24"/>
-          <w:lang w:eastAsia="ro-RO"/>
-          <w14:ligatures w14:val="none"/>
-        </w:rPr>
-        <w:t>updates</w:t>
-      </w:r>
-      <w:proofErr w:type="spellEnd"/>
-      <w:r>
-        <w:rPr>
-          <w:rFonts w:ascii="Times New Roman" w:eastAsia="Times New Roman" w:hAnsi="Times New Roman" w:cs="Times New Roman"/>
-          <w:color w:val="1F1F1F"/>
-          <w:kern w:val="0"/>
-          <w:sz w:val="24"/>
-          <w:szCs w:val="24"/>
-          <w:lang w:eastAsia="ro-RO"/>
-          <w14:ligatures w14:val="none"/>
-        </w:rPr>
-        <w:t xml:space="preserve"> in </w:t>
-      </w:r>
-      <w:proofErr w:type="spellStart"/>
-      <w:r>
-        <w:rPr>
-          <w:rFonts w:ascii="Times New Roman" w:eastAsia="Times New Roman" w:hAnsi="Times New Roman" w:cs="Times New Roman"/>
-          <w:color w:val="1F1F1F"/>
-          <w:kern w:val="0"/>
-          <w:sz w:val="24"/>
-          <w:szCs w:val="24"/>
-          <w:lang w:eastAsia="ro-RO"/>
-          <w14:ligatures w14:val="none"/>
-        </w:rPr>
-        <w:t>titles</w:t>
-      </w:r>
-      <w:proofErr w:type="spellEnd"/>
-      <w:r>
-        <w:rPr>
-          <w:rFonts w:ascii="Times New Roman" w:eastAsia="Times New Roman" w:hAnsi="Times New Roman" w:cs="Times New Roman"/>
-          <w:color w:val="1F1F1F"/>
-          <w:kern w:val="0"/>
-          <w:sz w:val="24"/>
-          <w:szCs w:val="24"/>
-          <w:lang w:eastAsia="ro-RO"/>
-          <w14:ligatures w14:val="none"/>
-        </w:rPr>
-        <w:t xml:space="preserve"> </w:t>
-      </w:r>
-      <w:proofErr w:type="spellStart"/>
-      <w:r>
-        <w:rPr>
-          <w:rFonts w:ascii="Times New Roman" w:eastAsia="Times New Roman" w:hAnsi="Times New Roman" w:cs="Times New Roman"/>
-          <w:color w:val="1F1F1F"/>
-          <w:kern w:val="0"/>
-          <w:sz w:val="24"/>
-          <w:szCs w:val="24"/>
-          <w:lang w:eastAsia="ro-RO"/>
-          <w14:ligatures w14:val="none"/>
+          <w:rFonts w:ascii="Times New Roman" w:hAnsi="Times New Roman"/>
+          <w:sz w:val="24"/>
+          <w:lang w:eastAsia="ro-RO"/>
+        </w:rPr>
+      </w:pPr>
+      <w:proofErr w:type="spellStart"/>
+      <w:r>
+        <w:rPr>
+          <w:rFonts w:ascii="Courier New" w:hAnsi="Courier New" w:cs="Courier New"/>
+          <w:sz w:val="24"/>
+          <w:lang w:eastAsia="ro-RO"/>
+        </w:rPr>
+        <w:t>dbt_tes</w:t>
+      </w:r>
+      <w:r>
+        <w:rPr>
+          <w:rFonts w:ascii="Courier New" w:hAnsi="Courier New" w:cs="Courier New"/>
+          <w:sz w:val="24"/>
+          <w:lang w:eastAsia="ro-RO"/>
+        </w:rPr>
+        <w:t>t</w:t>
+      </w:r>
+      <w:proofErr w:type="spellEnd"/>
+      <w:r>
+        <w:rPr>
+          <w:rFonts w:ascii="Courier New" w:hAnsi="Courier New" w:cs="Courier New"/>
+          <w:sz w:val="24"/>
+          <w:lang w:eastAsia="ro-RO"/>
+        </w:rPr>
+        <w:t>:</w:t>
+      </w:r>
+      <w:r>
+        <w:rPr>
+          <w:rFonts w:ascii="Times New Roman" w:hAnsi="Times New Roman"/>
+          <w:sz w:val="24"/>
+          <w:lang w:eastAsia="ro-RO"/>
+        </w:rPr>
+        <w:t xml:space="preserve"> </w:t>
+      </w:r>
+      <w:proofErr w:type="spellStart"/>
+      <w:r>
+        <w:rPr>
+          <w:rFonts w:ascii="Times New Roman" w:hAnsi="Times New Roman"/>
+          <w:sz w:val="24"/>
+          <w:lang w:eastAsia="ro-RO"/>
+        </w:rPr>
+        <w:t>Runs</w:t>
+      </w:r>
+      <w:proofErr w:type="spellEnd"/>
+      <w:r>
+        <w:rPr>
+          <w:rFonts w:ascii="Times New Roman" w:hAnsi="Times New Roman"/>
+          <w:sz w:val="24"/>
+          <w:lang w:eastAsia="ro-RO"/>
+        </w:rPr>
+        <w:t xml:space="preserve"> </w:t>
+      </w:r>
+      <w:proofErr w:type="spellStart"/>
+      <w:r>
+        <w:rPr>
+          <w:rFonts w:ascii="Times New Roman" w:hAnsi="Times New Roman"/>
+          <w:sz w:val="24"/>
+          <w:lang w:eastAsia="ro-RO"/>
+        </w:rPr>
+        <w:t>the</w:t>
+      </w:r>
+      <w:proofErr w:type="spellEnd"/>
+      <w:r>
+        <w:rPr>
+          <w:rFonts w:ascii="Times New Roman" w:hAnsi="Times New Roman"/>
+          <w:sz w:val="24"/>
+          <w:lang w:eastAsia="ro-RO"/>
+        </w:rPr>
+        <w:t xml:space="preserve"> </w:t>
+      </w:r>
+      <w:proofErr w:type="spellStart"/>
+      <w:r>
+        <w:rPr>
+          <w:rFonts w:ascii="Times New Roman" w:hAnsi="Times New Roman"/>
+          <w:sz w:val="24"/>
+          <w:lang w:eastAsia="ro-RO"/>
+        </w:rPr>
+        <w:t>automated</w:t>
+      </w:r>
+      <w:proofErr w:type="spellEnd"/>
+      <w:r>
+        <w:rPr>
+          <w:rFonts w:ascii="Times New Roman" w:hAnsi="Times New Roman"/>
+          <w:sz w:val="24"/>
+          <w:lang w:eastAsia="ro-RO"/>
+        </w:rPr>
+        <w:t xml:space="preserve"> data quality test suite (</w:t>
+      </w:r>
+      <w:proofErr w:type="spellStart"/>
+      <w:r>
+        <w:rPr>
+          <w:rFonts w:ascii="Times New Roman" w:hAnsi="Times New Roman"/>
+          <w:sz w:val="24"/>
+          <w:lang w:eastAsia="ro-RO"/>
+        </w:rPr>
+        <w:t>verifying</w:t>
+      </w:r>
+      <w:proofErr w:type="spellEnd"/>
+      <w:r>
+        <w:rPr>
+          <w:rFonts w:ascii="Times New Roman" w:hAnsi="Times New Roman"/>
+          <w:sz w:val="24"/>
+          <w:lang w:eastAsia="ro-RO"/>
+        </w:rPr>
+        <w:t xml:space="preserve"> </w:t>
+      </w:r>
+      <w:proofErr w:type="spellStart"/>
+      <w:r>
+        <w:rPr>
+          <w:rFonts w:ascii="Times New Roman" w:hAnsi="Times New Roman"/>
+          <w:sz w:val="24"/>
+          <w:lang w:eastAsia="ro-RO"/>
+        </w:rPr>
+        <w:t>primary</w:t>
+      </w:r>
+      <w:proofErr w:type="spellEnd"/>
+      <w:r>
+        <w:rPr>
+          <w:rFonts w:ascii="Times New Roman" w:hAnsi="Times New Roman"/>
+          <w:sz w:val="24"/>
+          <w:lang w:eastAsia="ro-RO"/>
+        </w:rPr>
+        <w:t xml:space="preserve"> </w:t>
+      </w:r>
+      <w:proofErr w:type="spellStart"/>
+      <w:r>
+        <w:rPr>
+          <w:rFonts w:ascii="Times New Roman" w:hAnsi="Times New Roman"/>
+          <w:sz w:val="24"/>
+          <w:lang w:eastAsia="ro-RO"/>
+        </w:rPr>
+        <w:t>keys</w:t>
+      </w:r>
+      <w:proofErr w:type="spellEnd"/>
+      <w:r>
+        <w:rPr>
+          <w:rFonts w:ascii="Times New Roman" w:hAnsi="Times New Roman"/>
+          <w:sz w:val="24"/>
+          <w:lang w:eastAsia="ro-RO"/>
+        </w:rPr>
+        <w:t xml:space="preserve">, </w:t>
+      </w:r>
+      <w:proofErr w:type="spellStart"/>
+      <w:r>
+        <w:rPr>
+          <w:rFonts w:ascii="Times New Roman" w:hAnsi="Times New Roman"/>
+          <w:sz w:val="24"/>
+          <w:lang w:eastAsia="ro-RO"/>
+        </w:rPr>
+        <w:t>referential</w:t>
+      </w:r>
+      <w:proofErr w:type="spellEnd"/>
+      <w:r>
+        <w:rPr>
+          <w:rFonts w:ascii="Times New Roman" w:hAnsi="Times New Roman"/>
+          <w:sz w:val="24"/>
+          <w:lang w:eastAsia="ro-RO"/>
+        </w:rPr>
+        <w:t xml:space="preserve"> </w:t>
+      </w:r>
+      <w:proofErr w:type="spellStart"/>
+      <w:r>
+        <w:rPr>
+          <w:rFonts w:ascii="Times New Roman" w:hAnsi="Times New Roman"/>
+          <w:sz w:val="24"/>
+          <w:lang w:eastAsia="ro-RO"/>
+        </w:rPr>
+        <w:t>integrity</w:t>
+      </w:r>
+      <w:proofErr w:type="spellEnd"/>
+      <w:r>
+        <w:rPr>
+          <w:rFonts w:ascii="Times New Roman" w:hAnsi="Times New Roman"/>
+          <w:sz w:val="24"/>
+          <w:lang w:eastAsia="ro-RO"/>
+        </w:rPr>
+        <w:t xml:space="preserve">, </w:t>
+      </w:r>
+      <w:proofErr w:type="spellStart"/>
+      <w:r>
+        <w:rPr>
+          <w:rFonts w:ascii="Times New Roman" w:hAnsi="Times New Roman"/>
+          <w:sz w:val="24"/>
+          <w:lang w:eastAsia="ro-RO"/>
         </w:rPr>
         <w:t>and</w:t>
       </w:r>
       <w:proofErr w:type="spellEnd"/>
       <w:r>
         <w:rPr>
-          <w:rFonts w:ascii="Times New Roman" w:eastAsia="Times New Roman" w:hAnsi="Times New Roman" w:cs="Times New Roman"/>
-          <w:color w:val="1F1F1F"/>
-          <w:kern w:val="0"/>
-          <w:sz w:val="24"/>
-          <w:szCs w:val="24"/>
-          <w:lang w:eastAsia="ro-RO"/>
-          <w14:ligatures w14:val="none"/>
-        </w:rPr>
-        <w:t xml:space="preserve"> </w:t>
-      </w:r>
-      <w:proofErr w:type="spellStart"/>
-      <w:r>
-        <w:rPr>
-          <w:rFonts w:ascii="Times New Roman" w:eastAsia="Times New Roman" w:hAnsi="Times New Roman" w:cs="Times New Roman"/>
-          <w:color w:val="1F1F1F"/>
-          <w:kern w:val="0"/>
-          <w:sz w:val="24"/>
-          <w:szCs w:val="24"/>
-          <w:lang w:eastAsia="ro-RO"/>
-          <w14:ligatures w14:val="none"/>
-        </w:rPr>
-        <w:t>ratings</w:t>
-      </w:r>
-      <w:proofErr w:type="spellEnd"/>
-      <w:r>
-        <w:rPr>
-          <w:rFonts w:ascii="Times New Roman" w:eastAsia="Times New Roman" w:hAnsi="Times New Roman" w:cs="Times New Roman"/>
-          <w:color w:val="1F1F1F"/>
-          <w:kern w:val="0"/>
-          <w:sz w:val="24"/>
-          <w:szCs w:val="24"/>
-          <w:lang w:eastAsia="ro-RO"/>
-          <w14:ligatures w14:val="none"/>
-        </w:rPr>
-        <w:t xml:space="preserve"> </w:t>
-      </w:r>
-      <w:proofErr w:type="spellStart"/>
-      <w:r>
-        <w:rPr>
-          <w:rFonts w:ascii="Times New Roman" w:eastAsia="Times New Roman" w:hAnsi="Times New Roman" w:cs="Times New Roman"/>
-          <w:color w:val="1F1F1F"/>
-          <w:kern w:val="0"/>
-          <w:sz w:val="24"/>
-          <w:szCs w:val="24"/>
-          <w:lang w:eastAsia="ro-RO"/>
-          <w14:ligatures w14:val="none"/>
-        </w:rPr>
-        <w:t>compared</w:t>
-      </w:r>
-      <w:proofErr w:type="spellEnd"/>
-      <w:r>
-        <w:rPr>
-          <w:rFonts w:ascii="Times New Roman" w:eastAsia="Times New Roman" w:hAnsi="Times New Roman" w:cs="Times New Roman"/>
-          <w:color w:val="1F1F1F"/>
-          <w:kern w:val="0"/>
-          <w:sz w:val="24"/>
-          <w:szCs w:val="24"/>
-          <w:lang w:eastAsia="ro-RO"/>
-          <w14:ligatures w14:val="none"/>
-        </w:rPr>
-        <w:t xml:space="preserve"> </w:t>
-      </w:r>
-      <w:proofErr w:type="spellStart"/>
-      <w:r>
-        <w:rPr>
-          <w:rFonts w:ascii="Times New Roman" w:eastAsia="Times New Roman" w:hAnsi="Times New Roman" w:cs="Times New Roman"/>
-          <w:color w:val="1F1F1F"/>
-          <w:kern w:val="0"/>
-          <w:sz w:val="24"/>
-          <w:szCs w:val="24"/>
-          <w:lang w:eastAsia="ro-RO"/>
-          <w14:ligatures w14:val="none"/>
+          <w:rFonts w:ascii="Times New Roman" w:hAnsi="Times New Roman"/>
+          <w:sz w:val="24"/>
+          <w:lang w:eastAsia="ro-RO"/>
+        </w:rPr>
+        <w:t xml:space="preserve"> </w:t>
+      </w:r>
+      <w:proofErr w:type="spellStart"/>
+      <w:r>
+        <w:rPr>
+          <w:rFonts w:ascii="Times New Roman" w:hAnsi="Times New Roman"/>
+          <w:sz w:val="24"/>
+          <w:lang w:eastAsia="ro-RO"/>
+        </w:rPr>
+        <w:t>domain</w:t>
+      </w:r>
+      <w:proofErr w:type="spellEnd"/>
+      <w:r>
+        <w:rPr>
+          <w:rFonts w:ascii="Times New Roman" w:hAnsi="Times New Roman"/>
+          <w:sz w:val="24"/>
+          <w:lang w:eastAsia="ro-RO"/>
+        </w:rPr>
+        <w:t xml:space="preserve"> </w:t>
+      </w:r>
+      <w:proofErr w:type="spellStart"/>
+      <w:r>
+        <w:rPr>
+          <w:rFonts w:ascii="Times New Roman" w:hAnsi="Times New Roman"/>
+          <w:sz w:val="24"/>
+          <w:lang w:eastAsia="ro-RO"/>
+        </w:rPr>
+        <w:t>constraints</w:t>
+      </w:r>
+      <w:proofErr w:type="spellEnd"/>
+      <w:r>
+        <w:rPr>
+          <w:rFonts w:ascii="Times New Roman" w:hAnsi="Times New Roman"/>
+          <w:sz w:val="24"/>
+          <w:lang w:eastAsia="ro-RO"/>
+        </w:rPr>
+        <w:t xml:space="preserve">); </w:t>
+      </w:r>
+      <w:proofErr w:type="spellStart"/>
+      <w:r>
+        <w:rPr>
+          <w:rFonts w:ascii="Times New Roman" w:hAnsi="Times New Roman"/>
+          <w:sz w:val="24"/>
+          <w:lang w:eastAsia="ro-RO"/>
+        </w:rPr>
+        <w:t>if</w:t>
+      </w:r>
+      <w:proofErr w:type="spellEnd"/>
+      <w:r>
+        <w:rPr>
+          <w:rFonts w:ascii="Times New Roman" w:hAnsi="Times New Roman"/>
+          <w:sz w:val="24"/>
+          <w:lang w:eastAsia="ro-RO"/>
+        </w:rPr>
+        <w:t xml:space="preserve"> </w:t>
+      </w:r>
+      <w:proofErr w:type="spellStart"/>
+      <w:r>
+        <w:rPr>
+          <w:rFonts w:ascii="Times New Roman" w:hAnsi="Times New Roman"/>
+          <w:sz w:val="24"/>
+          <w:lang w:eastAsia="ro-RO"/>
+        </w:rPr>
+        <w:t>any</w:t>
+      </w:r>
+      <w:proofErr w:type="spellEnd"/>
+      <w:r>
+        <w:rPr>
+          <w:rFonts w:ascii="Times New Roman" w:hAnsi="Times New Roman"/>
+          <w:sz w:val="24"/>
+          <w:lang w:eastAsia="ro-RO"/>
+        </w:rPr>
+        <w:t xml:space="preserve"> test </w:t>
+      </w:r>
+      <w:proofErr w:type="spellStart"/>
+      <w:r>
+        <w:rPr>
+          <w:rFonts w:ascii="Times New Roman" w:hAnsi="Times New Roman"/>
+          <w:sz w:val="24"/>
+          <w:lang w:eastAsia="ro-RO"/>
+        </w:rPr>
+        <w:t>fails</w:t>
+      </w:r>
+      <w:proofErr w:type="spellEnd"/>
+      <w:r>
+        <w:rPr>
+          <w:rFonts w:ascii="Times New Roman" w:hAnsi="Times New Roman"/>
+          <w:sz w:val="24"/>
+          <w:lang w:eastAsia="ro-RO"/>
+        </w:rPr>
+        <w:t xml:space="preserve">, </w:t>
+      </w:r>
+      <w:proofErr w:type="spellStart"/>
+      <w:r>
+        <w:rPr>
+          <w:rFonts w:ascii="Times New Roman" w:hAnsi="Times New Roman"/>
+          <w:sz w:val="24"/>
+          <w:lang w:eastAsia="ro-RO"/>
+        </w:rPr>
+        <w:t>the</w:t>
+      </w:r>
+      <w:proofErr w:type="spellEnd"/>
+      <w:r>
+        <w:rPr>
+          <w:rFonts w:ascii="Times New Roman" w:hAnsi="Times New Roman"/>
+          <w:sz w:val="24"/>
+          <w:lang w:eastAsia="ro-RO"/>
+        </w:rPr>
+        <w:t xml:space="preserve"> </w:t>
+      </w:r>
+      <w:proofErr w:type="spellStart"/>
+      <w:r>
+        <w:rPr>
+          <w:rFonts w:ascii="Times New Roman" w:hAnsi="Times New Roman"/>
+          <w:sz w:val="24"/>
+          <w:lang w:eastAsia="ro-RO"/>
+        </w:rPr>
+        <w:t>pipeline</w:t>
+      </w:r>
+      <w:proofErr w:type="spellEnd"/>
+      <w:r>
+        <w:rPr>
+          <w:rFonts w:ascii="Times New Roman" w:hAnsi="Times New Roman"/>
+          <w:sz w:val="24"/>
+          <w:lang w:eastAsia="ro-RO"/>
+        </w:rPr>
+        <w:t xml:space="preserve"> </w:t>
+      </w:r>
+      <w:proofErr w:type="spellStart"/>
+      <w:r>
+        <w:rPr>
+          <w:rFonts w:ascii="Times New Roman" w:hAnsi="Times New Roman"/>
+          <w:sz w:val="24"/>
+          <w:lang w:eastAsia="ro-RO"/>
+        </w:rPr>
+        <w:t>halts</w:t>
+      </w:r>
+      <w:proofErr w:type="spellEnd"/>
+      <w:r>
+        <w:rPr>
+          <w:rFonts w:ascii="Times New Roman" w:hAnsi="Times New Roman"/>
+          <w:sz w:val="24"/>
+          <w:lang w:eastAsia="ro-RO"/>
+        </w:rPr>
+        <w:t xml:space="preserve"> </w:t>
+      </w:r>
+      <w:proofErr w:type="spellStart"/>
+      <w:r>
+        <w:rPr>
+          <w:rFonts w:ascii="Times New Roman" w:hAnsi="Times New Roman"/>
+          <w:sz w:val="24"/>
+          <w:lang w:eastAsia="ro-RO"/>
+        </w:rPr>
+        <w:t>immediately</w:t>
+      </w:r>
+      <w:proofErr w:type="spellEnd"/>
+      <w:r>
+        <w:rPr>
+          <w:rFonts w:ascii="Times New Roman" w:hAnsi="Times New Roman"/>
+          <w:sz w:val="24"/>
+          <w:lang w:eastAsia="ro-RO"/>
+        </w:rPr>
+        <w:t xml:space="preserve"> </w:t>
+      </w:r>
+      <w:proofErr w:type="spellStart"/>
+      <w:r>
+        <w:rPr>
+          <w:rFonts w:ascii="Times New Roman" w:hAnsi="Times New Roman"/>
+          <w:sz w:val="24"/>
+          <w:lang w:eastAsia="ro-RO"/>
         </w:rPr>
         <w:t>to</w:t>
       </w:r>
       <w:proofErr w:type="spellEnd"/>
       <w:r>
         <w:rPr>
-          <w:rFonts w:ascii="Times New Roman" w:eastAsia="Times New Roman" w:hAnsi="Times New Roman" w:cs="Times New Roman"/>
-          <w:color w:val="1F1F1F"/>
-          <w:kern w:val="0"/>
-          <w:sz w:val="24"/>
-          <w:szCs w:val="24"/>
-          <w:lang w:eastAsia="ro-RO"/>
-          <w14:ligatures w14:val="none"/>
+          <w:rFonts w:ascii="Times New Roman" w:hAnsi="Times New Roman"/>
+          <w:sz w:val="24"/>
+          <w:lang w:eastAsia="ro-RO"/>
+        </w:rPr>
+        <w:t xml:space="preserve"> </w:t>
+      </w:r>
+      <w:proofErr w:type="spellStart"/>
+      <w:r>
+        <w:rPr>
+          <w:rFonts w:ascii="Times New Roman" w:hAnsi="Times New Roman"/>
+          <w:sz w:val="24"/>
+          <w:lang w:eastAsia="ro-RO"/>
+        </w:rPr>
+        <w:t>protect</w:t>
+      </w:r>
+      <w:proofErr w:type="spellEnd"/>
+      <w:r>
+        <w:rPr>
+          <w:rFonts w:ascii="Times New Roman" w:hAnsi="Times New Roman"/>
+          <w:sz w:val="24"/>
+          <w:lang w:eastAsia="ro-RO"/>
+        </w:rPr>
+        <w:t xml:space="preserve"> </w:t>
+      </w:r>
+      <w:proofErr w:type="spellStart"/>
+      <w:r>
+        <w:rPr>
+          <w:rFonts w:ascii="Times New Roman" w:hAnsi="Times New Roman"/>
+          <w:sz w:val="24"/>
+          <w:lang w:eastAsia="ro-RO"/>
+        </w:rPr>
+        <w:t>warehouse</w:t>
+      </w:r>
+      <w:proofErr w:type="spellEnd"/>
+      <w:r>
+        <w:rPr>
+          <w:rFonts w:ascii="Times New Roman" w:hAnsi="Times New Roman"/>
+          <w:sz w:val="24"/>
+          <w:lang w:eastAsia="ro-RO"/>
+        </w:rPr>
+        <w:t xml:space="preserve"> </w:t>
+      </w:r>
+      <w:proofErr w:type="spellStart"/>
+      <w:r>
+        <w:rPr>
+          <w:rFonts w:ascii="Times New Roman" w:hAnsi="Times New Roman"/>
+          <w:sz w:val="24"/>
+          <w:lang w:eastAsia="ro-RO"/>
+        </w:rPr>
+        <w:t>integrity</w:t>
+      </w:r>
+      <w:proofErr w:type="spellEnd"/>
+      <w:r>
+        <w:rPr>
+          <w:rFonts w:ascii="Times New Roman" w:hAnsi="Times New Roman"/>
+          <w:sz w:val="24"/>
+          <w:lang w:eastAsia="ro-RO"/>
         </w:rPr>
         <w:t xml:space="preserve"> prior </w:t>
       </w:r>
       <w:proofErr w:type="spellStart"/>
       <w:r>
         <w:rPr>
-          <w:rFonts w:ascii="Times New Roman" w:eastAsia="Times New Roman" w:hAnsi="Times New Roman" w:cs="Times New Roman"/>
-          <w:color w:val="1F1F1F"/>
-          <w:kern w:val="0"/>
-          <w:sz w:val="24"/>
-          <w:szCs w:val="24"/>
-          <w:lang w:eastAsia="ro-RO"/>
-          <w14:ligatures w14:val="none"/>
-        </w:rPr>
-        <w:t>runs</w:t>
-      </w:r>
-      <w:proofErr w:type="spellEnd"/>
-      <w:r>
-        <w:rPr>
-          <w:rFonts w:ascii="Times New Roman" w:eastAsia="Times New Roman" w:hAnsi="Times New Roman" w:cs="Times New Roman"/>
-          <w:color w:val="1F1F1F"/>
-          <w:kern w:val="0"/>
-          <w:sz w:val="24"/>
-          <w:szCs w:val="24"/>
-          <w:lang w:eastAsia="ro-RO"/>
-          <w14:ligatures w14:val="none"/>
-        </w:rPr>
-        <w:t xml:space="preserve">, </w:t>
-      </w:r>
-      <w:proofErr w:type="spellStart"/>
-      <w:r>
-        <w:rPr>
-          <w:rFonts w:ascii="Times New Roman" w:eastAsia="Times New Roman" w:hAnsi="Times New Roman" w:cs="Times New Roman"/>
-          <w:color w:val="1F1F1F"/>
-          <w:kern w:val="0"/>
-          <w:sz w:val="24"/>
-          <w:szCs w:val="24"/>
-          <w:lang w:eastAsia="ro-RO"/>
-          <w14:ligatures w14:val="none"/>
-        </w:rPr>
-        <w:t>persisting</w:t>
-      </w:r>
-      <w:proofErr w:type="spellEnd"/>
-      <w:r>
-        <w:rPr>
-          <w:rFonts w:ascii="Times New Roman" w:eastAsia="Times New Roman" w:hAnsi="Times New Roman" w:cs="Times New Roman"/>
-          <w:color w:val="1F1F1F"/>
-          <w:kern w:val="0"/>
-          <w:sz w:val="24"/>
-          <w:szCs w:val="24"/>
-          <w:lang w:eastAsia="ro-RO"/>
-          <w14:ligatures w14:val="none"/>
-        </w:rPr>
-        <w:t xml:space="preserve"> </w:t>
-      </w:r>
-      <w:proofErr w:type="spellStart"/>
-      <w:r>
-        <w:rPr>
-          <w:rFonts w:ascii="Times New Roman" w:eastAsia="Times New Roman" w:hAnsi="Times New Roman" w:cs="Times New Roman"/>
-          <w:color w:val="1F1F1F"/>
-          <w:kern w:val="0"/>
-          <w:sz w:val="24"/>
-          <w:szCs w:val="24"/>
-          <w:lang w:eastAsia="ro-RO"/>
-          <w14:ligatures w14:val="none"/>
-        </w:rPr>
-        <w:t>historical</w:t>
-      </w:r>
-      <w:proofErr w:type="spellEnd"/>
-      <w:r>
-        <w:rPr>
-          <w:rFonts w:ascii="Times New Roman" w:eastAsia="Times New Roman" w:hAnsi="Times New Roman" w:cs="Times New Roman"/>
-          <w:color w:val="1F1F1F"/>
-          <w:kern w:val="0"/>
-          <w:sz w:val="24"/>
-          <w:szCs w:val="24"/>
-          <w:lang w:eastAsia="ro-RO"/>
-          <w14:ligatures w14:val="none"/>
-        </w:rPr>
-        <w:t xml:space="preserve"> </w:t>
-      </w:r>
-      <w:proofErr w:type="spellStart"/>
-      <w:r>
-        <w:rPr>
-          <w:rFonts w:ascii="Times New Roman" w:eastAsia="Times New Roman" w:hAnsi="Times New Roman" w:cs="Times New Roman"/>
-          <w:color w:val="1F1F1F"/>
-          <w:kern w:val="0"/>
-          <w:sz w:val="24"/>
-          <w:szCs w:val="24"/>
-          <w:lang w:eastAsia="ro-RO"/>
-          <w14:ligatures w14:val="none"/>
-        </w:rPr>
-        <w:t>states</w:t>
-      </w:r>
-      <w:proofErr w:type="spellEnd"/>
-      <w:r>
-        <w:rPr>
-          <w:rFonts w:ascii="Times New Roman" w:eastAsia="Times New Roman" w:hAnsi="Times New Roman" w:cs="Times New Roman"/>
-          <w:color w:val="1F1F1F"/>
-          <w:kern w:val="0"/>
-          <w:sz w:val="24"/>
-          <w:szCs w:val="24"/>
-          <w:lang w:eastAsia="ro-RO"/>
-          <w14:ligatures w14:val="none"/>
-        </w:rPr>
-        <w:t xml:space="preserve"> via SCD </w:t>
-      </w:r>
-      <w:proofErr w:type="spellStart"/>
-      <w:r>
-        <w:rPr>
-          <w:rFonts w:ascii="Times New Roman" w:eastAsia="Times New Roman" w:hAnsi="Times New Roman" w:cs="Times New Roman"/>
-          <w:color w:val="1F1F1F"/>
-          <w:kern w:val="0"/>
-          <w:sz w:val="24"/>
-          <w:szCs w:val="24"/>
-          <w:lang w:eastAsia="ro-RO"/>
-          <w14:ligatures w14:val="none"/>
-        </w:rPr>
-        <w:t>Type</w:t>
-      </w:r>
-      <w:proofErr w:type="spellEnd"/>
-      <w:r>
-        <w:rPr>
-          <w:rFonts w:ascii="Times New Roman" w:eastAsia="Times New Roman" w:hAnsi="Times New Roman" w:cs="Times New Roman"/>
-          <w:color w:val="1F1F1F"/>
-          <w:kern w:val="0"/>
-          <w:sz w:val="24"/>
-          <w:szCs w:val="24"/>
-          <w:lang w:eastAsia="ro-RO"/>
-          <w14:ligatures w14:val="none"/>
-        </w:rPr>
-        <w:t xml:space="preserve"> 2 </w:t>
-      </w:r>
-      <w:proofErr w:type="spellStart"/>
-      <w:r>
-        <w:rPr>
-          <w:rFonts w:ascii="Times New Roman" w:eastAsia="Times New Roman" w:hAnsi="Times New Roman" w:cs="Times New Roman"/>
-          <w:color w:val="1F1F1F"/>
-          <w:kern w:val="0"/>
-          <w:sz w:val="24"/>
-          <w:szCs w:val="24"/>
-          <w:lang w:eastAsia="ro-RO"/>
-          <w14:ligatures w14:val="none"/>
-        </w:rPr>
-        <w:t>snapshots</w:t>
-      </w:r>
-      <w:proofErr w:type="spellEnd"/>
-      <w:r>
-        <w:rPr>
-          <w:rFonts w:ascii="Times New Roman" w:eastAsia="Times New Roman" w:hAnsi="Times New Roman" w:cs="Times New Roman"/>
-          <w:color w:val="1F1F1F"/>
-          <w:kern w:val="0"/>
-          <w:sz w:val="24"/>
-          <w:szCs w:val="24"/>
-          <w:lang w:eastAsia="ro-RO"/>
-          <w14:ligatures w14:val="none"/>
-        </w:rPr>
-        <w:t>.</w:t>
-      </w:r>
-    </w:p>
-    <w:p>
-      <w:pPr>
-        <w:spacing w:after="0" w:line="240" w:lineRule="auto"/>
-        <w:ind w:left="720"/>
-        <w:jc w:val="both"/>
-        <w:rPr>
-          <w:rFonts w:ascii="Times New Roman" w:eastAsia="Times New Roman" w:hAnsi="Times New Roman" w:cs="Times New Roman"/>
-          <w:color w:val="1F1F1F"/>
-          <w:kern w:val="0"/>
-          <w:sz w:val="24"/>
-          <w:szCs w:val="24"/>
-          <w:lang w:eastAsia="ro-RO"/>
-          <w14:ligatures w14:val="none"/>
-        </w:rPr>
-      </w:pPr>
-    </w:p>
-    <w:p>
-      <w:pPr>
-        <w:numPr>
-          <w:ilvl w:val="0"/>
-          <w:numId w:val="29"/>
-        </w:numPr>
-        <w:spacing w:after="0" w:line="240" w:lineRule="auto"/>
-        <w:jc w:val="both"/>
-        <w:rPr>
-          <w:rFonts w:ascii="Times New Roman" w:eastAsia="Times New Roman" w:hAnsi="Times New Roman" w:cs="Times New Roman"/>
-          <w:color w:val="1F1F1F"/>
-          <w:kern w:val="0"/>
-          <w:sz w:val="24"/>
-          <w:szCs w:val="24"/>
-          <w:lang w:eastAsia="ro-RO"/>
-          <w14:ligatures w14:val="none"/>
-        </w:rPr>
-      </w:pPr>
-      <w:proofErr w:type="spellStart"/>
-      <w:r>
-        <w:rPr>
-          <w:rFonts w:ascii="Times New Roman" w:eastAsia="Times New Roman" w:hAnsi="Times New Roman" w:cs="Times New Roman"/>
-          <w:color w:val="1F1F1F"/>
-          <w:kern w:val="0"/>
-          <w:sz w:val="24"/>
-          <w:szCs w:val="24"/>
-          <w:bdr w:val="none" w:sz="0" w:space="0" w:color="auto" w:frame="1"/>
-          <w:lang w:eastAsia="ro-RO"/>
-          <w14:ligatures w14:val="none"/>
-        </w:rPr>
-        <w:t>dbt_run</w:t>
-      </w:r>
-      <w:proofErr w:type="spellEnd"/>
-      <w:r>
-        <w:rPr>
-          <w:rFonts w:ascii="Times New Roman" w:eastAsia="Times New Roman" w:hAnsi="Times New Roman" w:cs="Times New Roman"/>
-          <w:color w:val="1F1F1F"/>
-          <w:kern w:val="0"/>
-          <w:sz w:val="24"/>
-          <w:szCs w:val="24"/>
-          <w:bdr w:val="none" w:sz="0" w:space="0" w:color="auto" w:frame="1"/>
-          <w:lang w:eastAsia="ro-RO"/>
-          <w14:ligatures w14:val="none"/>
-        </w:rPr>
-        <w:t>:</w:t>
-      </w:r>
-      <w:r>
-        <w:rPr>
-          <w:rFonts w:ascii="Times New Roman" w:eastAsia="Times New Roman" w:hAnsi="Times New Roman" w:cs="Times New Roman"/>
-          <w:color w:val="1F1F1F"/>
-          <w:kern w:val="0"/>
-          <w:sz w:val="24"/>
-          <w:szCs w:val="24"/>
-          <w:lang w:eastAsia="ro-RO"/>
-          <w14:ligatures w14:val="none"/>
-        </w:rPr>
-        <w:t xml:space="preserve"> </w:t>
-      </w:r>
-      <w:proofErr w:type="spellStart"/>
-      <w:r>
-        <w:rPr>
-          <w:rFonts w:ascii="Times New Roman" w:eastAsia="Times New Roman" w:hAnsi="Times New Roman" w:cs="Times New Roman"/>
-          <w:color w:val="1F1F1F"/>
-          <w:kern w:val="0"/>
-          <w:sz w:val="24"/>
-          <w:szCs w:val="24"/>
-          <w:lang w:eastAsia="ro-RO"/>
-          <w14:ligatures w14:val="none"/>
-        </w:rPr>
-        <w:t>Compiles</w:t>
-      </w:r>
-      <w:proofErr w:type="spellEnd"/>
-      <w:r>
-        <w:rPr>
-          <w:rFonts w:ascii="Times New Roman" w:eastAsia="Times New Roman" w:hAnsi="Times New Roman" w:cs="Times New Roman"/>
-          <w:color w:val="1F1F1F"/>
-          <w:kern w:val="0"/>
-          <w:sz w:val="24"/>
-          <w:szCs w:val="24"/>
-          <w:lang w:eastAsia="ro-RO"/>
-          <w14:ligatures w14:val="none"/>
-        </w:rPr>
-        <w:t xml:space="preserve"> </w:t>
-      </w:r>
-      <w:proofErr w:type="spellStart"/>
-      <w:r>
-        <w:rPr>
-          <w:rFonts w:ascii="Times New Roman" w:eastAsia="Times New Roman" w:hAnsi="Times New Roman" w:cs="Times New Roman"/>
-          <w:color w:val="1F1F1F"/>
-          <w:kern w:val="0"/>
-          <w:sz w:val="24"/>
-          <w:szCs w:val="24"/>
-          <w:lang w:eastAsia="ro-RO"/>
-          <w14:ligatures w14:val="none"/>
-        </w:rPr>
-        <w:t>and</w:t>
-      </w:r>
-      <w:proofErr w:type="spellEnd"/>
-      <w:r>
-        <w:rPr>
-          <w:rFonts w:ascii="Times New Roman" w:eastAsia="Times New Roman" w:hAnsi="Times New Roman" w:cs="Times New Roman"/>
-          <w:color w:val="1F1F1F"/>
-          <w:kern w:val="0"/>
-          <w:sz w:val="24"/>
-          <w:szCs w:val="24"/>
-          <w:lang w:eastAsia="ro-RO"/>
-          <w14:ligatures w14:val="none"/>
-        </w:rPr>
-        <w:t xml:space="preserve"> </w:t>
-      </w:r>
-      <w:proofErr w:type="spellStart"/>
-      <w:r>
-        <w:rPr>
-          <w:rFonts w:ascii="Times New Roman" w:eastAsia="Times New Roman" w:hAnsi="Times New Roman" w:cs="Times New Roman"/>
-          <w:color w:val="1F1F1F"/>
-          <w:kern w:val="0"/>
-          <w:sz w:val="24"/>
-          <w:szCs w:val="24"/>
-          <w:lang w:eastAsia="ro-RO"/>
-          <w14:ligatures w14:val="none"/>
-        </w:rPr>
-        <w:t>executes</w:t>
-      </w:r>
-      <w:proofErr w:type="spellEnd"/>
-      <w:r>
-        <w:rPr>
-          <w:rFonts w:ascii="Times New Roman" w:eastAsia="Times New Roman" w:hAnsi="Times New Roman" w:cs="Times New Roman"/>
-          <w:color w:val="1F1F1F"/>
-          <w:kern w:val="0"/>
-          <w:sz w:val="24"/>
-          <w:szCs w:val="24"/>
-          <w:lang w:eastAsia="ro-RO"/>
-          <w14:ligatures w14:val="none"/>
-        </w:rPr>
-        <w:t xml:space="preserve"> </w:t>
-      </w:r>
-      <w:proofErr w:type="spellStart"/>
-      <w:r>
-        <w:rPr>
-          <w:rFonts w:ascii="Times New Roman" w:eastAsia="Times New Roman" w:hAnsi="Times New Roman" w:cs="Times New Roman"/>
-          <w:color w:val="1F1F1F"/>
-          <w:kern w:val="0"/>
-          <w:sz w:val="24"/>
-          <w:szCs w:val="24"/>
-          <w:lang w:eastAsia="ro-RO"/>
-          <w14:ligatures w14:val="none"/>
-        </w:rPr>
-        <w:t>the</w:t>
-      </w:r>
-      <w:proofErr w:type="spellEnd"/>
-      <w:r>
-        <w:rPr>
-          <w:rFonts w:ascii="Times New Roman" w:eastAsia="Times New Roman" w:hAnsi="Times New Roman" w:cs="Times New Roman"/>
-          <w:color w:val="1F1F1F"/>
-          <w:kern w:val="0"/>
-          <w:sz w:val="24"/>
-          <w:szCs w:val="24"/>
-          <w:lang w:eastAsia="ro-RO"/>
-          <w14:ligatures w14:val="none"/>
-        </w:rPr>
-        <w:t xml:space="preserve"> </w:t>
-      </w:r>
-      <w:proofErr w:type="spellStart"/>
-      <w:r>
-        <w:rPr>
-          <w:rFonts w:ascii="Times New Roman" w:eastAsia="Times New Roman" w:hAnsi="Times New Roman" w:cs="Times New Roman"/>
-          <w:color w:val="1F1F1F"/>
-          <w:kern w:val="0"/>
-          <w:sz w:val="24"/>
-          <w:szCs w:val="24"/>
-          <w:lang w:eastAsia="ro-RO"/>
-          <w14:ligatures w14:val="none"/>
-        </w:rPr>
-        <w:t>dbt</w:t>
-      </w:r>
-      <w:proofErr w:type="spellEnd"/>
-      <w:r>
-        <w:rPr>
-          <w:rFonts w:ascii="Times New Roman" w:eastAsia="Times New Roman" w:hAnsi="Times New Roman" w:cs="Times New Roman"/>
-          <w:color w:val="1F1F1F"/>
-          <w:kern w:val="0"/>
-          <w:sz w:val="24"/>
-          <w:szCs w:val="24"/>
-          <w:lang w:eastAsia="ro-RO"/>
-          <w14:ligatures w14:val="none"/>
-        </w:rPr>
-        <w:t xml:space="preserve"> SQL </w:t>
-      </w:r>
-      <w:proofErr w:type="spellStart"/>
-      <w:r>
-        <w:rPr>
-          <w:rFonts w:ascii="Times New Roman" w:eastAsia="Times New Roman" w:hAnsi="Times New Roman" w:cs="Times New Roman"/>
-          <w:color w:val="1F1F1F"/>
-          <w:kern w:val="0"/>
-          <w:sz w:val="24"/>
-          <w:szCs w:val="24"/>
-          <w:lang w:eastAsia="ro-RO"/>
-          <w14:ligatures w14:val="none"/>
-        </w:rPr>
-        <w:t>transformation</w:t>
-      </w:r>
-      <w:proofErr w:type="spellEnd"/>
-      <w:r>
-        <w:rPr>
-          <w:rFonts w:ascii="Times New Roman" w:eastAsia="Times New Roman" w:hAnsi="Times New Roman" w:cs="Times New Roman"/>
-          <w:color w:val="1F1F1F"/>
-          <w:kern w:val="0"/>
-          <w:sz w:val="24"/>
-          <w:szCs w:val="24"/>
-          <w:lang w:eastAsia="ro-RO"/>
-          <w14:ligatures w14:val="none"/>
-        </w:rPr>
-        <w:t xml:space="preserve"> </w:t>
-      </w:r>
-      <w:proofErr w:type="spellStart"/>
-      <w:r>
-        <w:rPr>
-          <w:rFonts w:ascii="Times New Roman" w:eastAsia="Times New Roman" w:hAnsi="Times New Roman" w:cs="Times New Roman"/>
-          <w:color w:val="1F1F1F"/>
-          <w:kern w:val="0"/>
-          <w:sz w:val="24"/>
-          <w:szCs w:val="24"/>
-          <w:lang w:eastAsia="ro-RO"/>
-          <w14:ligatures w14:val="none"/>
-        </w:rPr>
-        <w:t>pipeline</w:t>
-      </w:r>
-      <w:proofErr w:type="spellEnd"/>
-      <w:r>
-        <w:rPr>
-          <w:rFonts w:ascii="Times New Roman" w:eastAsia="Times New Roman" w:hAnsi="Times New Roman" w:cs="Times New Roman"/>
-          <w:color w:val="1F1F1F"/>
-          <w:kern w:val="0"/>
-          <w:sz w:val="24"/>
-          <w:szCs w:val="24"/>
-          <w:lang w:eastAsia="ro-RO"/>
-          <w14:ligatures w14:val="none"/>
-        </w:rPr>
-        <w:t xml:space="preserve">, </w:t>
-      </w:r>
-      <w:proofErr w:type="spellStart"/>
-      <w:r>
-        <w:rPr>
-          <w:rFonts w:ascii="Times New Roman" w:eastAsia="Times New Roman" w:hAnsi="Times New Roman" w:cs="Times New Roman"/>
-          <w:color w:val="1F1F1F"/>
-          <w:kern w:val="0"/>
-          <w:sz w:val="24"/>
-          <w:szCs w:val="24"/>
-          <w:lang w:eastAsia="ro-RO"/>
-          <w14:ligatures w14:val="none"/>
-        </w:rPr>
-        <w:t>sequentially</w:t>
-      </w:r>
-      <w:proofErr w:type="spellEnd"/>
-      <w:r>
-        <w:rPr>
-          <w:rFonts w:ascii="Times New Roman" w:eastAsia="Times New Roman" w:hAnsi="Times New Roman" w:cs="Times New Roman"/>
-          <w:color w:val="1F1F1F"/>
-          <w:kern w:val="0"/>
-          <w:sz w:val="24"/>
-          <w:szCs w:val="24"/>
-          <w:lang w:eastAsia="ro-RO"/>
-          <w14:ligatures w14:val="none"/>
-        </w:rPr>
-        <w:t xml:space="preserve"> building </w:t>
-      </w:r>
-      <w:proofErr w:type="spellStart"/>
-      <w:r>
-        <w:rPr>
-          <w:rFonts w:ascii="Times New Roman" w:eastAsia="Times New Roman" w:hAnsi="Times New Roman" w:cs="Times New Roman"/>
-          <w:color w:val="1F1F1F"/>
-          <w:kern w:val="0"/>
-          <w:sz w:val="24"/>
-          <w:szCs w:val="24"/>
-          <w:lang w:eastAsia="ro-RO"/>
-          <w14:ligatures w14:val="none"/>
-        </w:rPr>
-        <w:t>the</w:t>
-      </w:r>
-      <w:proofErr w:type="spellEnd"/>
-      <w:r>
-        <w:rPr>
-          <w:rFonts w:ascii="Times New Roman" w:eastAsia="Times New Roman" w:hAnsi="Times New Roman" w:cs="Times New Roman"/>
-          <w:color w:val="1F1F1F"/>
-          <w:kern w:val="0"/>
-          <w:sz w:val="24"/>
-          <w:szCs w:val="24"/>
-          <w:lang w:eastAsia="ro-RO"/>
-          <w14:ligatures w14:val="none"/>
-        </w:rPr>
-        <w:t xml:space="preserve"> </w:t>
-      </w:r>
-      <w:proofErr w:type="spellStart"/>
-      <w:r>
-        <w:rPr>
-          <w:rFonts w:ascii="Times New Roman" w:eastAsia="Times New Roman" w:hAnsi="Times New Roman" w:cs="Times New Roman"/>
-          <w:color w:val="1F1F1F"/>
-          <w:kern w:val="0"/>
-          <w:sz w:val="24"/>
-          <w:szCs w:val="24"/>
-          <w:lang w:eastAsia="ro-RO"/>
-          <w14:ligatures w14:val="none"/>
-        </w:rPr>
-        <w:t>staging</w:t>
-      </w:r>
-      <w:proofErr w:type="spellEnd"/>
-      <w:r>
-        <w:rPr>
-          <w:rFonts w:ascii="Times New Roman" w:eastAsia="Times New Roman" w:hAnsi="Times New Roman" w:cs="Times New Roman"/>
-          <w:color w:val="1F1F1F"/>
-          <w:kern w:val="0"/>
-          <w:sz w:val="24"/>
-          <w:szCs w:val="24"/>
-          <w:lang w:eastAsia="ro-RO"/>
-          <w14:ligatures w14:val="none"/>
-        </w:rPr>
-        <w:t xml:space="preserve"> </w:t>
-      </w:r>
-      <w:proofErr w:type="spellStart"/>
-      <w:r>
-        <w:rPr>
-          <w:rFonts w:ascii="Times New Roman" w:eastAsia="Times New Roman" w:hAnsi="Times New Roman" w:cs="Times New Roman"/>
-          <w:color w:val="1F1F1F"/>
-          <w:kern w:val="0"/>
-          <w:sz w:val="24"/>
-          <w:szCs w:val="24"/>
-          <w:lang w:eastAsia="ro-RO"/>
-          <w14:ligatures w14:val="none"/>
-        </w:rPr>
-        <w:t>views</w:t>
-      </w:r>
-      <w:proofErr w:type="spellEnd"/>
-      <w:r>
-        <w:rPr>
-          <w:rFonts w:ascii="Times New Roman" w:eastAsia="Times New Roman" w:hAnsi="Times New Roman" w:cs="Times New Roman"/>
-          <w:color w:val="1F1F1F"/>
-          <w:kern w:val="0"/>
-          <w:sz w:val="24"/>
-          <w:szCs w:val="24"/>
-          <w:lang w:eastAsia="ro-RO"/>
-          <w14:ligatures w14:val="none"/>
-        </w:rPr>
-        <w:t xml:space="preserve">, intermediate bridge </w:t>
-      </w:r>
-      <w:proofErr w:type="spellStart"/>
-      <w:r>
-        <w:rPr>
-          <w:rFonts w:ascii="Times New Roman" w:eastAsia="Times New Roman" w:hAnsi="Times New Roman" w:cs="Times New Roman"/>
-          <w:color w:val="1F1F1F"/>
-          <w:kern w:val="0"/>
-          <w:sz w:val="24"/>
-          <w:szCs w:val="24"/>
-          <w:lang w:eastAsia="ro-RO"/>
-          <w14:ligatures w14:val="none"/>
-        </w:rPr>
-        <w:t>models</w:t>
-      </w:r>
-      <w:proofErr w:type="spellEnd"/>
-      <w:r>
-        <w:rPr>
-          <w:rFonts w:ascii="Times New Roman" w:eastAsia="Times New Roman" w:hAnsi="Times New Roman" w:cs="Times New Roman"/>
-          <w:color w:val="1F1F1F"/>
-          <w:kern w:val="0"/>
-          <w:sz w:val="24"/>
-          <w:szCs w:val="24"/>
-          <w:lang w:eastAsia="ro-RO"/>
-          <w14:ligatures w14:val="none"/>
-        </w:rPr>
-        <w:t xml:space="preserve">, </w:t>
-      </w:r>
-      <w:proofErr w:type="spellStart"/>
-      <w:r>
-        <w:rPr>
-          <w:rFonts w:ascii="Times New Roman" w:eastAsia="Times New Roman" w:hAnsi="Times New Roman" w:cs="Times New Roman"/>
-          <w:color w:val="1F1F1F"/>
-          <w:kern w:val="0"/>
-          <w:sz w:val="24"/>
-          <w:szCs w:val="24"/>
-          <w:lang w:eastAsia="ro-RO"/>
-          <w14:ligatures w14:val="none"/>
-        </w:rPr>
-        <w:t>and</w:t>
-      </w:r>
-      <w:proofErr w:type="spellEnd"/>
-      <w:r>
-        <w:rPr>
-          <w:rFonts w:ascii="Times New Roman" w:eastAsia="Times New Roman" w:hAnsi="Times New Roman" w:cs="Times New Roman"/>
-          <w:color w:val="1F1F1F"/>
-          <w:kern w:val="0"/>
-          <w:sz w:val="24"/>
-          <w:szCs w:val="24"/>
-          <w:lang w:eastAsia="ro-RO"/>
-          <w14:ligatures w14:val="none"/>
-        </w:rPr>
-        <w:t xml:space="preserve"> final Star Schema </w:t>
-      </w:r>
-      <w:proofErr w:type="spellStart"/>
-      <w:r>
-        <w:rPr>
-          <w:rFonts w:ascii="Times New Roman" w:eastAsia="Times New Roman" w:hAnsi="Times New Roman" w:cs="Times New Roman"/>
-          <w:color w:val="1F1F1F"/>
-          <w:kern w:val="0"/>
-          <w:sz w:val="24"/>
-          <w:szCs w:val="24"/>
-          <w:lang w:eastAsia="ro-RO"/>
-          <w14:ligatures w14:val="none"/>
-        </w:rPr>
-        <w:t>marts</w:t>
-      </w:r>
-      <w:proofErr w:type="spellEnd"/>
-      <w:r>
-        <w:rPr>
-          <w:rFonts w:ascii="Times New Roman" w:eastAsia="Times New Roman" w:hAnsi="Times New Roman" w:cs="Times New Roman"/>
-          <w:color w:val="1F1F1F"/>
-          <w:kern w:val="0"/>
-          <w:sz w:val="24"/>
-          <w:szCs w:val="24"/>
-          <w:lang w:eastAsia="ro-RO"/>
-          <w14:ligatures w14:val="none"/>
-        </w:rPr>
-        <w:t xml:space="preserve"> </w:t>
-      </w:r>
-      <w:proofErr w:type="spellStart"/>
-      <w:r>
-        <w:rPr>
-          <w:rFonts w:ascii="Times New Roman" w:eastAsia="Times New Roman" w:hAnsi="Times New Roman" w:cs="Times New Roman"/>
-          <w:color w:val="1F1F1F"/>
-          <w:kern w:val="0"/>
-          <w:sz w:val="24"/>
-          <w:szCs w:val="24"/>
-          <w:lang w:eastAsia="ro-RO"/>
-          <w14:ligatures w14:val="none"/>
-        </w:rPr>
-        <w:t>within</w:t>
-      </w:r>
-      <w:proofErr w:type="spellEnd"/>
-      <w:r>
-        <w:rPr>
-          <w:rFonts w:ascii="Times New Roman" w:eastAsia="Times New Roman" w:hAnsi="Times New Roman" w:cs="Times New Roman"/>
-          <w:color w:val="1F1F1F"/>
-          <w:kern w:val="0"/>
-          <w:sz w:val="24"/>
-          <w:szCs w:val="24"/>
-          <w:lang w:eastAsia="ro-RO"/>
-          <w14:ligatures w14:val="none"/>
-        </w:rPr>
-        <w:t xml:space="preserve"> </w:t>
-      </w:r>
-      <w:proofErr w:type="spellStart"/>
-      <w:r>
-        <w:rPr>
-          <w:rFonts w:ascii="Times New Roman" w:eastAsia="Times New Roman" w:hAnsi="Times New Roman" w:cs="Times New Roman"/>
-          <w:color w:val="1F1F1F"/>
-          <w:kern w:val="0"/>
-          <w:sz w:val="24"/>
-          <w:szCs w:val="24"/>
-          <w:lang w:eastAsia="ro-RO"/>
-          <w14:ligatures w14:val="none"/>
-        </w:rPr>
-        <w:t>DuckDB</w:t>
-      </w:r>
-      <w:proofErr w:type="spellEnd"/>
-      <w:r>
-        <w:rPr>
-          <w:rFonts w:ascii="Times New Roman" w:eastAsia="Times New Roman" w:hAnsi="Times New Roman" w:cs="Times New Roman"/>
-          <w:color w:val="1F1F1F"/>
-          <w:kern w:val="0"/>
-          <w:sz w:val="24"/>
-          <w:szCs w:val="24"/>
-          <w:lang w:eastAsia="ro-RO"/>
-          <w14:ligatures w14:val="none"/>
-        </w:rPr>
-        <w:t>.</w:t>
-      </w:r>
-    </w:p>
-    <w:p>
-      <w:pPr>
-        <w:spacing w:after="0" w:line="240" w:lineRule="auto"/>
-        <w:ind w:left="720"/>
-        <w:jc w:val="both"/>
-        <w:rPr>
-          <w:rFonts w:ascii="Times New Roman" w:eastAsia="Times New Roman" w:hAnsi="Times New Roman" w:cs="Times New Roman"/>
-          <w:color w:val="1F1F1F"/>
-          <w:kern w:val="0"/>
-          <w:sz w:val="24"/>
-          <w:szCs w:val="24"/>
-          <w:bdr w:val="none" w:sz="0" w:space="0" w:color="auto" w:frame="1"/>
-          <w:lang w:eastAsia="ro-RO"/>
-          <w14:ligatures w14:val="none"/>
-        </w:rPr>
-      </w:pPr>
-    </w:p>
-    <w:p>
-      <w:pPr>
-        <w:numPr>
-          <w:ilvl w:val="0"/>
-          <w:numId w:val="29"/>
-        </w:numPr>
-        <w:spacing w:after="0" w:line="240" w:lineRule="auto"/>
-        <w:jc w:val="both"/>
-        <w:rPr>
-          <w:rFonts w:ascii="Times New Roman" w:eastAsia="Times New Roman" w:hAnsi="Times New Roman" w:cs="Times New Roman"/>
-          <w:color w:val="1F1F1F"/>
-          <w:kern w:val="0"/>
-          <w:sz w:val="24"/>
-          <w:szCs w:val="24"/>
-          <w:lang w:eastAsia="ro-RO"/>
-          <w14:ligatures w14:val="none"/>
-        </w:rPr>
-      </w:pPr>
-      <w:proofErr w:type="spellStart"/>
-      <w:r>
-        <w:rPr>
-          <w:rFonts w:ascii="Times New Roman" w:eastAsia="Times New Roman" w:hAnsi="Times New Roman" w:cs="Times New Roman"/>
-          <w:color w:val="1F1F1F"/>
-          <w:kern w:val="0"/>
-          <w:sz w:val="24"/>
-          <w:szCs w:val="24"/>
-          <w:bdr w:val="none" w:sz="0" w:space="0" w:color="auto" w:frame="1"/>
-          <w:lang w:eastAsia="ro-RO"/>
-          <w14:ligatures w14:val="none"/>
-        </w:rPr>
-        <w:t>dbt_test</w:t>
-      </w:r>
-      <w:proofErr w:type="spellEnd"/>
-      <w:r>
-        <w:rPr>
-          <w:rFonts w:ascii="Times New Roman" w:eastAsia="Times New Roman" w:hAnsi="Times New Roman" w:cs="Times New Roman"/>
-          <w:color w:val="1F1F1F"/>
-          <w:kern w:val="0"/>
-          <w:sz w:val="24"/>
-          <w:szCs w:val="24"/>
-          <w:bdr w:val="none" w:sz="0" w:space="0" w:color="auto" w:frame="1"/>
-          <w:lang w:eastAsia="ro-RO"/>
-          <w14:ligatures w14:val="none"/>
-        </w:rPr>
-        <w:t xml:space="preserve"> (</w:t>
-      </w:r>
-      <w:proofErr w:type="spellStart"/>
-      <w:r>
-        <w:rPr>
-          <w:rFonts w:ascii="Times New Roman" w:eastAsia="Times New Roman" w:hAnsi="Times New Roman" w:cs="Times New Roman"/>
-          <w:color w:val="1F1F1F"/>
-          <w:kern w:val="0"/>
-          <w:sz w:val="24"/>
-          <w:szCs w:val="24"/>
-          <w:bdr w:val="none" w:sz="0" w:space="0" w:color="auto" w:frame="1"/>
-          <w:lang w:eastAsia="ro-RO"/>
-          <w14:ligatures w14:val="none"/>
-        </w:rPr>
-        <w:t>BashOperator</w:t>
-      </w:r>
-      <w:proofErr w:type="spellEnd"/>
-      <w:r>
-        <w:rPr>
-          <w:rFonts w:ascii="Times New Roman" w:eastAsia="Times New Roman" w:hAnsi="Times New Roman" w:cs="Times New Roman"/>
-          <w:color w:val="1F1F1F"/>
-          <w:kern w:val="0"/>
-          <w:sz w:val="24"/>
-          <w:szCs w:val="24"/>
-          <w:bdr w:val="none" w:sz="0" w:space="0" w:color="auto" w:frame="1"/>
-          <w:lang w:eastAsia="ro-RO"/>
-          <w14:ligatures w14:val="none"/>
-        </w:rPr>
-        <w:t>):</w:t>
-      </w:r>
-      <w:r>
-        <w:rPr>
-          <w:rFonts w:ascii="Times New Roman" w:eastAsia="Times New Roman" w:hAnsi="Times New Roman" w:cs="Times New Roman"/>
-          <w:color w:val="1F1F1F"/>
-          <w:kern w:val="0"/>
-          <w:sz w:val="24"/>
-          <w:szCs w:val="24"/>
-          <w:lang w:eastAsia="ro-RO"/>
-          <w14:ligatures w14:val="none"/>
-        </w:rPr>
-        <w:t xml:space="preserve"> </w:t>
-      </w:r>
-      <w:proofErr w:type="spellStart"/>
-      <w:r>
-        <w:rPr>
-          <w:rFonts w:ascii="Times New Roman" w:eastAsia="Times New Roman" w:hAnsi="Times New Roman" w:cs="Times New Roman"/>
-          <w:color w:val="1F1F1F"/>
-          <w:kern w:val="0"/>
-          <w:sz w:val="24"/>
-          <w:szCs w:val="24"/>
-          <w:lang w:eastAsia="ro-RO"/>
-          <w14:ligatures w14:val="none"/>
-        </w:rPr>
-        <w:t>Runs</w:t>
-      </w:r>
-      <w:proofErr w:type="spellEnd"/>
-      <w:r>
-        <w:rPr>
-          <w:rFonts w:ascii="Times New Roman" w:eastAsia="Times New Roman" w:hAnsi="Times New Roman" w:cs="Times New Roman"/>
-          <w:color w:val="1F1F1F"/>
-          <w:kern w:val="0"/>
-          <w:sz w:val="24"/>
-          <w:szCs w:val="24"/>
-          <w:lang w:eastAsia="ro-RO"/>
-          <w14:ligatures w14:val="none"/>
-        </w:rPr>
-        <w:t xml:space="preserve"> </w:t>
-      </w:r>
-      <w:proofErr w:type="spellStart"/>
-      <w:r>
-        <w:rPr>
-          <w:rFonts w:ascii="Times New Roman" w:eastAsia="Times New Roman" w:hAnsi="Times New Roman" w:cs="Times New Roman"/>
-          <w:color w:val="1F1F1F"/>
-          <w:kern w:val="0"/>
-          <w:sz w:val="24"/>
-          <w:szCs w:val="24"/>
-          <w:lang w:eastAsia="ro-RO"/>
-          <w14:ligatures w14:val="none"/>
-        </w:rPr>
-        <w:t>the</w:t>
-      </w:r>
-      <w:proofErr w:type="spellEnd"/>
-      <w:r>
-        <w:rPr>
-          <w:rFonts w:ascii="Times New Roman" w:eastAsia="Times New Roman" w:hAnsi="Times New Roman" w:cs="Times New Roman"/>
-          <w:color w:val="1F1F1F"/>
-          <w:kern w:val="0"/>
-          <w:sz w:val="24"/>
-          <w:szCs w:val="24"/>
-          <w:lang w:eastAsia="ro-RO"/>
-          <w14:ligatures w14:val="none"/>
-        </w:rPr>
-        <w:t xml:space="preserve"> </w:t>
-      </w:r>
-      <w:proofErr w:type="spellStart"/>
-      <w:r>
-        <w:rPr>
-          <w:rFonts w:ascii="Times New Roman" w:eastAsia="Times New Roman" w:hAnsi="Times New Roman" w:cs="Times New Roman"/>
-          <w:color w:val="1F1F1F"/>
-          <w:kern w:val="0"/>
-          <w:sz w:val="24"/>
-          <w:szCs w:val="24"/>
-          <w:lang w:eastAsia="ro-RO"/>
-          <w14:ligatures w14:val="none"/>
-        </w:rPr>
-        <w:t>automated</w:t>
-      </w:r>
-      <w:proofErr w:type="spellEnd"/>
-      <w:r>
-        <w:rPr>
-          <w:rFonts w:ascii="Times New Roman" w:eastAsia="Times New Roman" w:hAnsi="Times New Roman" w:cs="Times New Roman"/>
-          <w:color w:val="1F1F1F"/>
-          <w:kern w:val="0"/>
-          <w:sz w:val="24"/>
-          <w:szCs w:val="24"/>
-          <w:lang w:eastAsia="ro-RO"/>
-          <w14:ligatures w14:val="none"/>
-        </w:rPr>
-        <w:t xml:space="preserve"> data quality test suite (</w:t>
-      </w:r>
-      <w:proofErr w:type="spellStart"/>
-      <w:r>
-        <w:rPr>
-          <w:rFonts w:ascii="Times New Roman" w:eastAsia="Times New Roman" w:hAnsi="Times New Roman" w:cs="Times New Roman"/>
-          <w:color w:val="1F1F1F"/>
-          <w:kern w:val="0"/>
-          <w:sz w:val="24"/>
-          <w:szCs w:val="24"/>
-          <w:lang w:eastAsia="ro-RO"/>
-          <w14:ligatures w14:val="none"/>
-        </w:rPr>
-        <w:t>verifying</w:t>
-      </w:r>
-      <w:proofErr w:type="spellEnd"/>
-      <w:r>
-        <w:rPr>
-          <w:rFonts w:ascii="Times New Roman" w:eastAsia="Times New Roman" w:hAnsi="Times New Roman" w:cs="Times New Roman"/>
-          <w:color w:val="1F1F1F"/>
-          <w:kern w:val="0"/>
-          <w:sz w:val="24"/>
-          <w:szCs w:val="24"/>
-          <w:lang w:eastAsia="ro-RO"/>
-          <w14:ligatures w14:val="none"/>
-        </w:rPr>
-        <w:t xml:space="preserve"> </w:t>
-      </w:r>
-      <w:proofErr w:type="spellStart"/>
-      <w:r>
-        <w:rPr>
-          <w:rFonts w:ascii="Times New Roman" w:eastAsia="Times New Roman" w:hAnsi="Times New Roman" w:cs="Times New Roman"/>
-          <w:color w:val="1F1F1F"/>
-          <w:kern w:val="0"/>
-          <w:sz w:val="24"/>
-          <w:szCs w:val="24"/>
-          <w:lang w:eastAsia="ro-RO"/>
-          <w14:ligatures w14:val="none"/>
-        </w:rPr>
-        <w:t>primary</w:t>
-      </w:r>
-      <w:proofErr w:type="spellEnd"/>
-      <w:r>
-        <w:rPr>
-          <w:rFonts w:ascii="Times New Roman" w:eastAsia="Times New Roman" w:hAnsi="Times New Roman" w:cs="Times New Roman"/>
-          <w:color w:val="1F1F1F"/>
-          <w:kern w:val="0"/>
-          <w:sz w:val="24"/>
-          <w:szCs w:val="24"/>
-          <w:lang w:eastAsia="ro-RO"/>
-          <w14:ligatures w14:val="none"/>
-        </w:rPr>
-        <w:t xml:space="preserve"> </w:t>
-      </w:r>
-      <w:proofErr w:type="spellStart"/>
-      <w:r>
-        <w:rPr>
-          <w:rFonts w:ascii="Times New Roman" w:eastAsia="Times New Roman" w:hAnsi="Times New Roman" w:cs="Times New Roman"/>
-          <w:color w:val="1F1F1F"/>
-          <w:kern w:val="0"/>
-          <w:sz w:val="24"/>
-          <w:szCs w:val="24"/>
-          <w:lang w:eastAsia="ro-RO"/>
-          <w14:ligatures w14:val="none"/>
-        </w:rPr>
-        <w:t>keys</w:t>
-      </w:r>
-      <w:proofErr w:type="spellEnd"/>
-      <w:r>
-        <w:rPr>
-          <w:rFonts w:ascii="Times New Roman" w:eastAsia="Times New Roman" w:hAnsi="Times New Roman" w:cs="Times New Roman"/>
-          <w:color w:val="1F1F1F"/>
-          <w:kern w:val="0"/>
-          <w:sz w:val="24"/>
-          <w:szCs w:val="24"/>
-          <w:lang w:eastAsia="ro-RO"/>
-          <w14:ligatures w14:val="none"/>
-        </w:rPr>
-        <w:t xml:space="preserve">, </w:t>
-      </w:r>
-      <w:proofErr w:type="spellStart"/>
-      <w:r>
-        <w:rPr>
-          <w:rFonts w:ascii="Times New Roman" w:eastAsia="Times New Roman" w:hAnsi="Times New Roman" w:cs="Times New Roman"/>
-          <w:color w:val="1F1F1F"/>
-          <w:kern w:val="0"/>
-          <w:sz w:val="24"/>
-          <w:szCs w:val="24"/>
-          <w:lang w:eastAsia="ro-RO"/>
-          <w14:ligatures w14:val="none"/>
-        </w:rPr>
-        <w:t>referential</w:t>
-      </w:r>
-      <w:proofErr w:type="spellEnd"/>
-      <w:r>
-        <w:rPr>
-          <w:rFonts w:ascii="Times New Roman" w:eastAsia="Times New Roman" w:hAnsi="Times New Roman" w:cs="Times New Roman"/>
-          <w:color w:val="1F1F1F"/>
-          <w:kern w:val="0"/>
-          <w:sz w:val="24"/>
-          <w:szCs w:val="24"/>
-          <w:lang w:eastAsia="ro-RO"/>
-          <w14:ligatures w14:val="none"/>
-        </w:rPr>
-        <w:t xml:space="preserve"> </w:t>
-      </w:r>
-      <w:proofErr w:type="spellStart"/>
-      <w:r>
-        <w:rPr>
-          <w:rFonts w:ascii="Times New Roman" w:eastAsia="Times New Roman" w:hAnsi="Times New Roman" w:cs="Times New Roman"/>
-          <w:color w:val="1F1F1F"/>
-          <w:kern w:val="0"/>
-          <w:sz w:val="24"/>
-          <w:szCs w:val="24"/>
-          <w:lang w:eastAsia="ro-RO"/>
-          <w14:ligatures w14:val="none"/>
-        </w:rPr>
-        <w:t>integrity</w:t>
-      </w:r>
-      <w:proofErr w:type="spellEnd"/>
-      <w:r>
-        <w:rPr>
-          <w:rFonts w:ascii="Times New Roman" w:eastAsia="Times New Roman" w:hAnsi="Times New Roman" w:cs="Times New Roman"/>
-          <w:color w:val="1F1F1F"/>
-          <w:kern w:val="0"/>
-          <w:sz w:val="24"/>
-          <w:szCs w:val="24"/>
-          <w:lang w:eastAsia="ro-RO"/>
-          <w14:ligatures w14:val="none"/>
-        </w:rPr>
-        <w:t xml:space="preserve">, </w:t>
-      </w:r>
-      <w:proofErr w:type="spellStart"/>
-      <w:r>
-        <w:rPr>
-          <w:rFonts w:ascii="Times New Roman" w:eastAsia="Times New Roman" w:hAnsi="Times New Roman" w:cs="Times New Roman"/>
-          <w:color w:val="1F1F1F"/>
-          <w:kern w:val="0"/>
-          <w:sz w:val="24"/>
-          <w:szCs w:val="24"/>
-          <w:lang w:eastAsia="ro-RO"/>
-          <w14:ligatures w14:val="none"/>
-        </w:rPr>
-        <w:t>and</w:t>
-      </w:r>
-      <w:proofErr w:type="spellEnd"/>
-      <w:r>
-        <w:rPr>
-          <w:rFonts w:ascii="Times New Roman" w:eastAsia="Times New Roman" w:hAnsi="Times New Roman" w:cs="Times New Roman"/>
-          <w:color w:val="1F1F1F"/>
-          <w:kern w:val="0"/>
-          <w:sz w:val="24"/>
-          <w:szCs w:val="24"/>
-          <w:lang w:eastAsia="ro-RO"/>
-          <w14:ligatures w14:val="none"/>
-        </w:rPr>
-        <w:t xml:space="preserve"> </w:t>
-      </w:r>
-      <w:proofErr w:type="spellStart"/>
-      <w:r>
-        <w:rPr>
-          <w:rFonts w:ascii="Times New Roman" w:eastAsia="Times New Roman" w:hAnsi="Times New Roman" w:cs="Times New Roman"/>
-          <w:color w:val="1F1F1F"/>
-          <w:kern w:val="0"/>
-          <w:sz w:val="24"/>
-          <w:szCs w:val="24"/>
-          <w:lang w:eastAsia="ro-RO"/>
-          <w14:ligatures w14:val="none"/>
-        </w:rPr>
-        <w:t>domain</w:t>
-      </w:r>
-      <w:proofErr w:type="spellEnd"/>
-      <w:r>
-        <w:rPr>
-          <w:rFonts w:ascii="Times New Roman" w:eastAsia="Times New Roman" w:hAnsi="Times New Roman" w:cs="Times New Roman"/>
-          <w:color w:val="1F1F1F"/>
-          <w:kern w:val="0"/>
-          <w:sz w:val="24"/>
-          <w:szCs w:val="24"/>
-          <w:lang w:eastAsia="ro-RO"/>
-          <w14:ligatures w14:val="none"/>
-        </w:rPr>
-        <w:t xml:space="preserve"> </w:t>
-      </w:r>
-      <w:proofErr w:type="spellStart"/>
-      <w:r>
-        <w:rPr>
-          <w:rFonts w:ascii="Times New Roman" w:eastAsia="Times New Roman" w:hAnsi="Times New Roman" w:cs="Times New Roman"/>
-          <w:color w:val="1F1F1F"/>
-          <w:kern w:val="0"/>
-          <w:sz w:val="24"/>
-          <w:szCs w:val="24"/>
-          <w:lang w:eastAsia="ro-RO"/>
-          <w14:ligatures w14:val="none"/>
-        </w:rPr>
-        <w:t>constraints</w:t>
-      </w:r>
-      <w:proofErr w:type="spellEnd"/>
-      <w:r>
-        <w:rPr>
-          <w:rFonts w:ascii="Times New Roman" w:eastAsia="Times New Roman" w:hAnsi="Times New Roman" w:cs="Times New Roman"/>
-          <w:color w:val="1F1F1F"/>
-          <w:kern w:val="0"/>
-          <w:sz w:val="24"/>
-          <w:szCs w:val="24"/>
-          <w:lang w:eastAsia="ro-RO"/>
-          <w14:ligatures w14:val="none"/>
-        </w:rPr>
-        <w:t xml:space="preserve">); </w:t>
-      </w:r>
-      <w:proofErr w:type="spellStart"/>
-      <w:r>
-        <w:rPr>
-          <w:rFonts w:ascii="Times New Roman" w:eastAsia="Times New Roman" w:hAnsi="Times New Roman" w:cs="Times New Roman"/>
-          <w:color w:val="1F1F1F"/>
-          <w:kern w:val="0"/>
-          <w:sz w:val="24"/>
-          <w:szCs w:val="24"/>
-          <w:lang w:eastAsia="ro-RO"/>
-          <w14:ligatures w14:val="none"/>
-        </w:rPr>
-        <w:t>if</w:t>
-      </w:r>
-      <w:proofErr w:type="spellEnd"/>
-      <w:r>
-        <w:rPr>
-          <w:rFonts w:ascii="Times New Roman" w:eastAsia="Times New Roman" w:hAnsi="Times New Roman" w:cs="Times New Roman"/>
-          <w:color w:val="1F1F1F"/>
-          <w:kern w:val="0"/>
-          <w:sz w:val="24"/>
-          <w:szCs w:val="24"/>
-          <w:lang w:eastAsia="ro-RO"/>
-          <w14:ligatures w14:val="none"/>
-        </w:rPr>
-        <w:t xml:space="preserve"> </w:t>
-      </w:r>
-      <w:proofErr w:type="spellStart"/>
-      <w:r>
-        <w:rPr>
-          <w:rFonts w:ascii="Times New Roman" w:eastAsia="Times New Roman" w:hAnsi="Times New Roman" w:cs="Times New Roman"/>
-          <w:color w:val="1F1F1F"/>
-          <w:kern w:val="0"/>
-          <w:sz w:val="24"/>
-          <w:szCs w:val="24"/>
-          <w:lang w:eastAsia="ro-RO"/>
-          <w14:ligatures w14:val="none"/>
-        </w:rPr>
-        <w:t>any</w:t>
-      </w:r>
-      <w:proofErr w:type="spellEnd"/>
-      <w:r>
-        <w:rPr>
-          <w:rFonts w:ascii="Times New Roman" w:eastAsia="Times New Roman" w:hAnsi="Times New Roman" w:cs="Times New Roman"/>
-          <w:color w:val="1F1F1F"/>
-          <w:kern w:val="0"/>
-          <w:sz w:val="24"/>
-          <w:szCs w:val="24"/>
-          <w:lang w:eastAsia="ro-RO"/>
-          <w14:ligatures w14:val="none"/>
-        </w:rPr>
-        <w:t xml:space="preserve"> test </w:t>
-      </w:r>
-      <w:proofErr w:type="spellStart"/>
-      <w:r>
-        <w:rPr>
-          <w:rFonts w:ascii="Times New Roman" w:eastAsia="Times New Roman" w:hAnsi="Times New Roman" w:cs="Times New Roman"/>
-          <w:color w:val="1F1F1F"/>
-          <w:kern w:val="0"/>
-          <w:sz w:val="24"/>
-          <w:szCs w:val="24"/>
-          <w:lang w:eastAsia="ro-RO"/>
-          <w14:ligatures w14:val="none"/>
-        </w:rPr>
-        <w:t>fails</w:t>
-      </w:r>
-      <w:proofErr w:type="spellEnd"/>
-      <w:r>
-        <w:rPr>
-          <w:rFonts w:ascii="Times New Roman" w:eastAsia="Times New Roman" w:hAnsi="Times New Roman" w:cs="Times New Roman"/>
-          <w:color w:val="1F1F1F"/>
-          <w:kern w:val="0"/>
-          <w:sz w:val="24"/>
-          <w:szCs w:val="24"/>
-          <w:lang w:eastAsia="ro-RO"/>
-          <w14:ligatures w14:val="none"/>
-        </w:rPr>
-        <w:t xml:space="preserve">, </w:t>
-      </w:r>
-      <w:proofErr w:type="spellStart"/>
-      <w:r>
-        <w:rPr>
-          <w:rFonts w:ascii="Times New Roman" w:eastAsia="Times New Roman" w:hAnsi="Times New Roman" w:cs="Times New Roman"/>
-          <w:color w:val="1F1F1F"/>
-          <w:kern w:val="0"/>
-          <w:sz w:val="24"/>
-          <w:szCs w:val="24"/>
-          <w:lang w:eastAsia="ro-RO"/>
-          <w14:ligatures w14:val="none"/>
-        </w:rPr>
-        <w:t>the</w:t>
-      </w:r>
-      <w:proofErr w:type="spellEnd"/>
-      <w:r>
-        <w:rPr>
-          <w:rFonts w:ascii="Times New Roman" w:eastAsia="Times New Roman" w:hAnsi="Times New Roman" w:cs="Times New Roman"/>
-          <w:color w:val="1F1F1F"/>
-          <w:kern w:val="0"/>
-          <w:sz w:val="24"/>
-          <w:szCs w:val="24"/>
-          <w:lang w:eastAsia="ro-RO"/>
-          <w14:ligatures w14:val="none"/>
-        </w:rPr>
-        <w:t xml:space="preserve"> </w:t>
-      </w:r>
-      <w:proofErr w:type="spellStart"/>
-      <w:r>
-        <w:rPr>
-          <w:rFonts w:ascii="Times New Roman" w:eastAsia="Times New Roman" w:hAnsi="Times New Roman" w:cs="Times New Roman"/>
-          <w:color w:val="1F1F1F"/>
-          <w:kern w:val="0"/>
-          <w:sz w:val="24"/>
-          <w:szCs w:val="24"/>
-          <w:lang w:eastAsia="ro-RO"/>
-          <w14:ligatures w14:val="none"/>
-        </w:rPr>
-        <w:t>pipeline</w:t>
-      </w:r>
-      <w:proofErr w:type="spellEnd"/>
-      <w:r>
-        <w:rPr>
-          <w:rFonts w:ascii="Times New Roman" w:eastAsia="Times New Roman" w:hAnsi="Times New Roman" w:cs="Times New Roman"/>
-          <w:color w:val="1F1F1F"/>
-          <w:kern w:val="0"/>
-          <w:sz w:val="24"/>
-          <w:szCs w:val="24"/>
-          <w:lang w:eastAsia="ro-RO"/>
-          <w14:ligatures w14:val="none"/>
-        </w:rPr>
-        <w:t xml:space="preserve"> </w:t>
-      </w:r>
-      <w:proofErr w:type="spellStart"/>
-      <w:r>
-        <w:rPr>
-          <w:rFonts w:ascii="Times New Roman" w:eastAsia="Times New Roman" w:hAnsi="Times New Roman" w:cs="Times New Roman"/>
-          <w:color w:val="1F1F1F"/>
-          <w:kern w:val="0"/>
-          <w:sz w:val="24"/>
-          <w:szCs w:val="24"/>
-          <w:lang w:eastAsia="ro-RO"/>
-          <w14:ligatures w14:val="none"/>
-        </w:rPr>
-        <w:t>halts</w:t>
-      </w:r>
-      <w:proofErr w:type="spellEnd"/>
-      <w:r>
-        <w:rPr>
-          <w:rFonts w:ascii="Times New Roman" w:eastAsia="Times New Roman" w:hAnsi="Times New Roman" w:cs="Times New Roman"/>
-          <w:color w:val="1F1F1F"/>
-          <w:kern w:val="0"/>
-          <w:sz w:val="24"/>
-          <w:szCs w:val="24"/>
-          <w:lang w:eastAsia="ro-RO"/>
-          <w14:ligatures w14:val="none"/>
-        </w:rPr>
-        <w:t xml:space="preserve"> </w:t>
-      </w:r>
-      <w:proofErr w:type="spellStart"/>
-      <w:r>
-        <w:rPr>
-          <w:rFonts w:ascii="Times New Roman" w:eastAsia="Times New Roman" w:hAnsi="Times New Roman" w:cs="Times New Roman"/>
-          <w:color w:val="1F1F1F"/>
-          <w:kern w:val="0"/>
-          <w:sz w:val="24"/>
-          <w:szCs w:val="24"/>
-          <w:lang w:eastAsia="ro-RO"/>
-          <w14:ligatures w14:val="none"/>
-        </w:rPr>
-        <w:t>immediately</w:t>
-      </w:r>
-      <w:proofErr w:type="spellEnd"/>
-      <w:r>
-        <w:rPr>
-          <w:rFonts w:ascii="Times New Roman" w:eastAsia="Times New Roman" w:hAnsi="Times New Roman" w:cs="Times New Roman"/>
-          <w:color w:val="1F1F1F"/>
-          <w:kern w:val="0"/>
-          <w:sz w:val="24"/>
-          <w:szCs w:val="24"/>
-          <w:lang w:eastAsia="ro-RO"/>
-          <w14:ligatures w14:val="none"/>
-        </w:rPr>
-        <w:t xml:space="preserve"> </w:t>
-      </w:r>
-      <w:proofErr w:type="spellStart"/>
-      <w:r>
-        <w:rPr>
-          <w:rFonts w:ascii="Times New Roman" w:eastAsia="Times New Roman" w:hAnsi="Times New Roman" w:cs="Times New Roman"/>
-          <w:color w:val="1F1F1F"/>
-          <w:kern w:val="0"/>
-          <w:sz w:val="24"/>
-          <w:szCs w:val="24"/>
-          <w:lang w:eastAsia="ro-RO"/>
-          <w14:ligatures w14:val="none"/>
+          <w:rFonts w:ascii="Times New Roman" w:hAnsi="Times New Roman"/>
+          <w:sz w:val="24"/>
+          <w:lang w:eastAsia="ro-RO"/>
         </w:rPr>
         <w:t>to</w:t>
       </w:r>
       <w:proofErr w:type="spellEnd"/>
       <w:r>
         <w:rPr>
-          <w:rFonts w:ascii="Times New Roman" w:eastAsia="Times New Roman" w:hAnsi="Times New Roman" w:cs="Times New Roman"/>
-          <w:color w:val="1F1F1F"/>
-          <w:kern w:val="0"/>
-          <w:sz w:val="24"/>
-          <w:szCs w:val="24"/>
-          <w:lang w:eastAsia="ro-RO"/>
-          <w14:ligatures w14:val="none"/>
-        </w:rPr>
-        <w:t xml:space="preserve"> </w:t>
-      </w:r>
-      <w:proofErr w:type="spellStart"/>
-      <w:r>
-        <w:rPr>
-          <w:rFonts w:ascii="Times New Roman" w:eastAsia="Times New Roman" w:hAnsi="Times New Roman" w:cs="Times New Roman"/>
-          <w:color w:val="1F1F1F"/>
-          <w:kern w:val="0"/>
-          <w:sz w:val="24"/>
-          <w:szCs w:val="24"/>
-          <w:lang w:eastAsia="ro-RO"/>
-          <w14:ligatures w14:val="none"/>
-        </w:rPr>
-        <w:t>prevent</w:t>
-      </w:r>
-      <w:proofErr w:type="spellEnd"/>
-      <w:r>
-        <w:rPr>
-          <w:rFonts w:ascii="Times New Roman" w:eastAsia="Times New Roman" w:hAnsi="Times New Roman" w:cs="Times New Roman"/>
-          <w:color w:val="1F1F1F"/>
-          <w:kern w:val="0"/>
-          <w:sz w:val="24"/>
-          <w:szCs w:val="24"/>
-          <w:lang w:eastAsia="ro-RO"/>
-          <w14:ligatures w14:val="none"/>
-        </w:rPr>
-        <w:t xml:space="preserve"> </w:t>
-      </w:r>
-      <w:proofErr w:type="spellStart"/>
-      <w:r>
-        <w:rPr>
-          <w:rFonts w:ascii="Times New Roman" w:eastAsia="Times New Roman" w:hAnsi="Times New Roman" w:cs="Times New Roman"/>
-          <w:color w:val="1F1F1F"/>
-          <w:kern w:val="0"/>
-          <w:sz w:val="24"/>
-          <w:szCs w:val="24"/>
-          <w:lang w:eastAsia="ro-RO"/>
-          <w14:ligatures w14:val="none"/>
-        </w:rPr>
-        <w:t>corrupted</w:t>
-      </w:r>
-      <w:proofErr w:type="spellEnd"/>
-      <w:r>
-        <w:rPr>
-          <w:rFonts w:ascii="Times New Roman" w:eastAsia="Times New Roman" w:hAnsi="Times New Roman" w:cs="Times New Roman"/>
-          <w:color w:val="1F1F1F"/>
-          <w:kern w:val="0"/>
-          <w:sz w:val="24"/>
-          <w:szCs w:val="24"/>
-          <w:lang w:eastAsia="ro-RO"/>
-          <w14:ligatures w14:val="none"/>
-        </w:rPr>
-        <w:t xml:space="preserve"> data </w:t>
-      </w:r>
-      <w:proofErr w:type="spellStart"/>
-      <w:r>
-        <w:rPr>
-          <w:rFonts w:ascii="Times New Roman" w:eastAsia="Times New Roman" w:hAnsi="Times New Roman" w:cs="Times New Roman"/>
-          <w:color w:val="1F1F1F"/>
-          <w:kern w:val="0"/>
-          <w:sz w:val="24"/>
-          <w:szCs w:val="24"/>
-          <w:lang w:eastAsia="ro-RO"/>
-          <w14:ligatures w14:val="none"/>
-        </w:rPr>
-        <w:t>from</w:t>
-      </w:r>
-      <w:proofErr w:type="spellEnd"/>
-      <w:r>
-        <w:rPr>
-          <w:rFonts w:ascii="Times New Roman" w:eastAsia="Times New Roman" w:hAnsi="Times New Roman" w:cs="Times New Roman"/>
-          <w:color w:val="1F1F1F"/>
-          <w:kern w:val="0"/>
-          <w:sz w:val="24"/>
-          <w:szCs w:val="24"/>
-          <w:lang w:eastAsia="ro-RO"/>
-          <w14:ligatures w14:val="none"/>
-        </w:rPr>
-        <w:t xml:space="preserve"> </w:t>
-      </w:r>
-      <w:proofErr w:type="spellStart"/>
-      <w:r>
-        <w:rPr>
-          <w:rFonts w:ascii="Times New Roman" w:eastAsia="Times New Roman" w:hAnsi="Times New Roman" w:cs="Times New Roman"/>
-          <w:color w:val="1F1F1F"/>
-          <w:kern w:val="0"/>
-          <w:sz w:val="24"/>
-          <w:szCs w:val="24"/>
-          <w:lang w:eastAsia="ro-RO"/>
-          <w14:ligatures w14:val="none"/>
-        </w:rPr>
-        <w:t>reaching</w:t>
-      </w:r>
-      <w:proofErr w:type="spellEnd"/>
-      <w:r>
-        <w:rPr>
-          <w:rFonts w:ascii="Times New Roman" w:eastAsia="Times New Roman" w:hAnsi="Times New Roman" w:cs="Times New Roman"/>
-          <w:color w:val="1F1F1F"/>
-          <w:kern w:val="0"/>
-          <w:sz w:val="24"/>
-          <w:szCs w:val="24"/>
-          <w:lang w:eastAsia="ro-RO"/>
-          <w14:ligatures w14:val="none"/>
-        </w:rPr>
-        <w:t xml:space="preserve"> </w:t>
-      </w:r>
-      <w:proofErr w:type="spellStart"/>
-      <w:r>
-        <w:rPr>
-          <w:rFonts w:ascii="Times New Roman" w:eastAsia="Times New Roman" w:hAnsi="Times New Roman" w:cs="Times New Roman"/>
-          <w:color w:val="1F1F1F"/>
-          <w:kern w:val="0"/>
-          <w:sz w:val="24"/>
-          <w:szCs w:val="24"/>
-          <w:lang w:eastAsia="ro-RO"/>
-          <w14:ligatures w14:val="none"/>
+          <w:rFonts w:ascii="Times New Roman" w:hAnsi="Times New Roman"/>
+          <w:sz w:val="24"/>
+          <w:lang w:eastAsia="ro-RO"/>
+        </w:rPr>
+        <w:t xml:space="preserve"> </w:t>
+      </w:r>
+      <w:proofErr w:type="spellStart"/>
+      <w:r>
+        <w:rPr>
+          <w:rFonts w:ascii="Times New Roman" w:hAnsi="Times New Roman"/>
+          <w:sz w:val="24"/>
+          <w:lang w:eastAsia="ro-RO"/>
         </w:rPr>
         <w:t>downstream</w:t>
       </w:r>
       <w:proofErr w:type="spellEnd"/>
       <w:r>
         <w:rPr>
-          <w:rFonts w:ascii="Times New Roman" w:eastAsia="Times New Roman" w:hAnsi="Times New Roman" w:cs="Times New Roman"/>
-          <w:color w:val="1F1F1F"/>
-          <w:kern w:val="0"/>
-          <w:sz w:val="24"/>
-          <w:szCs w:val="24"/>
-          <w:lang w:eastAsia="ro-RO"/>
-          <w14:ligatures w14:val="none"/>
-        </w:rPr>
-        <w:t xml:space="preserve"> </w:t>
-      </w:r>
-      <w:proofErr w:type="spellStart"/>
-      <w:r>
-        <w:rPr>
-          <w:rFonts w:ascii="Times New Roman" w:eastAsia="Times New Roman" w:hAnsi="Times New Roman" w:cs="Times New Roman"/>
-          <w:color w:val="1F1F1F"/>
-          <w:kern w:val="0"/>
-          <w:sz w:val="24"/>
-          <w:szCs w:val="24"/>
-          <w:lang w:eastAsia="ro-RO"/>
-          <w14:ligatures w14:val="none"/>
-        </w:rPr>
-        <w:t>analytics</w:t>
-      </w:r>
-      <w:proofErr w:type="spellEnd"/>
-      <w:r>
-        <w:rPr>
-          <w:rFonts w:ascii="Times New Roman" w:eastAsia="Times New Roman" w:hAnsi="Times New Roman" w:cs="Times New Roman"/>
-          <w:color w:val="1F1F1F"/>
-          <w:kern w:val="0"/>
-          <w:sz w:val="24"/>
-          <w:szCs w:val="24"/>
-          <w:lang w:eastAsia="ro-RO"/>
-          <w14:ligatures w14:val="none"/>
+          <w:rFonts w:ascii="Times New Roman" w:hAnsi="Times New Roman"/>
+          <w:sz w:val="24"/>
+          <w:lang w:eastAsia="ro-RO"/>
+        </w:rPr>
+        <w:t xml:space="preserve"> </w:t>
+      </w:r>
+      <w:proofErr w:type="spellStart"/>
+      <w:r>
+        <w:rPr>
+          <w:rFonts w:ascii="Times New Roman" w:hAnsi="Times New Roman"/>
+          <w:sz w:val="24"/>
+          <w:lang w:eastAsia="ro-RO"/>
+        </w:rPr>
+        <w:t>reporting</w:t>
+      </w:r>
+      <w:proofErr w:type="spellEnd"/>
+      <w:r>
+        <w:rPr>
+          <w:rFonts w:ascii="Times New Roman" w:hAnsi="Times New Roman"/>
+          <w:sz w:val="24"/>
+          <w:lang w:eastAsia="ro-RO"/>
         </w:rPr>
         <w:t>.</w:t>
       </w:r>
@@ -14088,6 +13956,7 @@
           <w:ilvl w:val="0"/>
           <w:numId w:val="30"/>
         </w:numPr>
+        <w:jc w:val="both"/>
         <w:rPr>
           <w:rFonts w:ascii="Times New Roman" w:hAnsi="Times New Roman" w:cs="Times New Roman"/>
           <w:sz w:val="24"/>
@@ -14180,55 +14049,7 @@
           <w:sz w:val="24"/>
           <w:szCs w:val="24"/>
         </w:rPr>
-        <w:t xml:space="preserve"> (</w:t>
-      </w:r>
-      <w:proofErr w:type="spellStart"/>
-      <w:r>
-        <w:rPr>
-          <w:rFonts w:ascii="Times New Roman" w:hAnsi="Times New Roman" w:cs="Times New Roman"/>
-          <w:sz w:val="24"/>
-          <w:szCs w:val="24"/>
-        </w:rPr>
-        <w:t>unique</w:t>
-      </w:r>
-      <w:proofErr w:type="spellEnd"/>
-      <w:r>
-        <w:rPr>
-          <w:rFonts w:ascii="Times New Roman" w:hAnsi="Times New Roman" w:cs="Times New Roman"/>
-          <w:b/>
-          <w:bCs/>
-          <w:sz w:val="24"/>
-          <w:szCs w:val="24"/>
-        </w:rPr>
-        <w:t xml:space="preserve">, </w:t>
-      </w:r>
-      <w:proofErr w:type="spellStart"/>
-      <w:r>
-        <w:rPr>
-          <w:rFonts w:ascii="Times New Roman" w:hAnsi="Times New Roman" w:cs="Times New Roman"/>
-          <w:sz w:val="24"/>
-          <w:szCs w:val="24"/>
-        </w:rPr>
-        <w:t>not_null</w:t>
-      </w:r>
-      <w:proofErr w:type="spellEnd"/>
-      <w:r>
-        <w:rPr>
-          <w:rFonts w:ascii="Times New Roman" w:hAnsi="Times New Roman" w:cs="Times New Roman"/>
-          <w:b/>
-          <w:bCs/>
-          <w:sz w:val="24"/>
-          <w:szCs w:val="24"/>
-        </w:rPr>
-        <w:t>):</w:t>
-      </w:r>
-      <w:r>
-        <w:rPr>
-          <w:rFonts w:ascii="Times New Roman" w:hAnsi="Times New Roman" w:cs="Times New Roman"/>
-          <w:sz w:val="24"/>
-          <w:szCs w:val="24"/>
-        </w:rPr>
-        <w:t xml:space="preserve"> </w:t>
+        <w:t xml:space="preserve">: </w:t>
       </w:r>
       <w:proofErr w:type="spellStart"/>
       <w:r>
@@ -14615,6 +14436,7 @@
           <w:ilvl w:val="0"/>
           <w:numId w:val="30"/>
         </w:numPr>
+        <w:jc w:val="both"/>
         <w:rPr>
           <w:rFonts w:ascii="Times New Roman" w:hAnsi="Times New Roman" w:cs="Times New Roman"/>
           <w:sz w:val="24"/>
@@ -14663,27 +14485,7 @@
           <w:sz w:val="24"/>
           <w:szCs w:val="24"/>
         </w:rPr>
-        <w:t xml:space="preserve"> (</w:t>
-      </w:r>
-      <w:proofErr w:type="spellStart"/>
-      <w:r>
-        <w:rPr>
-          <w:rFonts w:ascii="Times New Roman" w:hAnsi="Times New Roman" w:cs="Times New Roman"/>
-          <w:sz w:val="24"/>
-          <w:szCs w:val="24"/>
-        </w:rPr>
-        <w:t>relationships</w:t>
-      </w:r>
-      <w:proofErr w:type="spellEnd"/>
-      <w:r>
-        <w:rPr>
-          <w:rFonts w:ascii="Times New Roman" w:hAnsi="Times New Roman" w:cs="Times New Roman"/>
-          <w:b/>
-          <w:bCs/>
-          <w:sz w:val="24"/>
-          <w:szCs w:val="24"/>
-        </w:rPr>
-        <w:t>):</w:t>
+        <w:t>:</w:t>
       </w:r>
       <w:r>
         <w:rPr>
@@ -15078,6 +14880,7 @@
           <w:ilvl w:val="0"/>
           <w:numId w:val="30"/>
         </w:numPr>
+        <w:jc w:val="both"/>
         <w:rPr>
           <w:rFonts w:ascii="Times New Roman" w:hAnsi="Times New Roman" w:cs="Times New Roman"/>
           <w:sz w:val="24"/>
@@ -15461,6 +15264,7 @@
           <w:ilvl w:val="0"/>
           <w:numId w:val="30"/>
         </w:numPr>
+        <w:jc w:val="both"/>
         <w:rPr>
           <w:rFonts w:ascii="Times New Roman" w:hAnsi="Times New Roman" w:cs="Times New Roman"/>
           <w:sz w:val="24"/>
@@ -15553,27 +15357,7 @@
           <w:sz w:val="24"/>
           <w:szCs w:val="24"/>
         </w:rPr>
-        <w:t xml:space="preserve"> (</w:t>
-      </w:r>
-      <w:proofErr w:type="spellStart"/>
-      <w:r>
-        <w:rPr>
-          <w:rFonts w:ascii="Times New Roman" w:hAnsi="Times New Roman" w:cs="Times New Roman"/>
-          <w:sz w:val="24"/>
-          <w:szCs w:val="24"/>
-        </w:rPr>
-        <w:t>test_start_year_not_future</w:t>
-      </w:r>
-      <w:proofErr w:type="spellEnd"/>
-      <w:r>
-        <w:rPr>
-          <w:rFonts w:ascii="Times New Roman" w:hAnsi="Times New Roman" w:cs="Times New Roman"/>
-          <w:b/>
-          <w:bCs/>
-          <w:sz w:val="24"/>
-          <w:szCs w:val="24"/>
-        </w:rPr>
-        <w:t>):</w:t>
+        <w:t>:</w:t>
       </w:r>
       <w:r>
         <w:rPr>
@@ -16713,33 +16497,7 @@
           <w:lang w:eastAsia="ro-RO"/>
           <w14:ligatures w14:val="none"/>
         </w:rPr>
-        <w:t xml:space="preserve"> clone &lt;</w:t>
-      </w:r>
-      <w:proofErr w:type="spellStart"/>
-      <w:r>
-        <w:rPr>
-          <w:rFonts w:ascii="Times New Roman" w:eastAsia="Times New Roman" w:hAnsi="Times New Roman" w:cs="Times New Roman"/>
-          <w:color w:val="1F1F1F"/>
-          <w:kern w:val="0"/>
-          <w:sz w:val="24"/>
-          <w:szCs w:val="24"/>
-          <w:lang w:eastAsia="ro-RO"/>
-          <w14:ligatures w14:val="none"/>
-        </w:rPr>
-        <w:t>link_repo</w:t>
-      </w:r>
-      <w:proofErr w:type="spellEnd"/>
-      <w:r>
-        <w:rPr>
-          <w:rFonts w:ascii="Times New Roman" w:eastAsia="Times New Roman" w:hAnsi="Times New Roman" w:cs="Times New Roman"/>
-          <w:color w:val="1F1F1F"/>
-          <w:kern w:val="0"/>
-          <w:sz w:val="24"/>
-          <w:szCs w:val="24"/>
-          <w:lang w:eastAsia="ro-RO"/>
-          <w14:ligatures w14:val="none"/>
-        </w:rPr>
-        <w:t>&gt;</w:t>
+        <w:t xml:space="preserve"> clone https://github.com/nicola3180/IMDbProject.git</w:t>
       </w:r>
     </w:p>
     <w:p>
@@ -16779,7 +16537,7 @@
           <w:lang w:eastAsia="ro-RO"/>
           <w14:ligatures w14:val="none"/>
         </w:rPr>
-        <w:t>imdbProject</w:t>
+        <w:t>IMDbProject</w:t>
       </w:r>
       <w:proofErr w:type="spellEnd"/>
     </w:p>
@@ -19241,510 +18999,8 @@
     </w:p>
     <w:p>
       <w:pPr>
-        <w:numPr>
-          <w:ilvl w:val="1"/>
-          <w:numId w:val="31"/>
-        </w:numPr>
         <w:spacing w:after="0" w:line="240" w:lineRule="auto"/>
-        <w:rPr>
-          <w:rFonts w:ascii="Times New Roman" w:eastAsia="Times New Roman" w:hAnsi="Times New Roman" w:cs="Times New Roman"/>
-          <w:color w:val="1F1F1F"/>
-          <w:kern w:val="0"/>
-          <w:sz w:val="24"/>
-          <w:szCs w:val="24"/>
-          <w:lang w:eastAsia="ro-RO"/>
-          <w14:ligatures w14:val="none"/>
-        </w:rPr>
-      </w:pPr>
-      <w:r>
-        <w:rPr>
-          <w:rFonts w:ascii="Times New Roman" w:eastAsia="Times New Roman" w:hAnsi="Times New Roman" w:cs="Times New Roman"/>
-          <w:color w:val="1F1F1F"/>
-          <w:kern w:val="0"/>
-          <w:sz w:val="24"/>
-          <w:szCs w:val="24"/>
-          <w:lang w:eastAsia="ro-RO"/>
-          <w14:ligatures w14:val="none"/>
-        </w:rPr>
-        <w:t xml:space="preserve">Generate </w:t>
-      </w:r>
-      <w:proofErr w:type="spellStart"/>
-      <w:r>
-        <w:rPr>
-          <w:rFonts w:ascii="Times New Roman" w:eastAsia="Times New Roman" w:hAnsi="Times New Roman" w:cs="Times New Roman"/>
-          <w:color w:val="1F1F1F"/>
-          <w:kern w:val="0"/>
-          <w:sz w:val="24"/>
-          <w:szCs w:val="24"/>
-          <w:lang w:eastAsia="ro-RO"/>
-          <w14:ligatures w14:val="none"/>
-        </w:rPr>
-        <w:t>the</w:t>
-      </w:r>
-      <w:proofErr w:type="spellEnd"/>
-      <w:r>
-        <w:rPr>
-          <w:rFonts w:ascii="Times New Roman" w:eastAsia="Times New Roman" w:hAnsi="Times New Roman" w:cs="Times New Roman"/>
-          <w:color w:val="1F1F1F"/>
-          <w:kern w:val="0"/>
-          <w:sz w:val="24"/>
-          <w:szCs w:val="24"/>
-          <w:lang w:eastAsia="ro-RO"/>
-          <w14:ligatures w14:val="none"/>
-        </w:rPr>
-        <w:t xml:space="preserve"> interactive </w:t>
-      </w:r>
-      <w:proofErr w:type="spellStart"/>
-      <w:r>
-        <w:rPr>
-          <w:rFonts w:ascii="Times New Roman" w:eastAsia="Times New Roman" w:hAnsi="Times New Roman" w:cs="Times New Roman"/>
-          <w:color w:val="1F1F1F"/>
-          <w:kern w:val="0"/>
-          <w:sz w:val="24"/>
-          <w:szCs w:val="24"/>
-          <w:lang w:eastAsia="ro-RO"/>
-          <w14:ligatures w14:val="none"/>
-        </w:rPr>
-        <w:t>dbt</w:t>
-      </w:r>
-      <w:proofErr w:type="spellEnd"/>
-      <w:r>
-        <w:rPr>
-          <w:rFonts w:ascii="Times New Roman" w:eastAsia="Times New Roman" w:hAnsi="Times New Roman" w:cs="Times New Roman"/>
-          <w:color w:val="1F1F1F"/>
-          <w:kern w:val="0"/>
-          <w:sz w:val="24"/>
-          <w:szCs w:val="24"/>
-          <w:lang w:eastAsia="ro-RO"/>
-          <w14:ligatures w14:val="none"/>
-        </w:rPr>
-        <w:t xml:space="preserve"> </w:t>
-      </w:r>
-      <w:proofErr w:type="spellStart"/>
-      <w:r>
-        <w:rPr>
-          <w:rFonts w:ascii="Times New Roman" w:eastAsia="Times New Roman" w:hAnsi="Times New Roman" w:cs="Times New Roman"/>
-          <w:color w:val="1F1F1F"/>
-          <w:kern w:val="0"/>
-          <w:sz w:val="24"/>
-          <w:szCs w:val="24"/>
-          <w:lang w:eastAsia="ro-RO"/>
-          <w14:ligatures w14:val="none"/>
-        </w:rPr>
-        <w:t>documentation</w:t>
-      </w:r>
-      <w:proofErr w:type="spellEnd"/>
-      <w:r>
-        <w:rPr>
-          <w:rFonts w:ascii="Times New Roman" w:eastAsia="Times New Roman" w:hAnsi="Times New Roman" w:cs="Times New Roman"/>
-          <w:color w:val="1F1F1F"/>
-          <w:kern w:val="0"/>
-          <w:sz w:val="24"/>
-          <w:szCs w:val="24"/>
-          <w:lang w:eastAsia="ro-RO"/>
-          <w14:ligatures w14:val="none"/>
-        </w:rPr>
-        <w:t xml:space="preserve"> </w:t>
-      </w:r>
-      <w:proofErr w:type="spellStart"/>
-      <w:r>
-        <w:rPr>
-          <w:rFonts w:ascii="Times New Roman" w:eastAsia="Times New Roman" w:hAnsi="Times New Roman" w:cs="Times New Roman"/>
-          <w:color w:val="1F1F1F"/>
-          <w:kern w:val="0"/>
-          <w:sz w:val="24"/>
-          <w:szCs w:val="24"/>
-          <w:lang w:eastAsia="ro-RO"/>
-          <w14:ligatures w14:val="none"/>
-        </w:rPr>
-        <w:t>and</w:t>
-      </w:r>
-      <w:proofErr w:type="spellEnd"/>
-      <w:r>
-        <w:rPr>
-          <w:rFonts w:ascii="Times New Roman" w:eastAsia="Times New Roman" w:hAnsi="Times New Roman" w:cs="Times New Roman"/>
-          <w:color w:val="1F1F1F"/>
-          <w:kern w:val="0"/>
-          <w:sz w:val="24"/>
-          <w:szCs w:val="24"/>
-          <w:lang w:eastAsia="ro-RO"/>
-          <w14:ligatures w14:val="none"/>
-        </w:rPr>
-        <w:t xml:space="preserve"> data </w:t>
-      </w:r>
-      <w:proofErr w:type="spellStart"/>
-      <w:r>
-        <w:rPr>
-          <w:rFonts w:ascii="Times New Roman" w:eastAsia="Times New Roman" w:hAnsi="Times New Roman" w:cs="Times New Roman"/>
-          <w:color w:val="1F1F1F"/>
-          <w:kern w:val="0"/>
-          <w:sz w:val="24"/>
-          <w:szCs w:val="24"/>
-          <w:lang w:eastAsia="ro-RO"/>
-          <w14:ligatures w14:val="none"/>
-        </w:rPr>
-        <w:t>lineage</w:t>
-      </w:r>
-      <w:proofErr w:type="spellEnd"/>
-      <w:r>
-        <w:rPr>
-          <w:rFonts w:ascii="Times New Roman" w:eastAsia="Times New Roman" w:hAnsi="Times New Roman" w:cs="Times New Roman"/>
-          <w:color w:val="1F1F1F"/>
-          <w:kern w:val="0"/>
-          <w:sz w:val="24"/>
-          <w:szCs w:val="24"/>
-          <w:lang w:eastAsia="ro-RO"/>
-          <w14:ligatures w14:val="none"/>
-        </w:rPr>
-        <w:t xml:space="preserve"> </w:t>
-      </w:r>
-      <w:proofErr w:type="spellStart"/>
-      <w:r>
-        <w:rPr>
-          <w:rFonts w:ascii="Times New Roman" w:eastAsia="Times New Roman" w:hAnsi="Times New Roman" w:cs="Times New Roman"/>
-          <w:color w:val="1F1F1F"/>
-          <w:kern w:val="0"/>
-          <w:sz w:val="24"/>
-          <w:szCs w:val="24"/>
-          <w:lang w:eastAsia="ro-RO"/>
-          <w14:ligatures w14:val="none"/>
-        </w:rPr>
-        <w:t>graph</w:t>
-      </w:r>
-      <w:proofErr w:type="spellEnd"/>
-      <w:r>
-        <w:rPr>
-          <w:rFonts w:ascii="Times New Roman" w:eastAsia="Times New Roman" w:hAnsi="Times New Roman" w:cs="Times New Roman"/>
-          <w:color w:val="1F1F1F"/>
-          <w:kern w:val="0"/>
-          <w:sz w:val="24"/>
-          <w:szCs w:val="24"/>
-          <w:lang w:eastAsia="ro-RO"/>
-          <w14:ligatures w14:val="none"/>
-        </w:rPr>
-        <w:t xml:space="preserve"> </w:t>
-      </w:r>
-      <w:proofErr w:type="spellStart"/>
-      <w:r>
-        <w:rPr>
-          <w:rFonts w:ascii="Times New Roman" w:eastAsia="Times New Roman" w:hAnsi="Times New Roman" w:cs="Times New Roman"/>
-          <w:color w:val="1F1F1F"/>
-          <w:kern w:val="0"/>
-          <w:sz w:val="24"/>
-          <w:szCs w:val="24"/>
-          <w:lang w:eastAsia="ro-RO"/>
-          <w14:ligatures w14:val="none"/>
-        </w:rPr>
-        <w:t>inside</w:t>
-      </w:r>
-      <w:proofErr w:type="spellEnd"/>
-      <w:r>
-        <w:rPr>
-          <w:rFonts w:ascii="Times New Roman" w:eastAsia="Times New Roman" w:hAnsi="Times New Roman" w:cs="Times New Roman"/>
-          <w:color w:val="1F1F1F"/>
-          <w:kern w:val="0"/>
-          <w:sz w:val="24"/>
-          <w:szCs w:val="24"/>
-          <w:lang w:eastAsia="ro-RO"/>
-          <w14:ligatures w14:val="none"/>
-        </w:rPr>
-        <w:t xml:space="preserve"> </w:t>
-      </w:r>
-      <w:proofErr w:type="spellStart"/>
-      <w:r>
-        <w:rPr>
-          <w:rFonts w:ascii="Times New Roman" w:eastAsia="Times New Roman" w:hAnsi="Times New Roman" w:cs="Times New Roman"/>
-          <w:color w:val="1F1F1F"/>
-          <w:kern w:val="0"/>
-          <w:sz w:val="24"/>
-          <w:szCs w:val="24"/>
-          <w:lang w:eastAsia="ro-RO"/>
-          <w14:ligatures w14:val="none"/>
-        </w:rPr>
-        <w:t>the</w:t>
-      </w:r>
-      <w:proofErr w:type="spellEnd"/>
-      <w:r>
-        <w:rPr>
-          <w:rFonts w:ascii="Times New Roman" w:eastAsia="Times New Roman" w:hAnsi="Times New Roman" w:cs="Times New Roman"/>
-          <w:color w:val="1F1F1F"/>
-          <w:kern w:val="0"/>
-          <w:sz w:val="24"/>
-          <w:szCs w:val="24"/>
-          <w:lang w:eastAsia="ro-RO"/>
-          <w14:ligatures w14:val="none"/>
-        </w:rPr>
-        <w:t xml:space="preserve"> container:</w:t>
-      </w:r>
-    </w:p>
-    <w:p>
-      <w:pPr>
-        <w:spacing w:after="0" w:line="240" w:lineRule="auto"/>
-        <w:ind w:left="1440"/>
-        <w:rPr>
-          <w:rFonts w:ascii="Times New Roman" w:eastAsia="Times New Roman" w:hAnsi="Times New Roman" w:cs="Times New Roman"/>
-          <w:color w:val="1F1F1F"/>
-          <w:kern w:val="0"/>
-          <w:sz w:val="24"/>
-          <w:szCs w:val="24"/>
-          <w:lang w:eastAsia="ro-RO"/>
-          <w14:ligatures w14:val="none"/>
-        </w:rPr>
-      </w:pPr>
-    </w:p>
-    <w:p>
-      <w:pPr>
-        <w:spacing w:after="0" w:line="240" w:lineRule="auto"/>
-        <w:ind w:left="1440"/>
-        <w:rPr>
-          <w:rFonts w:ascii="Times New Roman" w:eastAsia="Times New Roman" w:hAnsi="Times New Roman" w:cs="Times New Roman"/>
-          <w:color w:val="1F1F1F"/>
-          <w:kern w:val="0"/>
-          <w:sz w:val="24"/>
-          <w:szCs w:val="24"/>
-          <w:lang w:eastAsia="ro-RO"/>
-          <w14:ligatures w14:val="none"/>
-        </w:rPr>
-      </w:pPr>
-      <w:proofErr w:type="spellStart"/>
-      <w:r>
-        <w:rPr>
-          <w:rFonts w:ascii="Times New Roman" w:eastAsia="Times New Roman" w:hAnsi="Times New Roman" w:cs="Times New Roman"/>
-          <w:color w:val="1F1F1F"/>
-          <w:kern w:val="0"/>
-          <w:sz w:val="24"/>
-          <w:szCs w:val="24"/>
-          <w:lang w:eastAsia="ro-RO"/>
-          <w14:ligatures w14:val="none"/>
-        </w:rPr>
-        <w:t>docker</w:t>
-      </w:r>
-      <w:proofErr w:type="spellEnd"/>
-      <w:r>
-        <w:rPr>
-          <w:rFonts w:ascii="Times New Roman" w:eastAsia="Times New Roman" w:hAnsi="Times New Roman" w:cs="Times New Roman"/>
-          <w:color w:val="1F1F1F"/>
-          <w:kern w:val="0"/>
-          <w:sz w:val="24"/>
-          <w:szCs w:val="24"/>
-          <w:lang w:eastAsia="ro-RO"/>
-          <w14:ligatures w14:val="none"/>
-        </w:rPr>
-        <w:t xml:space="preserve"> </w:t>
-      </w:r>
-      <w:proofErr w:type="spellStart"/>
-      <w:r>
-        <w:rPr>
-          <w:rFonts w:ascii="Times New Roman" w:eastAsia="Times New Roman" w:hAnsi="Times New Roman" w:cs="Times New Roman"/>
-          <w:color w:val="1F1F1F"/>
-          <w:kern w:val="0"/>
-          <w:sz w:val="24"/>
-          <w:szCs w:val="24"/>
-          <w:lang w:eastAsia="ro-RO"/>
-          <w14:ligatures w14:val="none"/>
-        </w:rPr>
-        <w:t>exec</w:t>
-      </w:r>
-      <w:proofErr w:type="spellEnd"/>
-      <w:r>
-        <w:rPr>
-          <w:rFonts w:ascii="Times New Roman" w:eastAsia="Times New Roman" w:hAnsi="Times New Roman" w:cs="Times New Roman"/>
-          <w:color w:val="1F1F1F"/>
-          <w:kern w:val="0"/>
-          <w:sz w:val="24"/>
-          <w:szCs w:val="24"/>
-          <w:lang w:eastAsia="ro-RO"/>
-          <w14:ligatures w14:val="none"/>
-        </w:rPr>
-        <w:t xml:space="preserve"> -it </w:t>
-      </w:r>
-      <w:proofErr w:type="spellStart"/>
-      <w:r>
-        <w:rPr>
-          <w:rFonts w:ascii="Times New Roman" w:eastAsia="Times New Roman" w:hAnsi="Times New Roman" w:cs="Times New Roman"/>
-          <w:color w:val="1F1F1F"/>
-          <w:kern w:val="0"/>
-          <w:sz w:val="24"/>
-          <w:szCs w:val="24"/>
-          <w:lang w:eastAsia="ro-RO"/>
-          <w14:ligatures w14:val="none"/>
-        </w:rPr>
-        <w:t>airflow_imdb</w:t>
-      </w:r>
-      <w:proofErr w:type="spellEnd"/>
-      <w:r>
-        <w:rPr>
-          <w:rFonts w:ascii="Times New Roman" w:eastAsia="Times New Roman" w:hAnsi="Times New Roman" w:cs="Times New Roman"/>
-          <w:color w:val="1F1F1F"/>
-          <w:kern w:val="0"/>
-          <w:sz w:val="24"/>
-          <w:szCs w:val="24"/>
-          <w:lang w:eastAsia="ro-RO"/>
-          <w14:ligatures w14:val="none"/>
-        </w:rPr>
-        <w:t xml:space="preserve"> </w:t>
-      </w:r>
-      <w:proofErr w:type="spellStart"/>
-      <w:r>
-        <w:rPr>
-          <w:rFonts w:ascii="Times New Roman" w:eastAsia="Times New Roman" w:hAnsi="Times New Roman" w:cs="Times New Roman"/>
-          <w:color w:val="1F1F1F"/>
-          <w:kern w:val="0"/>
-          <w:sz w:val="24"/>
-          <w:szCs w:val="24"/>
-          <w:lang w:eastAsia="ro-RO"/>
-          <w14:ligatures w14:val="none"/>
-        </w:rPr>
-        <w:t>bash</w:t>
-      </w:r>
-      <w:proofErr w:type="spellEnd"/>
-      <w:r>
-        <w:rPr>
-          <w:rFonts w:ascii="Times New Roman" w:eastAsia="Times New Roman" w:hAnsi="Times New Roman" w:cs="Times New Roman"/>
-          <w:color w:val="1F1F1F"/>
-          <w:kern w:val="0"/>
-          <w:sz w:val="24"/>
-          <w:szCs w:val="24"/>
-          <w:lang w:eastAsia="ro-RO"/>
-          <w14:ligatures w14:val="none"/>
-        </w:rPr>
-        <w:t xml:space="preserve"> -c "cd /opt/</w:t>
-      </w:r>
-      <w:proofErr w:type="spellStart"/>
-      <w:r>
-        <w:rPr>
-          <w:rFonts w:ascii="Times New Roman" w:eastAsia="Times New Roman" w:hAnsi="Times New Roman" w:cs="Times New Roman"/>
-          <w:color w:val="1F1F1F"/>
-          <w:kern w:val="0"/>
-          <w:sz w:val="24"/>
-          <w:szCs w:val="24"/>
-          <w:lang w:eastAsia="ro-RO"/>
-          <w14:ligatures w14:val="none"/>
-        </w:rPr>
-        <w:t>airflow</w:t>
-      </w:r>
-      <w:proofErr w:type="spellEnd"/>
-      <w:r>
-        <w:rPr>
-          <w:rFonts w:ascii="Times New Roman" w:eastAsia="Times New Roman" w:hAnsi="Times New Roman" w:cs="Times New Roman"/>
-          <w:color w:val="1F1F1F"/>
-          <w:kern w:val="0"/>
-          <w:sz w:val="24"/>
-          <w:szCs w:val="24"/>
-          <w:lang w:eastAsia="ro-RO"/>
-          <w14:ligatures w14:val="none"/>
-        </w:rPr>
-        <w:t>/</w:t>
-      </w:r>
-      <w:proofErr w:type="spellStart"/>
-      <w:r>
-        <w:rPr>
-          <w:rFonts w:ascii="Times New Roman" w:eastAsia="Times New Roman" w:hAnsi="Times New Roman" w:cs="Times New Roman"/>
-          <w:color w:val="1F1F1F"/>
-          <w:kern w:val="0"/>
-          <w:sz w:val="24"/>
-          <w:szCs w:val="24"/>
-          <w:lang w:eastAsia="ro-RO"/>
-          <w14:ligatures w14:val="none"/>
-        </w:rPr>
-        <w:t>dbt_project</w:t>
-      </w:r>
-      <w:proofErr w:type="spellEnd"/>
-      <w:r>
-        <w:rPr>
-          <w:rFonts w:ascii="Times New Roman" w:eastAsia="Times New Roman" w:hAnsi="Times New Roman" w:cs="Times New Roman"/>
-          <w:color w:val="1F1F1F"/>
-          <w:kern w:val="0"/>
-          <w:sz w:val="24"/>
-          <w:szCs w:val="24"/>
-          <w:lang w:eastAsia="ro-RO"/>
-          <w14:ligatures w14:val="none"/>
-        </w:rPr>
-        <w:t xml:space="preserve"> &amp;&amp; </w:t>
-      </w:r>
-      <w:proofErr w:type="spellStart"/>
-      <w:r>
-        <w:rPr>
-          <w:rFonts w:ascii="Times New Roman" w:eastAsia="Times New Roman" w:hAnsi="Times New Roman" w:cs="Times New Roman"/>
-          <w:color w:val="1F1F1F"/>
-          <w:kern w:val="0"/>
-          <w:sz w:val="24"/>
-          <w:szCs w:val="24"/>
-          <w:lang w:eastAsia="ro-RO"/>
-          <w14:ligatures w14:val="none"/>
-        </w:rPr>
-        <w:t>dbt</w:t>
-      </w:r>
-      <w:proofErr w:type="spellEnd"/>
-      <w:r>
-        <w:rPr>
-          <w:rFonts w:ascii="Times New Roman" w:eastAsia="Times New Roman" w:hAnsi="Times New Roman" w:cs="Times New Roman"/>
-          <w:color w:val="1F1F1F"/>
-          <w:kern w:val="0"/>
-          <w:sz w:val="24"/>
-          <w:szCs w:val="24"/>
-          <w:lang w:eastAsia="ro-RO"/>
-          <w14:ligatures w14:val="none"/>
-        </w:rPr>
-        <w:t xml:space="preserve"> </w:t>
-      </w:r>
-      <w:proofErr w:type="spellStart"/>
-      <w:r>
-        <w:rPr>
-          <w:rFonts w:ascii="Times New Roman" w:eastAsia="Times New Roman" w:hAnsi="Times New Roman" w:cs="Times New Roman"/>
-          <w:color w:val="1F1F1F"/>
-          <w:kern w:val="0"/>
-          <w:sz w:val="24"/>
-          <w:szCs w:val="24"/>
-          <w:lang w:eastAsia="ro-RO"/>
-          <w14:ligatures w14:val="none"/>
-        </w:rPr>
-        <w:t>docs</w:t>
-      </w:r>
-      <w:proofErr w:type="spellEnd"/>
-      <w:r>
-        <w:rPr>
-          <w:rFonts w:ascii="Times New Roman" w:eastAsia="Times New Roman" w:hAnsi="Times New Roman" w:cs="Times New Roman"/>
-          <w:color w:val="1F1F1F"/>
-          <w:kern w:val="0"/>
-          <w:sz w:val="24"/>
-          <w:szCs w:val="24"/>
-          <w:lang w:eastAsia="ro-RO"/>
-          <w14:ligatures w14:val="none"/>
-        </w:rPr>
-        <w:t xml:space="preserve"> generate --</w:t>
-      </w:r>
-      <w:proofErr w:type="spellStart"/>
-      <w:r>
-        <w:rPr>
-          <w:rFonts w:ascii="Times New Roman" w:eastAsia="Times New Roman" w:hAnsi="Times New Roman" w:cs="Times New Roman"/>
-          <w:color w:val="1F1F1F"/>
-          <w:kern w:val="0"/>
-          <w:sz w:val="24"/>
-          <w:szCs w:val="24"/>
-          <w:lang w:eastAsia="ro-RO"/>
-          <w14:ligatures w14:val="none"/>
-        </w:rPr>
-        <w:t>profiles-dir</w:t>
-      </w:r>
-      <w:proofErr w:type="spellEnd"/>
-      <w:r>
-        <w:rPr>
-          <w:rFonts w:ascii="Times New Roman" w:eastAsia="Times New Roman" w:hAnsi="Times New Roman" w:cs="Times New Roman"/>
-          <w:color w:val="1F1F1F"/>
-          <w:kern w:val="0"/>
-          <w:sz w:val="24"/>
-          <w:szCs w:val="24"/>
-          <w:lang w:eastAsia="ro-RO"/>
-          <w14:ligatures w14:val="none"/>
-        </w:rPr>
-        <w:t xml:space="preserve"> ."</w:t>
-      </w:r>
-    </w:p>
-    <w:p>
-      <w:pPr>
-        <w:spacing w:after="0" w:line="240" w:lineRule="auto"/>
-        <w:ind w:left="1440"/>
+        <w:ind w:left="708"/>
         <w:rPr>
           <w:rFonts w:ascii="Arial" w:eastAsia="Times New Roman" w:hAnsi="Arial" w:cs="Arial"/>
           <w:color w:val="1F1F1F"/>
@@ -20344,6 +19600,7 @@
     </w:p>
     <w:p>
       <w:pPr>
+        <w:ind w:left="708" w:firstLine="708"/>
         <w:jc w:val="both"/>
         <w:rPr>
           <w:rFonts w:ascii="Times New Roman" w:hAnsi="Times New Roman" w:cs="Times New Roman"/>
@@ -21761,8 +21018,9 @@
             <w14:round/>
           </w14:textOutline>
         </w:rPr>
+        <w:lastRenderedPageBreak/>
         <w:drawing>
-          <wp:anchor distT="0" distB="0" distL="114300" distR="114300" simplePos="0" relativeHeight="251661312" behindDoc="0" locked="0" layoutInCell="1" allowOverlap="1" wp14:anchorId="2912AE55" wp14:editId="25E11C51">
+          <wp:anchor distT="0" distB="0" distL="114300" distR="114300" simplePos="0" relativeHeight="251661312" behindDoc="0" locked="0" layoutInCell="1" allowOverlap="1" wp14:anchorId="2912AE55" wp14:editId="55D475C1">
             <wp:simplePos x="0" y="0"/>
             <wp:positionH relativeFrom="margin">
               <wp:posOffset>-1373</wp:posOffset>
@@ -21876,6 +21134,7 @@
     </w:p>
     <w:p>
       <w:pPr>
+        <w:ind w:firstLine="708"/>
         <w:jc w:val="both"/>
         <w:rPr>
           <w:rFonts w:ascii="Times New Roman" w:hAnsi="Times New Roman" w:cs="Times New Roman"/>
@@ -23432,7 +22691,7 @@
           <w:noProof/>
         </w:rPr>
         <w:drawing>
-          <wp:anchor distT="0" distB="0" distL="114300" distR="114300" simplePos="0" relativeHeight="251663360" behindDoc="0" locked="0" layoutInCell="1" allowOverlap="1" wp14:anchorId="6B3CF0C2" wp14:editId="1CB6A4E8">
+          <wp:anchor distT="0" distB="0" distL="114300" distR="114300" simplePos="0" relativeHeight="251663360" behindDoc="0" locked="0" layoutInCell="1" allowOverlap="1" wp14:anchorId="6B3CF0C2" wp14:editId="31564652">
             <wp:simplePos x="0" y="0"/>
             <wp:positionH relativeFrom="column">
               <wp:posOffset>-137777</wp:posOffset>
@@ -23486,7 +22745,7 @@
           <w:noProof/>
         </w:rPr>
         <w:drawing>
-          <wp:anchor distT="0" distB="0" distL="114300" distR="114300" simplePos="0" relativeHeight="251662336" behindDoc="0" locked="0" layoutInCell="1" allowOverlap="1" wp14:anchorId="036E2AE7" wp14:editId="28ECBA5F">
+          <wp:anchor distT="0" distB="0" distL="114300" distR="114300" simplePos="0" relativeHeight="251662336" behindDoc="0" locked="0" layoutInCell="1" allowOverlap="1" wp14:anchorId="036E2AE7" wp14:editId="4FEF7B33">
             <wp:simplePos x="0" y="0"/>
             <wp:positionH relativeFrom="column">
               <wp:posOffset>-139065</wp:posOffset>
@@ -23554,6 +22813,7 @@
     </w:p>
     <w:p/>
     <w:p/>
+    <w:p/>
     <w:p>
       <w:pPr>
         <w:pStyle w:val="ListParagraph"/>
@@ -23580,6 +22840,7 @@
           <w:sz w:val="24"/>
           <w:szCs w:val="24"/>
         </w:rPr>
+        <w:lastRenderedPageBreak/>
         <w:t>Interpretation</w:t>
       </w:r>
       <w:proofErr w:type="spellEnd"/>
@@ -25415,139 +24676,7 @@
           <w:sz w:val="24"/>
           <w:szCs w:val="24"/>
         </w:rPr>
-        <w:t xml:space="preserve"> overrated titles (overrated_count = 0). The use of NULLIF(..., 0) shields the query from a division-by-zero runtime error, </w:t>
-      </w:r>
-      <w:proofErr w:type="spellStart"/>
-      <w:r>
-        <w:rPr>
-          <w:rFonts w:ascii="Times New Roman" w:hAnsi="Times New Roman" w:cs="Times New Roman"/>
-          <w:b/>
-          <w:bCs/>
-          <w:sz w:val="24"/>
-          <w:szCs w:val="24"/>
-        </w:rPr>
-        <w:t>indicating</w:t>
-      </w:r>
-      <w:proofErr w:type="spellEnd"/>
-      <w:r>
-        <w:rPr>
-          <w:rFonts w:ascii="Times New Roman" w:hAnsi="Times New Roman" w:cs="Times New Roman"/>
-          <w:b/>
-          <w:bCs/>
-          <w:sz w:val="24"/>
-          <w:szCs w:val="24"/>
-        </w:rPr>
-        <w:t xml:space="preserve"> an optimal </w:t>
-      </w:r>
-      <w:proofErr w:type="spellStart"/>
-      <w:r>
-        <w:rPr>
-          <w:rFonts w:ascii="Times New Roman" w:hAnsi="Times New Roman" w:cs="Times New Roman"/>
-          <w:b/>
-          <w:bCs/>
-          <w:sz w:val="24"/>
-          <w:szCs w:val="24"/>
-        </w:rPr>
-        <w:t>positive</w:t>
-      </w:r>
-      <w:proofErr w:type="spellEnd"/>
-      <w:r>
-        <w:rPr>
-          <w:rFonts w:ascii="Times New Roman" w:hAnsi="Times New Roman" w:cs="Times New Roman"/>
-          <w:b/>
-          <w:bCs/>
-          <w:sz w:val="24"/>
-          <w:szCs w:val="24"/>
-        </w:rPr>
-        <w:t xml:space="preserve"> </w:t>
-      </w:r>
-      <w:proofErr w:type="spellStart"/>
-      <w:r>
-        <w:rPr>
-          <w:rFonts w:ascii="Times New Roman" w:hAnsi="Times New Roman" w:cs="Times New Roman"/>
-          <w:b/>
-          <w:bCs/>
-          <w:sz w:val="24"/>
-          <w:szCs w:val="24"/>
-        </w:rPr>
-        <w:t>skew</w:t>
-      </w:r>
-      <w:proofErr w:type="spellEnd"/>
-      <w:r>
-        <w:rPr>
-          <w:rFonts w:ascii="Times New Roman" w:hAnsi="Times New Roman" w:cs="Times New Roman"/>
-          <w:b/>
-          <w:bCs/>
-          <w:sz w:val="24"/>
-          <w:szCs w:val="24"/>
-        </w:rPr>
-        <w:t xml:space="preserve"> (a complete </w:t>
-      </w:r>
-      <w:proofErr w:type="spellStart"/>
-      <w:r>
-        <w:rPr>
-          <w:rFonts w:ascii="Times New Roman" w:hAnsi="Times New Roman" w:cs="Times New Roman"/>
-          <w:b/>
-          <w:bCs/>
-          <w:sz w:val="24"/>
-          <w:szCs w:val="24"/>
-        </w:rPr>
-        <w:t>absence</w:t>
-      </w:r>
-      <w:proofErr w:type="spellEnd"/>
-      <w:r>
-        <w:rPr>
-          <w:rFonts w:ascii="Times New Roman" w:hAnsi="Times New Roman" w:cs="Times New Roman"/>
-          <w:b/>
-          <w:bCs/>
-          <w:sz w:val="24"/>
-          <w:szCs w:val="24"/>
-        </w:rPr>
-        <w:t xml:space="preserve"> of </w:t>
-      </w:r>
-      <w:proofErr w:type="spellStart"/>
-      <w:r>
-        <w:rPr>
-          <w:rFonts w:ascii="Times New Roman" w:hAnsi="Times New Roman" w:cs="Times New Roman"/>
-          <w:b/>
-          <w:bCs/>
-          <w:sz w:val="24"/>
-          <w:szCs w:val="24"/>
-        </w:rPr>
-        <w:t>overrated</w:t>
-      </w:r>
-      <w:proofErr w:type="spellEnd"/>
-      <w:r>
-        <w:rPr>
-          <w:rFonts w:ascii="Times New Roman" w:hAnsi="Times New Roman" w:cs="Times New Roman"/>
-          <w:b/>
-          <w:bCs/>
-          <w:sz w:val="24"/>
-          <w:szCs w:val="24"/>
-        </w:rPr>
-        <w:t xml:space="preserve"> </w:t>
-      </w:r>
-      <w:proofErr w:type="spellStart"/>
-      <w:r>
-        <w:rPr>
-          <w:rFonts w:ascii="Times New Roman" w:hAnsi="Times New Roman" w:cs="Times New Roman"/>
-          <w:b/>
-          <w:bCs/>
-          <w:sz w:val="24"/>
-          <w:szCs w:val="24"/>
-        </w:rPr>
-        <w:t>productions</w:t>
-      </w:r>
-      <w:proofErr w:type="spellEnd"/>
-      <w:r>
-        <w:rPr>
-          <w:rFonts w:ascii="Times New Roman" w:hAnsi="Times New Roman" w:cs="Times New Roman"/>
-          <w:b/>
-          <w:bCs/>
-          <w:sz w:val="24"/>
-          <w:szCs w:val="24"/>
-        </w:rPr>
-        <w:t>).</w:t>
+        <w:t xml:space="preserve"> overrated titles (overrated_count = 0). The use of NULLIF(..., 0) shields the query from a division-by-zero runtime error, indicating an optimal positive skew (a complete absence of overrated productions).</w:t>
       </w:r>
     </w:p>
     <w:p>
@@ -30649,6 +29778,155 @@
     </w:lvl>
   </w:abstractNum>
   <w:abstractNum w:abstractNumId="9" w15:restartNumberingAfterBreak="0">
+    <w:nsid w:val="24D41A30"/>
+    <w:multiLevelType w:val="multilevel"/>
+    <w:tmpl w:val="D3BC89BA"/>
+    <w:lvl w:ilvl="0">
+      <w:start w:val="1"/>
+      <w:numFmt w:val="bullet"/>
+      <w:lvlText w:val=""/>
+      <w:lvlJc w:val="left"/>
+      <w:pPr>
+        <w:tabs>
+          <w:tab w:val="num" w:pos="720"/>
+        </w:tabs>
+        <w:ind w:left="720" w:hanging="360"/>
+      </w:pPr>
+      <w:rPr>
+        <w:rFonts w:ascii="Symbol" w:hAnsi="Symbol" w:hint="default"/>
+        <w:sz w:val="20"/>
+      </w:rPr>
+    </w:lvl>
+    <w:lvl w:ilvl="1" w:tentative="1">
+      <w:start w:val="1"/>
+      <w:numFmt w:val="bullet"/>
+      <w:lvlText w:val="o"/>
+      <w:lvlJc w:val="left"/>
+      <w:pPr>
+        <w:tabs>
+          <w:tab w:val="num" w:pos="1440"/>
+        </w:tabs>
+        <w:ind w:left="1440" w:hanging="360"/>
+      </w:pPr>
+      <w:rPr>
+        <w:rFonts w:ascii="Courier New" w:hAnsi="Courier New" w:hint="default"/>
+        <w:sz w:val="20"/>
+      </w:rPr>
+    </w:lvl>
+    <w:lvl w:ilvl="2" w:tentative="1">
+      <w:start w:val="1"/>
+      <w:numFmt w:val="bullet"/>
+      <w:lvlText w:val=""/>
+      <w:lvlJc w:val="left"/>
+      <w:pPr>
+        <w:tabs>
+          <w:tab w:val="num" w:pos="2160"/>
+        </w:tabs>
+        <w:ind w:left="2160" w:hanging="360"/>
+      </w:pPr>
+      <w:rPr>
+        <w:rFonts w:ascii="Wingdings" w:hAnsi="Wingdings" w:hint="default"/>
+        <w:sz w:val="20"/>
+      </w:rPr>
+    </w:lvl>
+    <w:lvl w:ilvl="3" w:tentative="1">
+      <w:start w:val="1"/>
+      <w:numFmt w:val="bullet"/>
+      <w:lvlText w:val=""/>
+      <w:lvlJc w:val="left"/>
+      <w:pPr>
+        <w:tabs>
+          <w:tab w:val="num" w:pos="2880"/>
+        </w:tabs>
+        <w:ind w:left="2880" w:hanging="360"/>
+      </w:pPr>
+      <w:rPr>
+        <w:rFonts w:ascii="Wingdings" w:hAnsi="Wingdings" w:hint="default"/>
+        <w:sz w:val="20"/>
+      </w:rPr>
+    </w:lvl>
+    <w:lvl w:ilvl="4" w:tentative="1">
+      <w:start w:val="1"/>
+      <w:numFmt w:val="bullet"/>
+      <w:lvlText w:val=""/>
+      <w:lvlJc w:val="left"/>
+      <w:pPr>
+        <w:tabs>
+          <w:tab w:val="num" w:pos="3600"/>
+        </w:tabs>
+        <w:ind w:left="3600" w:hanging="360"/>
+      </w:pPr>
+      <w:rPr>
+        <w:rFonts w:ascii="Wingdings" w:hAnsi="Wingdings" w:hint="default"/>
+        <w:sz w:val="20"/>
+      </w:rPr>
+    </w:lvl>
+    <w:lvl w:ilvl="5" w:tentative="1">
+      <w:start w:val="1"/>
+      <w:numFmt w:val="bullet"/>
+      <w:lvlText w:val=""/>
+      <w:lvlJc w:val="left"/>
+      <w:pPr>
+        <w:tabs>
+          <w:tab w:val="num" w:pos="4320"/>
+        </w:tabs>
+        <w:ind w:left="4320" w:hanging="360"/>
+      </w:pPr>
+      <w:rPr>
+        <w:rFonts w:ascii="Wingdings" w:hAnsi="Wingdings" w:hint="default"/>
+        <w:sz w:val="20"/>
+      </w:rPr>
+    </w:lvl>
+    <w:lvl w:ilvl="6" w:tentative="1">
+      <w:start w:val="1"/>
+      <w:numFmt w:val="bullet"/>
+      <w:lvlText w:val=""/>
+      <w:lvlJc w:val="left"/>
+      <w:pPr>
+        <w:tabs>
+          <w:tab w:val="num" w:pos="5040"/>
+        </w:tabs>
+        <w:ind w:left="5040" w:hanging="360"/>
+      </w:pPr>
+      <w:rPr>
+        <w:rFonts w:ascii="Wingdings" w:hAnsi="Wingdings" w:hint="default"/>
+        <w:sz w:val="20"/>
+      </w:rPr>
+    </w:lvl>
+    <w:lvl w:ilvl="7" w:tentative="1">
+      <w:start w:val="1"/>
+      <w:numFmt w:val="bullet"/>
+      <w:lvlText w:val=""/>
+      <w:lvlJc w:val="left"/>
+      <w:pPr>
+        <w:tabs>
+          <w:tab w:val="num" w:pos="5760"/>
+        </w:tabs>
+        <w:ind w:left="5760" w:hanging="360"/>
+      </w:pPr>
+      <w:rPr>
+        <w:rFonts w:ascii="Wingdings" w:hAnsi="Wingdings" w:hint="default"/>
+        <w:sz w:val="20"/>
+      </w:rPr>
+    </w:lvl>
+    <w:lvl w:ilvl="8" w:tentative="1">
+      <w:start w:val="1"/>
+      <w:numFmt w:val="bullet"/>
+      <w:lvlText w:val=""/>
+      <w:lvlJc w:val="left"/>
+      <w:pPr>
+        <w:tabs>
+          <w:tab w:val="num" w:pos="6480"/>
+        </w:tabs>
+        <w:ind w:left="6480" w:hanging="360"/>
+      </w:pPr>
+      <w:rPr>
+        <w:rFonts w:ascii="Wingdings" w:hAnsi="Wingdings" w:hint="default"/>
+        <w:sz w:val="20"/>
+      </w:rPr>
+    </w:lvl>
+  </w:abstractNum>
+  <w:abstractNum w:abstractNumId="10" w15:restartNumberingAfterBreak="0">
     <w:nsid w:val="2ADE3275"/>
     <w:multiLevelType w:val="multilevel"/>
     <w:tmpl w:val="9C107E94"/>
@@ -30797,7 +30075,7 @@
       </w:rPr>
     </w:lvl>
   </w:abstractNum>
-  <w:abstractNum w:abstractNumId="10" w15:restartNumberingAfterBreak="0">
+  <w:abstractNum w:abstractNumId="11" w15:restartNumberingAfterBreak="0">
     <w:nsid w:val="2B65737B"/>
     <w:multiLevelType w:val="multilevel"/>
     <w:tmpl w:val="2BD28F1E"/>
@@ -30914,7 +30192,7 @@
       </w:pPr>
     </w:lvl>
   </w:abstractNum>
-  <w:abstractNum w:abstractNumId="11" w15:restartNumberingAfterBreak="0">
+  <w:abstractNum w:abstractNumId="12" w15:restartNumberingAfterBreak="0">
     <w:nsid w:val="2C492A50"/>
     <w:multiLevelType w:val="multilevel"/>
     <w:tmpl w:val="DDEC49F6"/>
@@ -31063,7 +30341,7 @@
       </w:rPr>
     </w:lvl>
   </w:abstractNum>
-  <w:abstractNum w:abstractNumId="12" w15:restartNumberingAfterBreak="0">
+  <w:abstractNum w:abstractNumId="13" w15:restartNumberingAfterBreak="0">
     <w:nsid w:val="2CF9038B"/>
     <w:multiLevelType w:val="multilevel"/>
     <w:tmpl w:val="1BFAB070"/>
@@ -31212,7 +30490,7 @@
       </w:rPr>
     </w:lvl>
   </w:abstractNum>
-  <w:abstractNum w:abstractNumId="13" w15:restartNumberingAfterBreak="0">
+  <w:abstractNum w:abstractNumId="14" w15:restartNumberingAfterBreak="0">
     <w:nsid w:val="2D543877"/>
     <w:multiLevelType w:val="multilevel"/>
     <w:tmpl w:val="D098CEB6"/>
@@ -31361,7 +30639,7 @@
       </w:rPr>
     </w:lvl>
   </w:abstractNum>
-  <w:abstractNum w:abstractNumId="14" w15:restartNumberingAfterBreak="0">
+  <w:abstractNum w:abstractNumId="15" w15:restartNumberingAfterBreak="0">
     <w:nsid w:val="307C3B05"/>
     <w:multiLevelType w:val="multilevel"/>
     <w:tmpl w:val="E4A4E916"/>
@@ -31510,7 +30788,7 @@
       </w:rPr>
     </w:lvl>
   </w:abstractNum>
-  <w:abstractNum w:abstractNumId="15" w15:restartNumberingAfterBreak="0">
+  <w:abstractNum w:abstractNumId="16" w15:restartNumberingAfterBreak="0">
     <w:nsid w:val="388A4D14"/>
     <w:multiLevelType w:val="multilevel"/>
     <w:tmpl w:val="98CAE626"/>
@@ -31659,7 +30937,7 @@
       </w:rPr>
     </w:lvl>
   </w:abstractNum>
-  <w:abstractNum w:abstractNumId="16" w15:restartNumberingAfterBreak="0">
+  <w:abstractNum w:abstractNumId="17" w15:restartNumberingAfterBreak="0">
     <w:nsid w:val="3C2521A0"/>
     <w:multiLevelType w:val="multilevel"/>
     <w:tmpl w:val="84EE144C"/>
@@ -31772,7 +31050,7 @@
       </w:pPr>
     </w:lvl>
   </w:abstractNum>
-  <w:abstractNum w:abstractNumId="17" w15:restartNumberingAfterBreak="0">
+  <w:abstractNum w:abstractNumId="18" w15:restartNumberingAfterBreak="0">
     <w:nsid w:val="3DB87CD1"/>
     <w:multiLevelType w:val="multilevel"/>
     <w:tmpl w:val="5D48F81E"/>
@@ -31921,7 +31199,7 @@
       </w:rPr>
     </w:lvl>
   </w:abstractNum>
-  <w:abstractNum w:abstractNumId="18" w15:restartNumberingAfterBreak="0">
+  <w:abstractNum w:abstractNumId="19" w15:restartNumberingAfterBreak="0">
     <w:nsid w:val="3EC9689D"/>
     <w:multiLevelType w:val="multilevel"/>
     <w:tmpl w:val="3FC01582"/>
@@ -32070,7 +31348,7 @@
       </w:rPr>
     </w:lvl>
   </w:abstractNum>
-  <w:abstractNum w:abstractNumId="19" w15:restartNumberingAfterBreak="0">
+  <w:abstractNum w:abstractNumId="20" w15:restartNumberingAfterBreak="0">
     <w:nsid w:val="3FAD1D8A"/>
     <w:multiLevelType w:val="multilevel"/>
     <w:tmpl w:val="FFF4D32A"/>
@@ -32219,7 +31497,7 @@
       </w:rPr>
     </w:lvl>
   </w:abstractNum>
-  <w:abstractNum w:abstractNumId="20" w15:restartNumberingAfterBreak="0">
+  <w:abstractNum w:abstractNumId="21" w15:restartNumberingAfterBreak="0">
     <w:nsid w:val="3FEB61B6"/>
     <w:multiLevelType w:val="multilevel"/>
     <w:tmpl w:val="9C107E94"/>
@@ -32368,7 +31646,7 @@
       </w:rPr>
     </w:lvl>
   </w:abstractNum>
-  <w:abstractNum w:abstractNumId="21" w15:restartNumberingAfterBreak="0">
+  <w:abstractNum w:abstractNumId="22" w15:restartNumberingAfterBreak="0">
     <w:nsid w:val="41EA67CC"/>
     <w:multiLevelType w:val="multilevel"/>
     <w:tmpl w:val="7D6046D0"/>
@@ -32481,7 +31759,7 @@
       </w:pPr>
     </w:lvl>
   </w:abstractNum>
-  <w:abstractNum w:abstractNumId="22" w15:restartNumberingAfterBreak="0">
+  <w:abstractNum w:abstractNumId="23" w15:restartNumberingAfterBreak="0">
     <w:nsid w:val="43A60CC7"/>
     <w:multiLevelType w:val="multilevel"/>
     <w:tmpl w:val="9C107E94"/>
@@ -32630,7 +31908,7 @@
       </w:rPr>
     </w:lvl>
   </w:abstractNum>
-  <w:abstractNum w:abstractNumId="23" w15:restartNumberingAfterBreak="0">
+  <w:abstractNum w:abstractNumId="24" w15:restartNumberingAfterBreak="0">
     <w:nsid w:val="448E4538"/>
     <w:multiLevelType w:val="multilevel"/>
     <w:tmpl w:val="73E80E04"/>
@@ -32779,7 +32057,7 @@
       </w:rPr>
     </w:lvl>
   </w:abstractNum>
-  <w:abstractNum w:abstractNumId="24" w15:restartNumberingAfterBreak="0">
+  <w:abstractNum w:abstractNumId="25" w15:restartNumberingAfterBreak="0">
     <w:nsid w:val="44CF0E93"/>
     <w:multiLevelType w:val="multilevel"/>
     <w:tmpl w:val="C0F4E4CA"/>
@@ -32928,7 +32206,7 @@
       </w:rPr>
     </w:lvl>
   </w:abstractNum>
-  <w:abstractNum w:abstractNumId="25" w15:restartNumberingAfterBreak="0">
+  <w:abstractNum w:abstractNumId="26" w15:restartNumberingAfterBreak="0">
     <w:nsid w:val="57CD251B"/>
     <w:multiLevelType w:val="multilevel"/>
     <w:tmpl w:val="78502CC4"/>
@@ -33077,7 +32355,7 @@
       </w:rPr>
     </w:lvl>
   </w:abstractNum>
-  <w:abstractNum w:abstractNumId="26" w15:restartNumberingAfterBreak="0">
+  <w:abstractNum w:abstractNumId="27" w15:restartNumberingAfterBreak="0">
     <w:nsid w:val="5AA25284"/>
     <w:multiLevelType w:val="multilevel"/>
     <w:tmpl w:val="90742466"/>
@@ -33226,7 +32504,7 @@
       </w:rPr>
     </w:lvl>
   </w:abstractNum>
-  <w:abstractNum w:abstractNumId="27" w15:restartNumberingAfterBreak="0">
+  <w:abstractNum w:abstractNumId="28" w15:restartNumberingAfterBreak="0">
     <w:nsid w:val="5BB56657"/>
     <w:multiLevelType w:val="multilevel"/>
     <w:tmpl w:val="DC64A79E"/>
@@ -33375,7 +32653,156 @@
       </w:rPr>
     </w:lvl>
   </w:abstractNum>
-  <w:abstractNum w:abstractNumId="28" w15:restartNumberingAfterBreak="0">
+  <w:abstractNum w:abstractNumId="29" w15:restartNumberingAfterBreak="0">
+    <w:nsid w:val="5E2B64CE"/>
+    <w:multiLevelType w:val="multilevel"/>
+    <w:tmpl w:val="FA4250D6"/>
+    <w:lvl w:ilvl="0">
+      <w:start w:val="1"/>
+      <w:numFmt w:val="bullet"/>
+      <w:lvlText w:val=""/>
+      <w:lvlJc w:val="left"/>
+      <w:pPr>
+        <w:tabs>
+          <w:tab w:val="num" w:pos="720"/>
+        </w:tabs>
+        <w:ind w:left="720" w:hanging="360"/>
+      </w:pPr>
+      <w:rPr>
+        <w:rFonts w:ascii="Symbol" w:hAnsi="Symbol" w:hint="default"/>
+        <w:sz w:val="20"/>
+      </w:rPr>
+    </w:lvl>
+    <w:lvl w:ilvl="1" w:tentative="1">
+      <w:start w:val="1"/>
+      <w:numFmt w:val="bullet"/>
+      <w:lvlText w:val="o"/>
+      <w:lvlJc w:val="left"/>
+      <w:pPr>
+        <w:tabs>
+          <w:tab w:val="num" w:pos="1440"/>
+        </w:tabs>
+        <w:ind w:left="1440" w:hanging="360"/>
+      </w:pPr>
+      <w:rPr>
+        <w:rFonts w:ascii="Courier New" w:hAnsi="Courier New" w:hint="default"/>
+        <w:sz w:val="20"/>
+      </w:rPr>
+    </w:lvl>
+    <w:lvl w:ilvl="2" w:tentative="1">
+      <w:start w:val="1"/>
+      <w:numFmt w:val="bullet"/>
+      <w:lvlText w:val=""/>
+      <w:lvlJc w:val="left"/>
+      <w:pPr>
+        <w:tabs>
+          <w:tab w:val="num" w:pos="2160"/>
+        </w:tabs>
+        <w:ind w:left="2160" w:hanging="360"/>
+      </w:pPr>
+      <w:rPr>
+        <w:rFonts w:ascii="Wingdings" w:hAnsi="Wingdings" w:hint="default"/>
+        <w:sz w:val="20"/>
+      </w:rPr>
+    </w:lvl>
+    <w:lvl w:ilvl="3" w:tentative="1">
+      <w:start w:val="1"/>
+      <w:numFmt w:val="bullet"/>
+      <w:lvlText w:val=""/>
+      <w:lvlJc w:val="left"/>
+      <w:pPr>
+        <w:tabs>
+          <w:tab w:val="num" w:pos="2880"/>
+        </w:tabs>
+        <w:ind w:left="2880" w:hanging="360"/>
+      </w:pPr>
+      <w:rPr>
+        <w:rFonts w:ascii="Wingdings" w:hAnsi="Wingdings" w:hint="default"/>
+        <w:sz w:val="20"/>
+      </w:rPr>
+    </w:lvl>
+    <w:lvl w:ilvl="4" w:tentative="1">
+      <w:start w:val="1"/>
+      <w:numFmt w:val="bullet"/>
+      <w:lvlText w:val=""/>
+      <w:lvlJc w:val="left"/>
+      <w:pPr>
+        <w:tabs>
+          <w:tab w:val="num" w:pos="3600"/>
+        </w:tabs>
+        <w:ind w:left="3600" w:hanging="360"/>
+      </w:pPr>
+      <w:rPr>
+        <w:rFonts w:ascii="Wingdings" w:hAnsi="Wingdings" w:hint="default"/>
+        <w:sz w:val="20"/>
+      </w:rPr>
+    </w:lvl>
+    <w:lvl w:ilvl="5" w:tentative="1">
+      <w:start w:val="1"/>
+      <w:numFmt w:val="bullet"/>
+      <w:lvlText w:val=""/>
+      <w:lvlJc w:val="left"/>
+      <w:pPr>
+        <w:tabs>
+          <w:tab w:val="num" w:pos="4320"/>
+        </w:tabs>
+        <w:ind w:left="4320" w:hanging="360"/>
+      </w:pPr>
+      <w:rPr>
+        <w:rFonts w:ascii="Wingdings" w:hAnsi="Wingdings" w:hint="default"/>
+        <w:sz w:val="20"/>
+      </w:rPr>
+    </w:lvl>
+    <w:lvl w:ilvl="6" w:tentative="1">
+      <w:start w:val="1"/>
+      <w:numFmt w:val="bullet"/>
+      <w:lvlText w:val=""/>
+      <w:lvlJc w:val="left"/>
+      <w:pPr>
+        <w:tabs>
+          <w:tab w:val="num" w:pos="5040"/>
+        </w:tabs>
+        <w:ind w:left="5040" w:hanging="360"/>
+      </w:pPr>
+      <w:rPr>
+        <w:rFonts w:ascii="Wingdings" w:hAnsi="Wingdings" w:hint="default"/>
+        <w:sz w:val="20"/>
+      </w:rPr>
+    </w:lvl>
+    <w:lvl w:ilvl="7" w:tentative="1">
+      <w:start w:val="1"/>
+      <w:numFmt w:val="bullet"/>
+      <w:lvlText w:val=""/>
+      <w:lvlJc w:val="left"/>
+      <w:pPr>
+        <w:tabs>
+          <w:tab w:val="num" w:pos="5760"/>
+        </w:tabs>
+        <w:ind w:left="5760" w:hanging="360"/>
+      </w:pPr>
+      <w:rPr>
+        <w:rFonts w:ascii="Wingdings" w:hAnsi="Wingdings" w:hint="default"/>
+        <w:sz w:val="20"/>
+      </w:rPr>
+    </w:lvl>
+    <w:lvl w:ilvl="8" w:tentative="1">
+      <w:start w:val="1"/>
+      <w:numFmt w:val="bullet"/>
+      <w:lvlText w:val=""/>
+      <w:lvlJc w:val="left"/>
+      <w:pPr>
+        <w:tabs>
+          <w:tab w:val="num" w:pos="6480"/>
+        </w:tabs>
+        <w:ind w:left="6480" w:hanging="360"/>
+      </w:pPr>
+      <w:rPr>
+        <w:rFonts w:ascii="Wingdings" w:hAnsi="Wingdings" w:hint="default"/>
+        <w:sz w:val="20"/>
+      </w:rPr>
+    </w:lvl>
+  </w:abstractNum>
+  <w:abstractNum w:abstractNumId="30" w15:restartNumberingAfterBreak="0">
     <w:nsid w:val="61F07A3A"/>
     <w:multiLevelType w:val="multilevel"/>
     <w:tmpl w:val="A538C8A6"/>
@@ -33524,7 +32951,7 @@
       </w:rPr>
     </w:lvl>
   </w:abstractNum>
-  <w:abstractNum w:abstractNumId="29" w15:restartNumberingAfterBreak="0">
+  <w:abstractNum w:abstractNumId="31" w15:restartNumberingAfterBreak="0">
     <w:nsid w:val="641B29D1"/>
     <w:multiLevelType w:val="multilevel"/>
     <w:tmpl w:val="C23C16C2"/>
@@ -33641,7 +33068,7 @@
       </w:pPr>
     </w:lvl>
   </w:abstractNum>
-  <w:abstractNum w:abstractNumId="30" w15:restartNumberingAfterBreak="0">
+  <w:abstractNum w:abstractNumId="32" w15:restartNumberingAfterBreak="0">
     <w:nsid w:val="66133A2E"/>
     <w:multiLevelType w:val="multilevel"/>
     <w:tmpl w:val="47C4BC0C"/>
@@ -33758,7 +33185,7 @@
       </w:pPr>
     </w:lvl>
   </w:abstractNum>
-  <w:abstractNum w:abstractNumId="31" w15:restartNumberingAfterBreak="0">
+  <w:abstractNum w:abstractNumId="33" w15:restartNumberingAfterBreak="0">
     <w:nsid w:val="67696485"/>
     <w:multiLevelType w:val="multilevel"/>
     <w:tmpl w:val="3AE028D4"/>
@@ -33907,7 +33334,7 @@
       </w:rPr>
     </w:lvl>
   </w:abstractNum>
-  <w:abstractNum w:abstractNumId="32" w15:restartNumberingAfterBreak="0">
+  <w:abstractNum w:abstractNumId="34" w15:restartNumberingAfterBreak="0">
     <w:nsid w:val="6B1E204B"/>
     <w:multiLevelType w:val="multilevel"/>
     <w:tmpl w:val="0EFAC904"/>
@@ -34056,7 +33483,7 @@
       </w:rPr>
     </w:lvl>
   </w:abstractNum>
-  <w:abstractNum w:abstractNumId="33" w15:restartNumberingAfterBreak="0">
+  <w:abstractNum w:abstractNumId="35" w15:restartNumberingAfterBreak="0">
     <w:nsid w:val="6C0E1FFD"/>
     <w:multiLevelType w:val="multilevel"/>
     <w:tmpl w:val="D82489C4"/>
@@ -34205,7 +33632,7 @@
       </w:rPr>
     </w:lvl>
   </w:abstractNum>
-  <w:abstractNum w:abstractNumId="34" w15:restartNumberingAfterBreak="0">
+  <w:abstractNum w:abstractNumId="36" w15:restartNumberingAfterBreak="0">
     <w:nsid w:val="6E811DCE"/>
     <w:multiLevelType w:val="multilevel"/>
     <w:tmpl w:val="2084AEF8"/>
@@ -34318,7 +33745,7 @@
       </w:pPr>
     </w:lvl>
   </w:abstractNum>
-  <w:abstractNum w:abstractNumId="35" w15:restartNumberingAfterBreak="0">
+  <w:abstractNum w:abstractNumId="37" w15:restartNumberingAfterBreak="0">
     <w:nsid w:val="74AF31DC"/>
     <w:multiLevelType w:val="multilevel"/>
     <w:tmpl w:val="E670D6BA"/>
@@ -34467,7 +33894,7 @@
       </w:rPr>
     </w:lvl>
   </w:abstractNum>
-  <w:abstractNum w:abstractNumId="36" w15:restartNumberingAfterBreak="0">
+  <w:abstractNum w:abstractNumId="38" w15:restartNumberingAfterBreak="0">
     <w:nsid w:val="76AF7294"/>
     <w:multiLevelType w:val="multilevel"/>
     <w:tmpl w:val="B694C89C"/>
@@ -34616,7 +34043,7 @@
       </w:rPr>
     </w:lvl>
   </w:abstractNum>
-  <w:abstractNum w:abstractNumId="37" w15:restartNumberingAfterBreak="0">
+  <w:abstractNum w:abstractNumId="39" w15:restartNumberingAfterBreak="0">
     <w:nsid w:val="79E8097D"/>
     <w:multiLevelType w:val="multilevel"/>
     <w:tmpl w:val="6FFC71DE"/>
@@ -34765,7 +34192,7 @@
       </w:rPr>
     </w:lvl>
   </w:abstractNum>
-  <w:abstractNum w:abstractNumId="38" w15:restartNumberingAfterBreak="0">
+  <w:abstractNum w:abstractNumId="40" w15:restartNumberingAfterBreak="0">
     <w:nsid w:val="7E74790A"/>
     <w:multiLevelType w:val="multilevel"/>
     <w:tmpl w:val="9C107E94"/>
@@ -34914,7 +34341,7 @@
       </w:rPr>
     </w:lvl>
   </w:abstractNum>
-  <w:abstractNum w:abstractNumId="39" w15:restartNumberingAfterBreak="0">
+  <w:abstractNum w:abstractNumId="41" w15:restartNumberingAfterBreak="0">
     <w:nsid w:val="7EF71B8F"/>
     <w:multiLevelType w:val="multilevel"/>
     <w:tmpl w:val="07D86CA4"/>
@@ -35064,70 +34491,70 @@
     </w:lvl>
   </w:abstractNum>
   <w:num w:numId="1" w16cid:durableId="2042197018">
-    <w:abstractNumId w:val="10"/>
+    <w:abstractNumId w:val="11"/>
   </w:num>
   <w:num w:numId="2" w16cid:durableId="2020430590">
     <w:abstractNumId w:val="6"/>
   </w:num>
   <w:num w:numId="3" w16cid:durableId="1616331943">
-    <w:abstractNumId w:val="31"/>
+    <w:abstractNumId w:val="33"/>
   </w:num>
   <w:num w:numId="4" w16cid:durableId="2110391083">
-    <w:abstractNumId w:val="21"/>
+    <w:abstractNumId w:val="22"/>
   </w:num>
   <w:num w:numId="5" w16cid:durableId="1364862182">
     <w:abstractNumId w:val="4"/>
   </w:num>
   <w:num w:numId="6" w16cid:durableId="1359694552">
-    <w:abstractNumId w:val="25"/>
+    <w:abstractNumId w:val="26"/>
   </w:num>
   <w:num w:numId="7" w16cid:durableId="1622689994">
-    <w:abstractNumId w:val="33"/>
+    <w:abstractNumId w:val="35"/>
   </w:num>
   <w:num w:numId="8" w16cid:durableId="2052877605">
-    <w:abstractNumId w:val="16"/>
+    <w:abstractNumId w:val="17"/>
   </w:num>
   <w:num w:numId="9" w16cid:durableId="1402561667">
-    <w:abstractNumId w:val="30"/>
+    <w:abstractNumId w:val="32"/>
   </w:num>
   <w:num w:numId="10" w16cid:durableId="168495089">
     <w:abstractNumId w:val="0"/>
   </w:num>
   <w:num w:numId="11" w16cid:durableId="652295419">
-    <w:abstractNumId w:val="32"/>
+    <w:abstractNumId w:val="34"/>
   </w:num>
   <w:num w:numId="12" w16cid:durableId="1419594371">
+    <w:abstractNumId w:val="14"/>
+  </w:num>
+  <w:num w:numId="13" w16cid:durableId="1426341410">
+    <w:abstractNumId w:val="27"/>
+  </w:num>
+  <w:num w:numId="14" w16cid:durableId="252786368">
+    <w:abstractNumId w:val="37"/>
+  </w:num>
+  <w:num w:numId="15" w16cid:durableId="763260741">
     <w:abstractNumId w:val="13"/>
   </w:num>
-  <w:num w:numId="13" w16cid:durableId="1426341410">
-    <w:abstractNumId w:val="26"/>
-  </w:num>
-  <w:num w:numId="14" w16cid:durableId="252786368">
-    <w:abstractNumId w:val="35"/>
-  </w:num>
-  <w:num w:numId="15" w16cid:durableId="763260741">
-    <w:abstractNumId w:val="12"/>
-  </w:num>
   <w:num w:numId="16" w16cid:durableId="1540319974">
-    <w:abstractNumId w:val="14"/>
+    <w:abstractNumId w:val="15"/>
   </w:num>
   <w:num w:numId="17" w16cid:durableId="38868603">
     <w:abstractNumId w:val="8"/>
   </w:num>
   <w:num w:numId="18" w16cid:durableId="1265262095">
-    <w:abstractNumId w:val="29"/>
+    <w:abstractNumId w:val="31"/>
   </w:num>
   <w:num w:numId="19" w16cid:durableId="1307122952">
     <w:abstractNumId w:val="3"/>
   </w:num>
   <w:num w:numId="20" w16cid:durableId="1009019694">
-    <w:abstractNumId w:val="38"/>
+    <w:abstractNumId w:val="40"/>
   </w:num>
   <w:num w:numId="21" w16cid:durableId="1850294865">
-    <w:abstractNumId w:val="37"/>
+    <w:abstractNumId w:val="39"/>
   </w:num>
   <w:num w:numId="22" w16cid:durableId="13652425">
-    <w:abstractNumId w:val="34"/>
+    <w:abstractNumId w:val="36"/>
   </w:num>
   <w:num w:numId="23" w16cid:durableId="595098195">
     <w:abstractNumId w:val="2"/>
@@ -35136,52 +34563,58 @@
     <w:abstractNumId w:val="5"/>
   </w:num>
   <w:num w:numId="25" w16cid:durableId="1077442067">
-    <w:abstractNumId w:val="19"/>
+    <w:abstractNumId w:val="20"/>
   </w:num>
   <w:num w:numId="26" w16cid:durableId="1697972703">
-    <w:abstractNumId w:val="27"/>
+    <w:abstractNumId w:val="28"/>
   </w:num>
   <w:num w:numId="27" w16cid:durableId="1657611628">
     <w:abstractNumId w:val="7"/>
   </w:num>
   <w:num w:numId="28" w16cid:durableId="431513891">
-    <w:abstractNumId w:val="17"/>
+    <w:abstractNumId w:val="18"/>
   </w:num>
   <w:num w:numId="29" w16cid:durableId="788671249">
     <w:abstractNumId w:val="1"/>
   </w:num>
   <w:num w:numId="30" w16cid:durableId="1619410545">
-    <w:abstractNumId w:val="15"/>
+    <w:abstractNumId w:val="16"/>
   </w:num>
   <w:num w:numId="31" w16cid:durableId="278147952">
-    <w:abstractNumId w:val="28"/>
+    <w:abstractNumId w:val="30"/>
   </w:num>
   <w:num w:numId="32" w16cid:durableId="876352199">
-    <w:abstractNumId w:val="39"/>
+    <w:abstractNumId w:val="41"/>
   </w:num>
   <w:num w:numId="33" w16cid:durableId="1840651767">
+    <w:abstractNumId w:val="25"/>
+  </w:num>
+  <w:num w:numId="34" w16cid:durableId="805046603">
+    <w:abstractNumId w:val="19"/>
+  </w:num>
+  <w:num w:numId="35" w16cid:durableId="1159931220">
+    <w:abstractNumId w:val="38"/>
+  </w:num>
+  <w:num w:numId="36" w16cid:durableId="35467969">
     <w:abstractNumId w:val="24"/>
   </w:num>
-  <w:num w:numId="34" w16cid:durableId="805046603">
-    <w:abstractNumId w:val="18"/>
+  <w:num w:numId="37" w16cid:durableId="1855604262">
+    <w:abstractNumId w:val="12"/>
   </w:num>
-  <w:num w:numId="35" w16cid:durableId="1159931220">
-    <w:abstractNumId w:val="36"/>
+  <w:num w:numId="38" w16cid:durableId="962929356">
+    <w:abstractNumId w:val="10"/>
   </w:num>
-  <w:num w:numId="36" w16cid:durableId="35467969">
+  <w:num w:numId="39" w16cid:durableId="1000623664">
     <w:abstractNumId w:val="23"/>
   </w:num>
-  <w:num w:numId="37" w16cid:durableId="1855604262">
-    <w:abstractNumId w:val="11"/>
+  <w:num w:numId="40" w16cid:durableId="1195924838">
+    <w:abstractNumId w:val="21"/>
   </w:num>
-  <w:num w:numId="38" w16cid:durableId="962929356">
+  <w:num w:numId="41" w16cid:durableId="441732934">
     <w:abstractNumId w:val="9"/>
   </w:num>
-  <w:num w:numId="39" w16cid:durableId="1000623664">
-    <w:abstractNumId w:val="22"/>
-  </w:num>
-  <w:num w:numId="40" w16cid:durableId="1195924838">
-    <w:abstractNumId w:val="20"/>
+  <w:num w:numId="42" w16cid:durableId="1402210666">
+    <w:abstractNumId w:val="29"/>
   </w:num>
 </w:numbering>
 </file>
@@ -35790,7 +35223,6 @@
   <w:style w:type="character" w:default="1" w:styleId="DefaultParagraphFont">
     <w:name w:val="Default Paragraph Font"/>
     <w:uiPriority w:val="1"/>
-    <w:semiHidden/>
     <w:unhideWhenUsed/>
   </w:style>
   <w:style w:type="table" w:default="1" w:styleId="TableNormal">
